--- a/docs/Отчет.docx
+++ b/docs/Отчет.docx
@@ -98,7 +98,7 @@
           <w:bCs/>
           <w:sz w:val="30"/>
           <w:szCs w:val="30"/>
-          <w:lang w:val="en-US"/>
+          <w:lang w:val="ru-RU"/>
         </w:rPr>
         <w:t xml:space="preserve">: </w:t>
       </w:r>
@@ -1397,6 +1397,7 @@
       <w:r>
         <w:rPr>
           <w:rFonts w:ascii="Times New Roman" w:hAnsi="Times New Roman" w:cs="Times New Roman"/>
+          <w:noProof/>
           <w:sz w:val="24"/>
           <w:szCs w:val="24"/>
           <w:lang w:val="ru-RU"/>
@@ -1452,6 +1453,7 @@
       <w:r>
         <w:rPr>
           <w:rFonts w:ascii="Times New Roman" w:hAnsi="Times New Roman" w:cs="Times New Roman"/>
+          <w:noProof/>
           <w:sz w:val="24"/>
           <w:szCs w:val="24"/>
           <w:lang w:val="ru-RU"/>
@@ -1540,10 +1542,36 @@
           <w:rFonts w:ascii="Times New Roman" w:hAnsi="Times New Roman" w:cs="Times New Roman"/>
           <w:sz w:val="24"/>
           <w:szCs w:val="24"/>
+          <w:lang w:val="ru-RU"/>
+        </w:rPr>
+      </w:pPr>
+      <w:r>
+        <w:rPr>
+          <w:rFonts w:ascii="Times New Roman" w:hAnsi="Times New Roman" w:cs="Times New Roman"/>
+          <w:sz w:val="24"/>
+          <w:szCs w:val="24"/>
+          <w:lang w:val="ru-RU"/>
+        </w:rPr>
+        <w:t xml:space="preserve">Команда </w:t>
+      </w:r>
+      <w:r>
+        <w:rPr>
+          <w:rFonts w:ascii="Times New Roman" w:hAnsi="Times New Roman" w:cs="Times New Roman"/>
+          <w:sz w:val="24"/>
+          <w:szCs w:val="24"/>
           <w:lang w:val="en-US"/>
         </w:rPr>
-      </w:pPr>
-      <w:proofErr w:type="spellStart"/>
+        <w:t>docker</w:t>
+      </w:r>
+      <w:r>
+        <w:rPr>
+          <w:rFonts w:ascii="Times New Roman" w:hAnsi="Times New Roman" w:cs="Times New Roman"/>
+          <w:sz w:val="24"/>
+          <w:szCs w:val="24"/>
+          <w:lang w:val="ru-RU"/>
+        </w:rPr>
+        <w:t xml:space="preserve"> </w:t>
+      </w:r>
       <w:r>
         <w:rPr>
           <w:rFonts w:ascii="Times New Roman" w:hAnsi="Times New Roman" w:cs="Times New Roman"/>
@@ -1551,9 +1579,17 @@
           <w:szCs w:val="24"/>
           <w:lang w:val="en-US"/>
         </w:rPr>
-        <w:t>Команда</w:t>
-      </w:r>
-      <w:proofErr w:type="spellEnd"/>
+        <w:t>images</w:t>
+      </w:r>
+      <w:r>
+        <w:rPr>
+          <w:rFonts w:ascii="Times New Roman" w:hAnsi="Times New Roman" w:cs="Times New Roman"/>
+          <w:sz w:val="24"/>
+          <w:szCs w:val="24"/>
+          <w:lang w:val="ru-RU"/>
+        </w:rPr>
+        <w:t xml:space="preserve"> | </w:t>
+      </w:r>
       <w:r>
         <w:rPr>
           <w:rFonts w:ascii="Times New Roman" w:hAnsi="Times New Roman" w:cs="Times New Roman"/>
@@ -1561,7 +1597,52 @@
           <w:szCs w:val="24"/>
           <w:lang w:val="en-US"/>
         </w:rPr>
-        <w:t xml:space="preserve"> docker images | Select-String lab2:</w:t>
+        <w:t>Select</w:t>
+      </w:r>
+      <w:r>
+        <w:rPr>
+          <w:rFonts w:ascii="Times New Roman" w:hAnsi="Times New Roman" w:cs="Times New Roman"/>
+          <w:sz w:val="24"/>
+          <w:szCs w:val="24"/>
+          <w:lang w:val="ru-RU"/>
+        </w:rPr>
+        <w:t>-</w:t>
+      </w:r>
+      <w:r>
+        <w:rPr>
+          <w:rFonts w:ascii="Times New Roman" w:hAnsi="Times New Roman" w:cs="Times New Roman"/>
+          <w:sz w:val="24"/>
+          <w:szCs w:val="24"/>
+          <w:lang w:val="en-US"/>
+        </w:rPr>
+        <w:t>String</w:t>
+      </w:r>
+      <w:r>
+        <w:rPr>
+          <w:rFonts w:ascii="Times New Roman" w:hAnsi="Times New Roman" w:cs="Times New Roman"/>
+          <w:sz w:val="24"/>
+          <w:szCs w:val="24"/>
+          <w:lang w:val="ru-RU"/>
+        </w:rPr>
+        <w:t xml:space="preserve"> </w:t>
+      </w:r>
+      <w:r>
+        <w:rPr>
+          <w:rFonts w:ascii="Times New Roman" w:hAnsi="Times New Roman" w:cs="Times New Roman"/>
+          <w:sz w:val="24"/>
+          <w:szCs w:val="24"/>
+          <w:lang w:val="en-US"/>
+        </w:rPr>
+        <w:t>lab</w:t>
+      </w:r>
+      <w:r>
+        <w:rPr>
+          <w:rFonts w:ascii="Times New Roman" w:hAnsi="Times New Roman" w:cs="Times New Roman"/>
+          <w:sz w:val="24"/>
+          <w:szCs w:val="24"/>
+          <w:lang w:val="ru-RU"/>
+        </w:rPr>
+        <w:t>2:</w:t>
       </w:r>
     </w:p>
     <w:p>
@@ -1577,6 +1658,7 @@
       <w:r>
         <w:rPr>
           <w:rFonts w:ascii="Times New Roman" w:hAnsi="Times New Roman" w:cs="Times New Roman"/>
+          <w:noProof/>
           <w:sz w:val="24"/>
           <w:szCs w:val="24"/>
           <w:lang w:val="en-US"/>
@@ -1694,6 +1776,7 @@
       <w:r>
         <w:rPr>
           <w:rFonts w:ascii="Times New Roman" w:hAnsi="Times New Roman" w:cs="Times New Roman"/>
+          <w:noProof/>
           <w:sz w:val="24"/>
           <w:szCs w:val="24"/>
           <w:lang w:val="en-US"/>
@@ -1733,6 +1816,3127 @@
             </a:graphic>
           </wp:inline>
         </w:drawing>
+      </w:r>
+    </w:p>
+    <w:p>
+      <w:pPr>
+        <w:rPr>
+          <w:rFonts w:ascii="Times New Roman" w:hAnsi="Times New Roman" w:cs="Times New Roman"/>
+          <w:sz w:val="24"/>
+          <w:szCs w:val="24"/>
+          <w:lang w:val="ru-RU"/>
+        </w:rPr>
+      </w:pPr>
+    </w:p>
+    <w:p>
+      <w:pPr>
+        <w:pBdr>
+          <w:bottom w:val="single" w:sz="6" w:space="1" w:color="auto"/>
+        </w:pBdr>
+        <w:ind w:left="-851"/>
+        <w:rPr>
+          <w:rFonts w:ascii="Times New Roman" w:hAnsi="Times New Roman" w:cs="Times New Roman"/>
+          <w:sz w:val="24"/>
+          <w:szCs w:val="24"/>
+          <w:lang w:val="en-US"/>
+        </w:rPr>
+      </w:pPr>
+    </w:p>
+    <w:p>
+      <w:pPr>
+        <w:ind w:left="-851"/>
+        <w:rPr>
+          <w:rFonts w:ascii="Times New Roman" w:hAnsi="Times New Roman" w:cs="Times New Roman"/>
+          <w:sz w:val="24"/>
+          <w:szCs w:val="24"/>
+          <w:lang w:val="ru-RU"/>
+        </w:rPr>
+      </w:pPr>
+    </w:p>
+    <w:p>
+      <w:pPr>
+        <w:ind w:left="-851"/>
+        <w:rPr>
+          <w:rFonts w:ascii="Times New Roman" w:hAnsi="Times New Roman" w:cs="Times New Roman"/>
+          <w:sz w:val="24"/>
+          <w:szCs w:val="24"/>
+          <w:lang w:val="ru-RU"/>
+        </w:rPr>
+      </w:pPr>
+    </w:p>
+    <w:p>
+      <w:pPr>
+        <w:ind w:left="-1276"/>
+        <w:rPr>
+          <w:rFonts w:ascii="Times New Roman" w:hAnsi="Times New Roman" w:cs="Times New Roman"/>
+          <w:b/>
+          <w:bCs/>
+          <w:sz w:val="36"/>
+          <w:szCs w:val="36"/>
+          <w:lang w:val="ru-RU"/>
+        </w:rPr>
+      </w:pPr>
+      <w:r>
+        <w:rPr>
+          <w:rFonts w:ascii="Times New Roman" w:hAnsi="Times New Roman" w:cs="Times New Roman"/>
+          <w:b/>
+          <w:bCs/>
+          <w:sz w:val="36"/>
+          <w:szCs w:val="36"/>
+          <w:lang w:val="ru-RU"/>
+        </w:rPr>
+        <w:t>Упражнение 2 .2</w:t>
+      </w:r>
+    </w:p>
+    <w:p>
+      <w:pPr>
+        <w:ind w:left="-1276"/>
+        <w:rPr>
+          <w:rFonts w:ascii="Times New Roman" w:hAnsi="Times New Roman" w:cs="Times New Roman"/>
+          <w:sz w:val="24"/>
+          <w:szCs w:val="24"/>
+        </w:rPr>
+      </w:pPr>
+    </w:p>
+    <w:p>
+      <w:pPr>
+        <w:ind w:left="-1276"/>
+        <w:rPr>
+          <w:rFonts w:ascii="Times New Roman" w:hAnsi="Times New Roman" w:cs="Times New Roman"/>
+          <w:sz w:val="24"/>
+          <w:szCs w:val="24"/>
+        </w:rPr>
+      </w:pPr>
+    </w:p>
+    <w:p>
+      <w:pPr>
+        <w:ind w:left="-1276"/>
+        <w:rPr>
+          <w:rFonts w:ascii="Times New Roman" w:hAnsi="Times New Roman" w:cs="Times New Roman"/>
+          <w:sz w:val="24"/>
+          <w:szCs w:val="24"/>
+        </w:rPr>
+      </w:pPr>
+      <w:r>
+        <w:rPr>
+          <w:rFonts w:ascii="Times New Roman" w:hAnsi="Times New Roman" w:cs="Times New Roman"/>
+          <w:sz w:val="24"/>
+          <w:szCs w:val="24"/>
+        </w:rPr>
+        <w:t xml:space="preserve">Упражнение 2.2. Настройка </w:t>
+      </w:r>
+      <w:proofErr w:type="spellStart"/>
+      <w:r>
+        <w:rPr>
+          <w:rFonts w:ascii="Times New Roman" w:hAnsi="Times New Roman" w:cs="Times New Roman"/>
+          <w:sz w:val="24"/>
+          <w:szCs w:val="24"/>
+        </w:rPr>
+        <w:t>RabbitMQ</w:t>
+      </w:r>
+      <w:proofErr w:type="spellEnd"/>
+      <w:r>
+        <w:rPr>
+          <w:rFonts w:ascii="Times New Roman" w:hAnsi="Times New Roman" w:cs="Times New Roman"/>
+          <w:sz w:val="24"/>
+          <w:szCs w:val="24"/>
+        </w:rPr>
+        <w:t xml:space="preserve"> и прохождение уроков 1–3</w:t>
+      </w:r>
+    </w:p>
+    <w:p>
+      <w:pPr>
+        <w:ind w:left="-1276"/>
+        <w:rPr>
+          <w:rFonts w:ascii="Times New Roman" w:hAnsi="Times New Roman" w:cs="Times New Roman"/>
+          <w:sz w:val="24"/>
+          <w:szCs w:val="24"/>
+        </w:rPr>
+      </w:pPr>
+      <w:r>
+        <w:rPr>
+          <w:rFonts w:ascii="Times New Roman" w:hAnsi="Times New Roman" w:cs="Times New Roman"/>
+          <w:sz w:val="24"/>
+          <w:szCs w:val="24"/>
+        </w:rPr>
+        <w:t xml:space="preserve">Часть 1. </w:t>
+      </w:r>
+      <w:proofErr w:type="spellStart"/>
+      <w:r>
+        <w:rPr>
+          <w:rFonts w:ascii="Times New Roman" w:hAnsi="Times New Roman" w:cs="Times New Roman"/>
+          <w:sz w:val="24"/>
+          <w:szCs w:val="24"/>
+        </w:rPr>
+        <w:t>RabbitMQ</w:t>
+      </w:r>
+      <w:proofErr w:type="spellEnd"/>
+      <w:r>
+        <w:rPr>
+          <w:rFonts w:ascii="Times New Roman" w:hAnsi="Times New Roman" w:cs="Times New Roman"/>
+          <w:sz w:val="24"/>
+          <w:szCs w:val="24"/>
+        </w:rPr>
+        <w:t xml:space="preserve"> в </w:t>
+      </w:r>
+      <w:proofErr w:type="spellStart"/>
+      <w:r>
+        <w:rPr>
+          <w:rFonts w:ascii="Times New Roman" w:hAnsi="Times New Roman" w:cs="Times New Roman"/>
+          <w:sz w:val="24"/>
+          <w:szCs w:val="24"/>
+        </w:rPr>
+        <w:t>Docker</w:t>
+      </w:r>
+      <w:proofErr w:type="spellEnd"/>
+    </w:p>
+    <w:p>
+      <w:pPr>
+        <w:ind w:left="-1276"/>
+        <w:rPr>
+          <w:rFonts w:ascii="Times New Roman" w:hAnsi="Times New Roman" w:cs="Times New Roman"/>
+          <w:sz w:val="24"/>
+          <w:szCs w:val="24"/>
+        </w:rPr>
+      </w:pPr>
+      <w:r>
+        <w:rPr>
+          <w:rFonts w:ascii="Times New Roman" w:hAnsi="Times New Roman" w:cs="Times New Roman"/>
+          <w:sz w:val="24"/>
+          <w:szCs w:val="24"/>
+        </w:rPr>
+        <w:t xml:space="preserve">Брокер сообщений </w:t>
+      </w:r>
+      <w:proofErr w:type="spellStart"/>
+      <w:r>
+        <w:rPr>
+          <w:rFonts w:ascii="Times New Roman" w:hAnsi="Times New Roman" w:cs="Times New Roman"/>
+          <w:sz w:val="24"/>
+          <w:szCs w:val="24"/>
+        </w:rPr>
+        <w:t>RabbitMQ</w:t>
+      </w:r>
+      <w:proofErr w:type="spellEnd"/>
+      <w:r>
+        <w:rPr>
+          <w:rFonts w:ascii="Times New Roman" w:hAnsi="Times New Roman" w:cs="Times New Roman"/>
+          <w:sz w:val="24"/>
+          <w:szCs w:val="24"/>
+        </w:rPr>
+        <w:t xml:space="preserve"> развёрнут в контейнере </w:t>
+      </w:r>
+      <w:proofErr w:type="spellStart"/>
+      <w:r>
+        <w:rPr>
+          <w:rFonts w:ascii="Times New Roman" w:hAnsi="Times New Roman" w:cs="Times New Roman"/>
+          <w:sz w:val="24"/>
+          <w:szCs w:val="24"/>
+        </w:rPr>
+        <w:t>Docker</w:t>
+      </w:r>
+      <w:proofErr w:type="spellEnd"/>
+      <w:r>
+        <w:rPr>
+          <w:rFonts w:ascii="Times New Roman" w:hAnsi="Times New Roman" w:cs="Times New Roman"/>
+          <w:sz w:val="24"/>
+          <w:szCs w:val="24"/>
+        </w:rPr>
+        <w:t xml:space="preserve"> через </w:t>
+      </w:r>
+      <w:proofErr w:type="spellStart"/>
+      <w:r>
+        <w:rPr>
+          <w:rFonts w:ascii="Times New Roman" w:hAnsi="Times New Roman" w:cs="Times New Roman"/>
+          <w:sz w:val="24"/>
+          <w:szCs w:val="24"/>
+        </w:rPr>
+        <w:t>docker</w:t>
+      </w:r>
+      <w:proofErr w:type="spellEnd"/>
+      <w:r>
+        <w:rPr>
+          <w:rFonts w:ascii="Times New Roman" w:hAnsi="Times New Roman" w:cs="Times New Roman"/>
+          <w:sz w:val="24"/>
+          <w:szCs w:val="24"/>
+        </w:rPr>
+        <w:t xml:space="preserve"> </w:t>
+      </w:r>
+      <w:proofErr w:type="spellStart"/>
+      <w:r>
+        <w:rPr>
+          <w:rFonts w:ascii="Times New Roman" w:hAnsi="Times New Roman" w:cs="Times New Roman"/>
+          <w:sz w:val="24"/>
+          <w:szCs w:val="24"/>
+        </w:rPr>
+        <w:t>compose</w:t>
+      </w:r>
+      <w:proofErr w:type="spellEnd"/>
+      <w:r>
+        <w:rPr>
+          <w:rFonts w:ascii="Times New Roman" w:hAnsi="Times New Roman" w:cs="Times New Roman"/>
+          <w:sz w:val="24"/>
+          <w:szCs w:val="24"/>
+        </w:rPr>
+        <w:t>. Используется официальный образ rabbitmq:3-management, включающий как сам брокер (порт 5672, протокол AMQP), так и веб-интерфейс администрирования (порт 15672).</w:t>
+      </w:r>
+    </w:p>
+    <w:p>
+      <w:pPr>
+        <w:ind w:left="-1276"/>
+        <w:rPr>
+          <w:rFonts w:ascii="Times New Roman" w:hAnsi="Times New Roman" w:cs="Times New Roman"/>
+          <w:sz w:val="24"/>
+          <w:szCs w:val="24"/>
+        </w:rPr>
+      </w:pPr>
+      <w:r>
+        <w:rPr>
+          <w:rFonts w:ascii="Times New Roman" w:hAnsi="Times New Roman" w:cs="Times New Roman"/>
+          <w:sz w:val="24"/>
+          <w:szCs w:val="24"/>
+        </w:rPr>
+        <w:t>Запуск контейнера:</w:t>
+      </w:r>
+    </w:p>
+    <w:p>
+      <w:pPr>
+        <w:ind w:left="-1276"/>
+        <w:rPr>
+          <w:rFonts w:ascii="Times New Roman" w:hAnsi="Times New Roman" w:cs="Times New Roman"/>
+          <w:sz w:val="24"/>
+          <w:szCs w:val="24"/>
+        </w:rPr>
+      </w:pPr>
+    </w:p>
+    <w:p>
+      <w:pPr>
+        <w:ind w:left="-1276"/>
+        <w:rPr>
+          <w:rFonts w:ascii="Times New Roman" w:hAnsi="Times New Roman" w:cs="Times New Roman"/>
+          <w:sz w:val="24"/>
+          <w:szCs w:val="24"/>
+        </w:rPr>
+      </w:pPr>
+      <w:r>
+        <w:rPr>
+          <w:rFonts w:ascii="Times New Roman" w:hAnsi="Times New Roman" w:cs="Times New Roman"/>
+          <w:noProof/>
+          <w:sz w:val="24"/>
+          <w:szCs w:val="24"/>
+        </w:rPr>
+        <w:drawing>
+          <wp:inline distT="0" distB="0" distL="0" distR="0" wp14:anchorId="2A1604C8" wp14:editId="29C248AB">
+            <wp:extent cx="5940425" cy="4145280"/>
+            <wp:effectExtent l="0" t="0" r="3175" b="7620"/>
+            <wp:docPr id="12" name="Рисунок 12"/>
+            <wp:cNvGraphicFramePr>
+              <a:graphicFrameLocks xmlns:a="http://schemas.openxmlformats.org/drawingml/2006/main" noChangeAspect="1"/>
+            </wp:cNvGraphicFramePr>
+            <a:graphic xmlns:a="http://schemas.openxmlformats.org/drawingml/2006/main">
+              <a:graphicData uri="http://schemas.openxmlformats.org/drawingml/2006/picture">
+                <pic:pic xmlns:pic="http://schemas.openxmlformats.org/drawingml/2006/picture">
+                  <pic:nvPicPr>
+                    <pic:cNvPr id="1" name=""/>
+                    <pic:cNvPicPr/>
+                  </pic:nvPicPr>
+                  <pic:blipFill>
+                    <a:blip r:embed="rId9"/>
+                    <a:stretch>
+                      <a:fillRect/>
+                    </a:stretch>
+                  </pic:blipFill>
+                  <pic:spPr>
+                    <a:xfrm>
+                      <a:off x="0" y="0"/>
+                      <a:ext cx="5940425" cy="4145280"/>
+                    </a:xfrm>
+                    <a:prstGeom prst="rect">
+                      <a:avLst/>
+                    </a:prstGeom>
+                  </pic:spPr>
+                </pic:pic>
+              </a:graphicData>
+            </a:graphic>
+          </wp:inline>
+        </w:drawing>
+      </w:r>
+    </w:p>
+    <w:p>
+      <w:pPr>
+        <w:ind w:left="-1276"/>
+        <w:rPr>
+          <w:rFonts w:ascii="Times New Roman" w:hAnsi="Times New Roman" w:cs="Times New Roman"/>
+          <w:b/>
+          <w:bCs/>
+          <w:sz w:val="24"/>
+          <w:szCs w:val="24"/>
+        </w:rPr>
+      </w:pPr>
+    </w:p>
+    <w:p>
+      <w:pPr>
+        <w:ind w:left="-1276"/>
+        <w:rPr>
+          <w:rFonts w:ascii="Times New Roman" w:hAnsi="Times New Roman" w:cs="Times New Roman"/>
+          <w:b/>
+          <w:bCs/>
+          <w:sz w:val="30"/>
+          <w:szCs w:val="30"/>
+        </w:rPr>
+      </w:pPr>
+      <w:r>
+        <w:rPr>
+          <w:rFonts w:ascii="Times New Roman" w:hAnsi="Times New Roman" w:cs="Times New Roman"/>
+          <w:b/>
+          <w:bCs/>
+          <w:sz w:val="30"/>
+          <w:szCs w:val="30"/>
+        </w:rPr>
+        <w:t xml:space="preserve">Урок 1. </w:t>
+      </w:r>
+      <w:proofErr w:type="spellStart"/>
+      <w:r>
+        <w:rPr>
+          <w:rFonts w:ascii="Times New Roman" w:hAnsi="Times New Roman" w:cs="Times New Roman"/>
+          <w:b/>
+          <w:bCs/>
+          <w:sz w:val="30"/>
+          <w:szCs w:val="30"/>
+        </w:rPr>
+        <w:t>Hello</w:t>
+      </w:r>
+      <w:proofErr w:type="spellEnd"/>
+      <w:r>
+        <w:rPr>
+          <w:rFonts w:ascii="Times New Roman" w:hAnsi="Times New Roman" w:cs="Times New Roman"/>
+          <w:b/>
+          <w:bCs/>
+          <w:sz w:val="30"/>
+          <w:szCs w:val="30"/>
+        </w:rPr>
+        <w:t xml:space="preserve"> World</w:t>
+      </w:r>
+    </w:p>
+    <w:p>
+      <w:pPr>
+        <w:ind w:left="-1276"/>
+        <w:rPr>
+          <w:rFonts w:ascii="Times New Roman" w:hAnsi="Times New Roman" w:cs="Times New Roman"/>
+          <w:sz w:val="24"/>
+          <w:szCs w:val="24"/>
+        </w:rPr>
+      </w:pPr>
+      <w:r>
+        <w:rPr>
+          <w:rFonts w:ascii="Times New Roman" w:hAnsi="Times New Roman" w:cs="Times New Roman"/>
+          <w:sz w:val="24"/>
+          <w:szCs w:val="24"/>
+        </w:rPr>
+        <w:t>Цель урока: продемонстрировать базовую передачу одного сообщения от издателя (</w:t>
+      </w:r>
+      <w:proofErr w:type="spellStart"/>
+      <w:r>
+        <w:rPr>
+          <w:rFonts w:ascii="Times New Roman" w:hAnsi="Times New Roman" w:cs="Times New Roman"/>
+          <w:sz w:val="24"/>
+          <w:szCs w:val="24"/>
+        </w:rPr>
+        <w:t>producer</w:t>
+      </w:r>
+      <w:proofErr w:type="spellEnd"/>
+      <w:r>
+        <w:rPr>
+          <w:rFonts w:ascii="Times New Roman" w:hAnsi="Times New Roman" w:cs="Times New Roman"/>
+          <w:sz w:val="24"/>
+          <w:szCs w:val="24"/>
+        </w:rPr>
+        <w:t>) к потребителю (</w:t>
+      </w:r>
+      <w:proofErr w:type="spellStart"/>
+      <w:r>
+        <w:rPr>
+          <w:rFonts w:ascii="Times New Roman" w:hAnsi="Times New Roman" w:cs="Times New Roman"/>
+          <w:sz w:val="24"/>
+          <w:szCs w:val="24"/>
+        </w:rPr>
+        <w:t>consumer</w:t>
+      </w:r>
+      <w:proofErr w:type="spellEnd"/>
+      <w:r>
+        <w:rPr>
+          <w:rFonts w:ascii="Times New Roman" w:hAnsi="Times New Roman" w:cs="Times New Roman"/>
+          <w:sz w:val="24"/>
+          <w:szCs w:val="24"/>
+        </w:rPr>
+        <w:t>) через очередь.</w:t>
+      </w:r>
+    </w:p>
+    <w:p>
+      <w:pPr>
+        <w:ind w:left="-1276"/>
+        <w:rPr>
+          <w:rFonts w:ascii="Times New Roman" w:hAnsi="Times New Roman" w:cs="Times New Roman"/>
+          <w:sz w:val="24"/>
+          <w:szCs w:val="24"/>
+        </w:rPr>
+      </w:pPr>
+      <w:r>
+        <w:rPr>
+          <w:rFonts w:ascii="Times New Roman" w:hAnsi="Times New Roman" w:cs="Times New Roman"/>
+          <w:sz w:val="24"/>
+          <w:szCs w:val="24"/>
+        </w:rPr>
+        <w:t>Подготовка окружения:</w:t>
+      </w:r>
+    </w:p>
+    <w:p>
+      <w:pPr>
+        <w:ind w:left="-1276"/>
+        <w:rPr>
+          <w:rFonts w:ascii="Times New Roman" w:hAnsi="Times New Roman" w:cs="Times New Roman"/>
+          <w:sz w:val="24"/>
+          <w:szCs w:val="24"/>
+        </w:rPr>
+      </w:pPr>
+      <w:r>
+        <w:rPr>
+          <w:rFonts w:ascii="Times New Roman" w:hAnsi="Times New Roman" w:cs="Times New Roman"/>
+          <w:noProof/>
+          <w:sz w:val="24"/>
+          <w:szCs w:val="24"/>
+        </w:rPr>
+        <w:drawing>
+          <wp:inline distT="0" distB="0" distL="0" distR="0" wp14:anchorId="1D6AA40F" wp14:editId="1F24A86C">
+            <wp:extent cx="5940425" cy="1603375"/>
+            <wp:effectExtent l="0" t="0" r="3175" b="0"/>
+            <wp:docPr id="13" name="Рисунок 13"/>
+            <wp:cNvGraphicFramePr>
+              <a:graphicFrameLocks xmlns:a="http://schemas.openxmlformats.org/drawingml/2006/main" noChangeAspect="1"/>
+            </wp:cNvGraphicFramePr>
+            <a:graphic xmlns:a="http://schemas.openxmlformats.org/drawingml/2006/main">
+              <a:graphicData uri="http://schemas.openxmlformats.org/drawingml/2006/picture">
+                <pic:pic xmlns:pic="http://schemas.openxmlformats.org/drawingml/2006/picture">
+                  <pic:nvPicPr>
+                    <pic:cNvPr id="1" name=""/>
+                    <pic:cNvPicPr/>
+                  </pic:nvPicPr>
+                  <pic:blipFill>
+                    <a:blip r:embed="rId10"/>
+                    <a:stretch>
+                      <a:fillRect/>
+                    </a:stretch>
+                  </pic:blipFill>
+                  <pic:spPr>
+                    <a:xfrm>
+                      <a:off x="0" y="0"/>
+                      <a:ext cx="5940425" cy="1603375"/>
+                    </a:xfrm>
+                    <a:prstGeom prst="rect">
+                      <a:avLst/>
+                    </a:prstGeom>
+                  </pic:spPr>
+                </pic:pic>
+              </a:graphicData>
+            </a:graphic>
+          </wp:inline>
+        </w:drawing>
+      </w:r>
+    </w:p>
+    <w:p>
+      <w:pPr>
+        <w:ind w:left="-1276"/>
+        <w:rPr>
+          <w:rFonts w:ascii="Times New Roman" w:hAnsi="Times New Roman" w:cs="Times New Roman"/>
+          <w:sz w:val="24"/>
+          <w:szCs w:val="24"/>
+        </w:rPr>
+      </w:pPr>
+      <w:r>
+        <w:rPr>
+          <w:rFonts w:ascii="Times New Roman" w:hAnsi="Times New Roman" w:cs="Times New Roman"/>
+          <w:noProof/>
+          <w:sz w:val="24"/>
+          <w:szCs w:val="24"/>
+        </w:rPr>
+        <w:drawing>
+          <wp:inline distT="0" distB="0" distL="0" distR="0" wp14:anchorId="5C5DE9F6" wp14:editId="19E55B16">
+            <wp:extent cx="5940425" cy="1889760"/>
+            <wp:effectExtent l="0" t="0" r="3175" b="0"/>
+            <wp:docPr id="3" name="Рисунок 3"/>
+            <wp:cNvGraphicFramePr>
+              <a:graphicFrameLocks xmlns:a="http://schemas.openxmlformats.org/drawingml/2006/main" noChangeAspect="1"/>
+            </wp:cNvGraphicFramePr>
+            <a:graphic xmlns:a="http://schemas.openxmlformats.org/drawingml/2006/main">
+              <a:graphicData uri="http://schemas.openxmlformats.org/drawingml/2006/picture">
+                <pic:pic xmlns:pic="http://schemas.openxmlformats.org/drawingml/2006/picture">
+                  <pic:nvPicPr>
+                    <pic:cNvPr id="1" name=""/>
+                    <pic:cNvPicPr/>
+                  </pic:nvPicPr>
+                  <pic:blipFill>
+                    <a:blip r:embed="rId11"/>
+                    <a:stretch>
+                      <a:fillRect/>
+                    </a:stretch>
+                  </pic:blipFill>
+                  <pic:spPr>
+                    <a:xfrm>
+                      <a:off x="0" y="0"/>
+                      <a:ext cx="5940425" cy="1889760"/>
+                    </a:xfrm>
+                    <a:prstGeom prst="rect">
+                      <a:avLst/>
+                    </a:prstGeom>
+                  </pic:spPr>
+                </pic:pic>
+              </a:graphicData>
+            </a:graphic>
+          </wp:inline>
+        </w:drawing>
+      </w:r>
+    </w:p>
+    <w:p>
+      <w:pPr>
+        <w:ind w:left="-1276"/>
+        <w:rPr>
+          <w:rFonts w:ascii="Times New Roman" w:hAnsi="Times New Roman" w:cs="Times New Roman"/>
+          <w:b/>
+          <w:bCs/>
+          <w:sz w:val="24"/>
+          <w:szCs w:val="24"/>
+        </w:rPr>
+      </w:pPr>
+      <w:r>
+        <w:rPr>
+          <w:rFonts w:ascii="Times New Roman" w:hAnsi="Times New Roman" w:cs="Times New Roman"/>
+          <w:b/>
+          <w:bCs/>
+          <w:sz w:val="24"/>
+          <w:szCs w:val="24"/>
+        </w:rPr>
+        <w:t>Запуск и результат:</w:t>
+      </w:r>
+    </w:p>
+    <w:p>
+      <w:pPr>
+        <w:pBdr>
+          <w:bottom w:val="single" w:sz="6" w:space="1" w:color="auto"/>
+        </w:pBdr>
+        <w:ind w:left="-1276"/>
+        <w:rPr>
+          <w:rFonts w:ascii="Times New Roman" w:hAnsi="Times New Roman" w:cs="Times New Roman"/>
+          <w:sz w:val="24"/>
+          <w:szCs w:val="24"/>
+        </w:rPr>
+      </w:pPr>
+      <w:r>
+        <w:rPr>
+          <w:rFonts w:ascii="Times New Roman" w:hAnsi="Times New Roman" w:cs="Times New Roman"/>
+          <w:noProof/>
+          <w:sz w:val="24"/>
+          <w:szCs w:val="24"/>
+        </w:rPr>
+        <w:drawing>
+          <wp:inline distT="0" distB="0" distL="0" distR="0" wp14:anchorId="0EE410DE" wp14:editId="5E67DF20">
+            <wp:extent cx="6609080" cy="1516380"/>
+            <wp:effectExtent l="0" t="0" r="1270" b="7620"/>
+            <wp:docPr id="14" name="Рисунок 14"/>
+            <wp:cNvGraphicFramePr>
+              <a:graphicFrameLocks xmlns:a="http://schemas.openxmlformats.org/drawingml/2006/main" noChangeAspect="1"/>
+            </wp:cNvGraphicFramePr>
+            <a:graphic xmlns:a="http://schemas.openxmlformats.org/drawingml/2006/main">
+              <a:graphicData uri="http://schemas.openxmlformats.org/drawingml/2006/picture">
+                <pic:pic xmlns:pic="http://schemas.openxmlformats.org/drawingml/2006/picture">
+                  <pic:nvPicPr>
+                    <pic:cNvPr id="1" name=""/>
+                    <pic:cNvPicPr/>
+                  </pic:nvPicPr>
+                  <pic:blipFill>
+                    <a:blip r:embed="rId12"/>
+                    <a:stretch>
+                      <a:fillRect/>
+                    </a:stretch>
+                  </pic:blipFill>
+                  <pic:spPr>
+                    <a:xfrm>
+                      <a:off x="0" y="0"/>
+                      <a:ext cx="6614175" cy="1517549"/>
+                    </a:xfrm>
+                    <a:prstGeom prst="rect">
+                      <a:avLst/>
+                    </a:prstGeom>
+                  </pic:spPr>
+                </pic:pic>
+              </a:graphicData>
+            </a:graphic>
+          </wp:inline>
+        </w:drawing>
+      </w:r>
+    </w:p>
+    <w:p>
+      <w:pPr>
+        <w:pBdr>
+          <w:bottom w:val="single" w:sz="6" w:space="1" w:color="auto"/>
+        </w:pBdr>
+        <w:ind w:left="-1276"/>
+        <w:rPr>
+          <w:rFonts w:ascii="Times New Roman" w:hAnsi="Times New Roman" w:cs="Times New Roman"/>
+          <w:sz w:val="24"/>
+          <w:szCs w:val="24"/>
+        </w:rPr>
+      </w:pPr>
+    </w:p>
+    <w:p>
+      <w:pPr>
+        <w:pBdr>
+          <w:bottom w:val="single" w:sz="6" w:space="1" w:color="auto"/>
+        </w:pBdr>
+        <w:ind w:left="-1276"/>
+        <w:rPr>
+          <w:rFonts w:ascii="Times New Roman" w:hAnsi="Times New Roman" w:cs="Times New Roman"/>
+          <w:sz w:val="24"/>
+          <w:szCs w:val="24"/>
+        </w:rPr>
+      </w:pPr>
+    </w:p>
+    <w:p>
+      <w:pPr>
+        <w:ind w:left="-1276"/>
+        <w:rPr>
+          <w:rFonts w:ascii="Times New Roman" w:hAnsi="Times New Roman" w:cs="Times New Roman"/>
+          <w:sz w:val="24"/>
+          <w:szCs w:val="24"/>
+        </w:rPr>
+      </w:pPr>
+    </w:p>
+    <w:p>
+      <w:pPr>
+        <w:ind w:left="-1276"/>
+        <w:rPr>
+          <w:rFonts w:ascii="Times New Roman" w:hAnsi="Times New Roman" w:cs="Times New Roman"/>
+          <w:b/>
+          <w:bCs/>
+          <w:sz w:val="30"/>
+          <w:szCs w:val="30"/>
+        </w:rPr>
+      </w:pPr>
+      <w:r>
+        <w:rPr>
+          <w:rFonts w:ascii="Times New Roman" w:hAnsi="Times New Roman" w:cs="Times New Roman"/>
+          <w:b/>
+          <w:bCs/>
+          <w:sz w:val="30"/>
+          <w:szCs w:val="30"/>
+        </w:rPr>
+        <w:t xml:space="preserve">Урок 2. Work </w:t>
+      </w:r>
+      <w:proofErr w:type="spellStart"/>
+      <w:r>
+        <w:rPr>
+          <w:rFonts w:ascii="Times New Roman" w:hAnsi="Times New Roman" w:cs="Times New Roman"/>
+          <w:b/>
+          <w:bCs/>
+          <w:sz w:val="30"/>
+          <w:szCs w:val="30"/>
+        </w:rPr>
+        <w:t>Queues</w:t>
+      </w:r>
+      <w:proofErr w:type="spellEnd"/>
+    </w:p>
+    <w:p>
+      <w:pPr>
+        <w:ind w:left="-1276"/>
+        <w:rPr>
+          <w:rFonts w:ascii="Times New Roman" w:hAnsi="Times New Roman" w:cs="Times New Roman"/>
+          <w:sz w:val="24"/>
+          <w:szCs w:val="24"/>
+          <w:lang w:val="ru-RU"/>
+        </w:rPr>
+      </w:pPr>
+      <w:r>
+        <w:rPr>
+          <w:rFonts w:ascii="Times New Roman" w:hAnsi="Times New Roman" w:cs="Times New Roman"/>
+          <w:sz w:val="24"/>
+          <w:szCs w:val="24"/>
+        </w:rPr>
+        <w:t xml:space="preserve">Цель урока: продемонстрировать распределение задач между несколькими </w:t>
+      </w:r>
+      <w:proofErr w:type="spellStart"/>
+      <w:r>
+        <w:rPr>
+          <w:rFonts w:ascii="Times New Roman" w:hAnsi="Times New Roman" w:cs="Times New Roman"/>
+          <w:sz w:val="24"/>
+          <w:szCs w:val="24"/>
+        </w:rPr>
+        <w:t>worker'ами</w:t>
+      </w:r>
+      <w:proofErr w:type="spellEnd"/>
+      <w:r>
+        <w:rPr>
+          <w:rFonts w:ascii="Times New Roman" w:hAnsi="Times New Roman" w:cs="Times New Roman"/>
+          <w:sz w:val="24"/>
+          <w:szCs w:val="24"/>
+        </w:rPr>
+        <w:t xml:space="preserve"> через одну очередь (балансировка нагрузки).</w:t>
+      </w:r>
+    </w:p>
+    <w:p>
+      <w:pPr>
+        <w:ind w:left="-1276"/>
+      </w:pPr>
+      <w:r>
+        <w:rPr>
+          <w:rFonts w:ascii="Times New Roman" w:hAnsi="Times New Roman" w:cs="Times New Roman"/>
+          <w:sz w:val="24"/>
+          <w:szCs w:val="24"/>
+          <w:lang w:val="ru-RU"/>
+        </w:rPr>
+        <w:t>Схема</w:t>
+      </w:r>
+      <w:r>
+        <w:rPr>
+          <w:rFonts w:ascii="Times New Roman" w:hAnsi="Times New Roman" w:cs="Times New Roman"/>
+          <w:sz w:val="24"/>
+          <w:szCs w:val="24"/>
+          <w:lang w:val="en-US"/>
+        </w:rPr>
+        <w:t xml:space="preserve"> </w:t>
+      </w:r>
+      <w:r>
+        <w:rPr>
+          <w:rFonts w:ascii="Times New Roman" w:hAnsi="Times New Roman" w:cs="Times New Roman"/>
+          <w:sz w:val="24"/>
+          <w:szCs w:val="24"/>
+          <w:lang w:val="ru-RU"/>
+        </w:rPr>
+        <w:t>работы</w:t>
+      </w:r>
+      <w:r>
+        <w:rPr>
+          <w:rFonts w:ascii="Times New Roman" w:hAnsi="Times New Roman" w:cs="Times New Roman"/>
+          <w:sz w:val="24"/>
+          <w:szCs w:val="24"/>
+          <w:lang w:val="en-US"/>
+        </w:rPr>
+        <w:t>:</w:t>
+      </w:r>
+      <w:r>
+        <w:t xml:space="preserve"> </w:t>
+      </w:r>
+    </w:p>
+    <w:p>
+      <w:pPr>
+        <w:ind w:left="-1276"/>
+        <w:rPr>
+          <w:rFonts w:ascii="Times New Roman" w:hAnsi="Times New Roman" w:cs="Times New Roman"/>
+          <w:sz w:val="24"/>
+          <w:szCs w:val="24"/>
+          <w:lang w:val="en-US"/>
+        </w:rPr>
+      </w:pPr>
+      <w:r>
+        <w:rPr>
+          <w:rFonts w:ascii="Times New Roman" w:hAnsi="Times New Roman" w:cs="Times New Roman"/>
+          <w:sz w:val="24"/>
+          <w:szCs w:val="24"/>
+          <w:lang w:val="en-US"/>
+        </w:rPr>
+        <w:t>producer (new_task.py) → [</w:t>
+      </w:r>
+      <w:r>
+        <w:rPr>
+          <w:rFonts w:ascii="Times New Roman" w:hAnsi="Times New Roman" w:cs="Times New Roman"/>
+          <w:sz w:val="24"/>
+          <w:szCs w:val="24"/>
+          <w:lang w:val="ru-RU"/>
+        </w:rPr>
+        <w:t>очередь</w:t>
+      </w:r>
+      <w:r>
+        <w:rPr>
+          <w:rFonts w:ascii="Times New Roman" w:hAnsi="Times New Roman" w:cs="Times New Roman"/>
+          <w:sz w:val="24"/>
+          <w:szCs w:val="24"/>
+          <w:lang w:val="en-US"/>
+        </w:rPr>
+        <w:t xml:space="preserve"> '</w:t>
+      </w:r>
+      <w:proofErr w:type="spellStart"/>
+      <w:r>
+        <w:rPr>
+          <w:rFonts w:ascii="Times New Roman" w:hAnsi="Times New Roman" w:cs="Times New Roman"/>
+          <w:sz w:val="24"/>
+          <w:szCs w:val="24"/>
+          <w:lang w:val="en-US"/>
+        </w:rPr>
+        <w:t>task_queue</w:t>
+      </w:r>
+      <w:proofErr w:type="spellEnd"/>
+      <w:r>
+        <w:rPr>
+          <w:rFonts w:ascii="Times New Roman" w:hAnsi="Times New Roman" w:cs="Times New Roman"/>
+          <w:sz w:val="24"/>
+          <w:szCs w:val="24"/>
+          <w:lang w:val="en-US"/>
+        </w:rPr>
+        <w:t>'] → worker 1 + worker 2 + ...</w:t>
+      </w:r>
+    </w:p>
+    <w:p>
+      <w:pPr>
+        <w:ind w:left="-1276"/>
+        <w:rPr>
+          <w:rFonts w:ascii="Times New Roman" w:hAnsi="Times New Roman" w:cs="Times New Roman"/>
+          <w:sz w:val="24"/>
+          <w:szCs w:val="24"/>
+        </w:rPr>
+      </w:pPr>
+      <w:r>
+        <w:rPr>
+          <w:rFonts w:ascii="Times New Roman" w:hAnsi="Times New Roman" w:cs="Times New Roman"/>
+          <w:sz w:val="24"/>
+          <w:szCs w:val="24"/>
+        </w:rPr>
+        <w:lastRenderedPageBreak/>
+        <w:t>Особенности:</w:t>
+      </w:r>
+    </w:p>
+    <w:p>
+      <w:pPr>
+        <w:ind w:left="-1276"/>
+        <w:rPr>
+          <w:rFonts w:ascii="Times New Roman" w:hAnsi="Times New Roman" w:cs="Times New Roman"/>
+          <w:sz w:val="24"/>
+          <w:szCs w:val="24"/>
+        </w:rPr>
+      </w:pPr>
+      <w:r>
+        <w:rPr>
+          <w:rFonts w:ascii="Times New Roman" w:hAnsi="Times New Roman" w:cs="Times New Roman"/>
+          <w:sz w:val="24"/>
+          <w:szCs w:val="24"/>
+        </w:rPr>
+        <w:t xml:space="preserve">Очередь </w:t>
+      </w:r>
+      <w:proofErr w:type="spellStart"/>
+      <w:r>
+        <w:rPr>
+          <w:rFonts w:ascii="Times New Roman" w:hAnsi="Times New Roman" w:cs="Times New Roman"/>
+          <w:sz w:val="24"/>
+          <w:szCs w:val="24"/>
+        </w:rPr>
+        <w:t>task_queue</w:t>
+      </w:r>
+      <w:proofErr w:type="spellEnd"/>
+      <w:r>
+        <w:rPr>
+          <w:rFonts w:ascii="Times New Roman" w:hAnsi="Times New Roman" w:cs="Times New Roman"/>
+          <w:sz w:val="24"/>
+          <w:szCs w:val="24"/>
+        </w:rPr>
+        <w:t xml:space="preserve"> объявлена как </w:t>
+      </w:r>
+      <w:proofErr w:type="spellStart"/>
+      <w:r>
+        <w:rPr>
+          <w:rFonts w:ascii="Times New Roman" w:hAnsi="Times New Roman" w:cs="Times New Roman"/>
+          <w:sz w:val="24"/>
+          <w:szCs w:val="24"/>
+        </w:rPr>
+        <w:t>durable</w:t>
+      </w:r>
+      <w:proofErr w:type="spellEnd"/>
+      <w:r>
+        <w:rPr>
+          <w:rFonts w:ascii="Times New Roman" w:hAnsi="Times New Roman" w:cs="Times New Roman"/>
+          <w:sz w:val="24"/>
+          <w:szCs w:val="24"/>
+        </w:rPr>
+        <w:t>=</w:t>
+      </w:r>
+      <w:proofErr w:type="spellStart"/>
+      <w:r>
+        <w:rPr>
+          <w:rFonts w:ascii="Times New Roman" w:hAnsi="Times New Roman" w:cs="Times New Roman"/>
+          <w:sz w:val="24"/>
+          <w:szCs w:val="24"/>
+        </w:rPr>
+        <w:t>True</w:t>
+      </w:r>
+      <w:proofErr w:type="spellEnd"/>
+      <w:r>
+        <w:rPr>
+          <w:rFonts w:ascii="Times New Roman" w:hAnsi="Times New Roman" w:cs="Times New Roman"/>
+          <w:sz w:val="24"/>
+          <w:szCs w:val="24"/>
+        </w:rPr>
+        <w:t xml:space="preserve"> — переживёт перезапуск брокера.</w:t>
+      </w:r>
+    </w:p>
+    <w:p>
+      <w:pPr>
+        <w:ind w:left="-1276"/>
+        <w:rPr>
+          <w:rFonts w:ascii="Times New Roman" w:hAnsi="Times New Roman" w:cs="Times New Roman"/>
+          <w:sz w:val="24"/>
+          <w:szCs w:val="24"/>
+        </w:rPr>
+      </w:pPr>
+      <w:r>
+        <w:rPr>
+          <w:rFonts w:ascii="Times New Roman" w:hAnsi="Times New Roman" w:cs="Times New Roman"/>
+          <w:sz w:val="24"/>
+          <w:szCs w:val="24"/>
+        </w:rPr>
+        <w:t>Сообщения помечены как PERSISTENT — тоже переживут перезапуск.</w:t>
+      </w:r>
+    </w:p>
+    <w:p>
+      <w:pPr>
+        <w:ind w:left="-1276"/>
+        <w:rPr>
+          <w:rFonts w:ascii="Times New Roman" w:hAnsi="Times New Roman" w:cs="Times New Roman"/>
+          <w:sz w:val="24"/>
+          <w:szCs w:val="24"/>
+        </w:rPr>
+      </w:pPr>
+      <w:proofErr w:type="spellStart"/>
+      <w:r>
+        <w:rPr>
+          <w:rFonts w:ascii="Times New Roman" w:hAnsi="Times New Roman" w:cs="Times New Roman"/>
+          <w:sz w:val="24"/>
+          <w:szCs w:val="24"/>
+        </w:rPr>
+        <w:t>prefetch_count</w:t>
+      </w:r>
+      <w:proofErr w:type="spellEnd"/>
+      <w:r>
+        <w:rPr>
+          <w:rFonts w:ascii="Times New Roman" w:hAnsi="Times New Roman" w:cs="Times New Roman"/>
+          <w:sz w:val="24"/>
+          <w:szCs w:val="24"/>
+        </w:rPr>
+        <w:t xml:space="preserve">=1 — </w:t>
+      </w:r>
+      <w:proofErr w:type="spellStart"/>
+      <w:r>
+        <w:rPr>
+          <w:rFonts w:ascii="Times New Roman" w:hAnsi="Times New Roman" w:cs="Times New Roman"/>
+          <w:sz w:val="24"/>
+          <w:szCs w:val="24"/>
+        </w:rPr>
+        <w:t>worker</w:t>
+      </w:r>
+      <w:proofErr w:type="spellEnd"/>
+      <w:r>
+        <w:rPr>
+          <w:rFonts w:ascii="Times New Roman" w:hAnsi="Times New Roman" w:cs="Times New Roman"/>
+          <w:sz w:val="24"/>
+          <w:szCs w:val="24"/>
+        </w:rPr>
+        <w:t xml:space="preserve"> не берёт следующую задачу, пока не подтвердил (</w:t>
+      </w:r>
+      <w:proofErr w:type="spellStart"/>
+      <w:r>
+        <w:rPr>
+          <w:rFonts w:ascii="Times New Roman" w:hAnsi="Times New Roman" w:cs="Times New Roman"/>
+          <w:sz w:val="24"/>
+          <w:szCs w:val="24"/>
+        </w:rPr>
+        <w:t>ack</w:t>
+      </w:r>
+      <w:proofErr w:type="spellEnd"/>
+      <w:r>
+        <w:rPr>
+          <w:rFonts w:ascii="Times New Roman" w:hAnsi="Times New Roman" w:cs="Times New Roman"/>
+          <w:sz w:val="24"/>
+          <w:szCs w:val="24"/>
+        </w:rPr>
+        <w:t>) текущую. Это даёт честное распределение (</w:t>
+      </w:r>
+      <w:proofErr w:type="spellStart"/>
+      <w:r>
+        <w:rPr>
+          <w:rFonts w:ascii="Times New Roman" w:hAnsi="Times New Roman" w:cs="Times New Roman"/>
+          <w:sz w:val="24"/>
+          <w:szCs w:val="24"/>
+        </w:rPr>
+        <w:t>round-robin</w:t>
+      </w:r>
+      <w:proofErr w:type="spellEnd"/>
+      <w:r>
+        <w:rPr>
+          <w:rFonts w:ascii="Times New Roman" w:hAnsi="Times New Roman" w:cs="Times New Roman"/>
+          <w:sz w:val="24"/>
+          <w:szCs w:val="24"/>
+        </w:rPr>
+        <w:t xml:space="preserve">) вместо «первый </w:t>
+      </w:r>
+      <w:proofErr w:type="spellStart"/>
+      <w:r>
+        <w:rPr>
+          <w:rFonts w:ascii="Times New Roman" w:hAnsi="Times New Roman" w:cs="Times New Roman"/>
+          <w:sz w:val="24"/>
+          <w:szCs w:val="24"/>
+        </w:rPr>
+        <w:t>worker</w:t>
+      </w:r>
+      <w:proofErr w:type="spellEnd"/>
+      <w:r>
+        <w:rPr>
+          <w:rFonts w:ascii="Times New Roman" w:hAnsi="Times New Roman" w:cs="Times New Roman"/>
+          <w:sz w:val="24"/>
+          <w:szCs w:val="24"/>
+        </w:rPr>
+        <w:t xml:space="preserve"> заберёт всё».</w:t>
+      </w:r>
+    </w:p>
+    <w:p>
+      <w:pPr>
+        <w:ind w:left="-1276"/>
+        <w:rPr>
+          <w:rFonts w:ascii="Times New Roman" w:hAnsi="Times New Roman" w:cs="Times New Roman"/>
+          <w:sz w:val="24"/>
+          <w:szCs w:val="24"/>
+        </w:rPr>
+      </w:pPr>
+      <w:r>
+        <w:rPr>
+          <w:rFonts w:ascii="Times New Roman" w:hAnsi="Times New Roman" w:cs="Times New Roman"/>
+          <w:sz w:val="24"/>
+          <w:szCs w:val="24"/>
+        </w:rPr>
+        <w:t>Код издателя — 02_work_queues/new_task.py</w:t>
+      </w:r>
+    </w:p>
+    <w:p>
+      <w:pPr>
+        <w:ind w:left="-1276"/>
+        <w:rPr>
+          <w:rFonts w:ascii="Times New Roman" w:hAnsi="Times New Roman" w:cs="Times New Roman"/>
+          <w:sz w:val="24"/>
+          <w:szCs w:val="24"/>
+        </w:rPr>
+      </w:pPr>
+      <w:r>
+        <w:rPr>
+          <w:rFonts w:ascii="Times New Roman" w:hAnsi="Times New Roman" w:cs="Times New Roman"/>
+          <w:sz w:val="24"/>
+          <w:szCs w:val="24"/>
+        </w:rPr>
+        <w:t xml:space="preserve">Код </w:t>
+      </w:r>
+      <w:proofErr w:type="spellStart"/>
+      <w:r>
+        <w:rPr>
+          <w:rFonts w:ascii="Times New Roman" w:hAnsi="Times New Roman" w:cs="Times New Roman"/>
+          <w:sz w:val="24"/>
+          <w:szCs w:val="24"/>
+        </w:rPr>
+        <w:t>worker'а</w:t>
+      </w:r>
+      <w:proofErr w:type="spellEnd"/>
+      <w:r>
+        <w:rPr>
+          <w:rFonts w:ascii="Times New Roman" w:hAnsi="Times New Roman" w:cs="Times New Roman"/>
+          <w:sz w:val="24"/>
+          <w:szCs w:val="24"/>
+        </w:rPr>
+        <w:t xml:space="preserve"> — 02_work_queues/worker.py</w:t>
+      </w:r>
+    </w:p>
+    <w:p>
+      <w:pPr>
+        <w:ind w:left="-1276"/>
+        <w:rPr>
+          <w:rFonts w:ascii="Times New Roman" w:hAnsi="Times New Roman" w:cs="Times New Roman"/>
+          <w:b/>
+          <w:bCs/>
+          <w:sz w:val="24"/>
+          <w:szCs w:val="24"/>
+        </w:rPr>
+      </w:pPr>
+      <w:r>
+        <w:rPr>
+          <w:rFonts w:ascii="Times New Roman" w:hAnsi="Times New Roman" w:cs="Times New Roman"/>
+          <w:b/>
+          <w:bCs/>
+          <w:sz w:val="24"/>
+          <w:szCs w:val="24"/>
+        </w:rPr>
+        <w:t>Запуск и результат:</w:t>
+      </w:r>
+    </w:p>
+    <w:p>
+      <w:pPr>
+        <w:ind w:left="-1276"/>
+        <w:rPr>
+          <w:rFonts w:ascii="Times New Roman" w:hAnsi="Times New Roman" w:cs="Times New Roman"/>
+          <w:sz w:val="24"/>
+          <w:szCs w:val="24"/>
+        </w:rPr>
+      </w:pPr>
+      <w:r>
+        <w:rPr>
+          <w:rFonts w:ascii="Times New Roman" w:hAnsi="Times New Roman" w:cs="Times New Roman"/>
+          <w:sz w:val="24"/>
+          <w:szCs w:val="24"/>
+        </w:rPr>
+        <w:t xml:space="preserve">Запущено два </w:t>
+      </w:r>
+      <w:proofErr w:type="spellStart"/>
+      <w:r>
+        <w:rPr>
+          <w:rFonts w:ascii="Times New Roman" w:hAnsi="Times New Roman" w:cs="Times New Roman"/>
+          <w:sz w:val="24"/>
+          <w:szCs w:val="24"/>
+        </w:rPr>
+        <w:t>worker'а</w:t>
+      </w:r>
+      <w:proofErr w:type="spellEnd"/>
+      <w:r>
+        <w:rPr>
+          <w:rFonts w:ascii="Times New Roman" w:hAnsi="Times New Roman" w:cs="Times New Roman"/>
+          <w:sz w:val="24"/>
+          <w:szCs w:val="24"/>
+        </w:rPr>
+        <w:t xml:space="preserve"> (в двух отдельных терминалах) и один </w:t>
+      </w:r>
+      <w:proofErr w:type="spellStart"/>
+      <w:r>
+        <w:rPr>
+          <w:rFonts w:ascii="Times New Roman" w:hAnsi="Times New Roman" w:cs="Times New Roman"/>
+          <w:sz w:val="24"/>
+          <w:szCs w:val="24"/>
+        </w:rPr>
+        <w:t>producer</w:t>
+      </w:r>
+      <w:proofErr w:type="spellEnd"/>
+      <w:r>
+        <w:rPr>
+          <w:rFonts w:ascii="Times New Roman" w:hAnsi="Times New Roman" w:cs="Times New Roman"/>
+          <w:sz w:val="24"/>
+          <w:szCs w:val="24"/>
+        </w:rPr>
+        <w:t xml:space="preserve"> (в третьем). </w:t>
+      </w:r>
+      <w:proofErr w:type="spellStart"/>
+      <w:r>
+        <w:rPr>
+          <w:rFonts w:ascii="Times New Roman" w:hAnsi="Times New Roman" w:cs="Times New Roman"/>
+          <w:sz w:val="24"/>
+          <w:szCs w:val="24"/>
+        </w:rPr>
+        <w:t>Producer</w:t>
+      </w:r>
+      <w:proofErr w:type="spellEnd"/>
+      <w:r>
+        <w:rPr>
+          <w:rFonts w:ascii="Times New Roman" w:hAnsi="Times New Roman" w:cs="Times New Roman"/>
+          <w:sz w:val="24"/>
+          <w:szCs w:val="24"/>
+        </w:rPr>
+        <w:t xml:space="preserve"> отправил пять задач с разной «длиной» (число точек = секунды работы):</w:t>
+      </w:r>
+    </w:p>
+    <w:p>
+      <w:pPr>
+        <w:ind w:left="-1276"/>
+        <w:rPr>
+          <w:rFonts w:ascii="Times New Roman" w:hAnsi="Times New Roman" w:cs="Times New Roman"/>
+          <w:sz w:val="24"/>
+          <w:szCs w:val="24"/>
+        </w:rPr>
+      </w:pPr>
+    </w:p>
+    <w:p>
+      <w:pPr>
+        <w:ind w:left="-1276"/>
+        <w:rPr>
+          <w:rFonts w:ascii="Times New Roman" w:hAnsi="Times New Roman" w:cs="Times New Roman"/>
+          <w:sz w:val="24"/>
+          <w:szCs w:val="24"/>
+          <w:highlight w:val="yellow"/>
+        </w:rPr>
+      </w:pPr>
+      <w:proofErr w:type="spellStart"/>
+      <w:r>
+        <w:rPr>
+          <w:rFonts w:ascii="Times New Roman" w:hAnsi="Times New Roman" w:cs="Times New Roman"/>
+          <w:sz w:val="24"/>
+          <w:szCs w:val="24"/>
+          <w:highlight w:val="yellow"/>
+        </w:rPr>
+        <w:t>python</w:t>
+      </w:r>
+      <w:proofErr w:type="spellEnd"/>
+      <w:r>
+        <w:rPr>
+          <w:rFonts w:ascii="Times New Roman" w:hAnsi="Times New Roman" w:cs="Times New Roman"/>
+          <w:sz w:val="24"/>
+          <w:szCs w:val="24"/>
+          <w:highlight w:val="yellow"/>
+        </w:rPr>
+        <w:t xml:space="preserve"> 02_work_queues/new_task.py "Первая задача."</w:t>
+      </w:r>
+    </w:p>
+    <w:p>
+      <w:pPr>
+        <w:ind w:left="-1276"/>
+        <w:rPr>
+          <w:rFonts w:ascii="Times New Roman" w:hAnsi="Times New Roman" w:cs="Times New Roman"/>
+          <w:sz w:val="24"/>
+          <w:szCs w:val="24"/>
+          <w:highlight w:val="yellow"/>
+        </w:rPr>
+      </w:pPr>
+      <w:proofErr w:type="spellStart"/>
+      <w:r>
+        <w:rPr>
+          <w:rFonts w:ascii="Times New Roman" w:hAnsi="Times New Roman" w:cs="Times New Roman"/>
+          <w:sz w:val="24"/>
+          <w:szCs w:val="24"/>
+          <w:highlight w:val="yellow"/>
+        </w:rPr>
+        <w:t>python</w:t>
+      </w:r>
+      <w:proofErr w:type="spellEnd"/>
+      <w:r>
+        <w:rPr>
+          <w:rFonts w:ascii="Times New Roman" w:hAnsi="Times New Roman" w:cs="Times New Roman"/>
+          <w:sz w:val="24"/>
+          <w:szCs w:val="24"/>
+          <w:highlight w:val="yellow"/>
+        </w:rPr>
+        <w:t xml:space="preserve"> 02_work_queues/new_task.py "Вторая </w:t>
+      </w:r>
+      <w:proofErr w:type="gramStart"/>
+      <w:r>
+        <w:rPr>
+          <w:rFonts w:ascii="Times New Roman" w:hAnsi="Times New Roman" w:cs="Times New Roman"/>
+          <w:sz w:val="24"/>
+          <w:szCs w:val="24"/>
+          <w:highlight w:val="yellow"/>
+        </w:rPr>
+        <w:t>задача..</w:t>
+      </w:r>
+      <w:proofErr w:type="gramEnd"/>
+      <w:r>
+        <w:rPr>
+          <w:rFonts w:ascii="Times New Roman" w:hAnsi="Times New Roman" w:cs="Times New Roman"/>
+          <w:sz w:val="24"/>
+          <w:szCs w:val="24"/>
+          <w:highlight w:val="yellow"/>
+        </w:rPr>
+        <w:t>"</w:t>
+      </w:r>
+    </w:p>
+    <w:p>
+      <w:pPr>
+        <w:ind w:left="-1276"/>
+        <w:rPr>
+          <w:rFonts w:ascii="Times New Roman" w:hAnsi="Times New Roman" w:cs="Times New Roman"/>
+          <w:sz w:val="24"/>
+          <w:szCs w:val="24"/>
+          <w:highlight w:val="yellow"/>
+        </w:rPr>
+      </w:pPr>
+      <w:proofErr w:type="spellStart"/>
+      <w:r>
+        <w:rPr>
+          <w:rFonts w:ascii="Times New Roman" w:hAnsi="Times New Roman" w:cs="Times New Roman"/>
+          <w:sz w:val="24"/>
+          <w:szCs w:val="24"/>
+          <w:highlight w:val="yellow"/>
+        </w:rPr>
+        <w:t>python</w:t>
+      </w:r>
+      <w:proofErr w:type="spellEnd"/>
+      <w:r>
+        <w:rPr>
+          <w:rFonts w:ascii="Times New Roman" w:hAnsi="Times New Roman" w:cs="Times New Roman"/>
+          <w:sz w:val="24"/>
+          <w:szCs w:val="24"/>
+          <w:highlight w:val="yellow"/>
+        </w:rPr>
+        <w:t xml:space="preserve"> 02_work_queues/new_task.py "Третья задача..."</w:t>
+      </w:r>
+    </w:p>
+    <w:p>
+      <w:pPr>
+        <w:ind w:left="-1276"/>
+        <w:rPr>
+          <w:rFonts w:ascii="Times New Roman" w:hAnsi="Times New Roman" w:cs="Times New Roman"/>
+          <w:sz w:val="24"/>
+          <w:szCs w:val="24"/>
+          <w:highlight w:val="yellow"/>
+        </w:rPr>
+      </w:pPr>
+      <w:proofErr w:type="spellStart"/>
+      <w:r>
+        <w:rPr>
+          <w:rFonts w:ascii="Times New Roman" w:hAnsi="Times New Roman" w:cs="Times New Roman"/>
+          <w:sz w:val="24"/>
+          <w:szCs w:val="24"/>
+          <w:highlight w:val="yellow"/>
+        </w:rPr>
+        <w:t>python</w:t>
+      </w:r>
+      <w:proofErr w:type="spellEnd"/>
+      <w:r>
+        <w:rPr>
+          <w:rFonts w:ascii="Times New Roman" w:hAnsi="Times New Roman" w:cs="Times New Roman"/>
+          <w:sz w:val="24"/>
+          <w:szCs w:val="24"/>
+          <w:highlight w:val="yellow"/>
+        </w:rPr>
+        <w:t xml:space="preserve"> 02_work_queues/new_task.py "Четвёртая задача."</w:t>
+      </w:r>
+    </w:p>
+    <w:p>
+      <w:pPr>
+        <w:ind w:left="-1276"/>
+        <w:rPr>
+          <w:rFonts w:ascii="Times New Roman" w:hAnsi="Times New Roman" w:cs="Times New Roman"/>
+          <w:sz w:val="24"/>
+          <w:szCs w:val="24"/>
+        </w:rPr>
+      </w:pPr>
+      <w:proofErr w:type="spellStart"/>
+      <w:r>
+        <w:rPr>
+          <w:rFonts w:ascii="Times New Roman" w:hAnsi="Times New Roman" w:cs="Times New Roman"/>
+          <w:sz w:val="24"/>
+          <w:szCs w:val="24"/>
+          <w:highlight w:val="yellow"/>
+        </w:rPr>
+        <w:t>python</w:t>
+      </w:r>
+      <w:proofErr w:type="spellEnd"/>
+      <w:r>
+        <w:rPr>
+          <w:rFonts w:ascii="Times New Roman" w:hAnsi="Times New Roman" w:cs="Times New Roman"/>
+          <w:sz w:val="24"/>
+          <w:szCs w:val="24"/>
+          <w:highlight w:val="yellow"/>
+        </w:rPr>
+        <w:t xml:space="preserve"> 02_work_queues/new_task.py "Пятая </w:t>
+      </w:r>
+      <w:proofErr w:type="gramStart"/>
+      <w:r>
+        <w:rPr>
+          <w:rFonts w:ascii="Times New Roman" w:hAnsi="Times New Roman" w:cs="Times New Roman"/>
+          <w:sz w:val="24"/>
+          <w:szCs w:val="24"/>
+          <w:highlight w:val="yellow"/>
+        </w:rPr>
+        <w:t>задача..</w:t>
+      </w:r>
+      <w:proofErr w:type="gramEnd"/>
+      <w:r>
+        <w:rPr>
+          <w:rFonts w:ascii="Times New Roman" w:hAnsi="Times New Roman" w:cs="Times New Roman"/>
+          <w:sz w:val="24"/>
+          <w:szCs w:val="24"/>
+          <w:highlight w:val="yellow"/>
+        </w:rPr>
+        <w:t>"</w:t>
+      </w:r>
+    </w:p>
+    <w:p>
+      <w:pPr>
+        <w:ind w:left="-1276"/>
+        <w:rPr>
+          <w:rFonts w:ascii="Times New Roman" w:hAnsi="Times New Roman" w:cs="Times New Roman"/>
+          <w:sz w:val="24"/>
+          <w:szCs w:val="24"/>
+        </w:rPr>
+      </w:pPr>
+      <w:r>
+        <w:rPr>
+          <w:rFonts w:ascii="Times New Roman" w:hAnsi="Times New Roman" w:cs="Times New Roman"/>
+          <w:noProof/>
+          <w:sz w:val="24"/>
+          <w:szCs w:val="24"/>
+        </w:rPr>
+        <w:drawing>
+          <wp:inline distT="0" distB="0" distL="0" distR="0" wp14:anchorId="51E7BD98" wp14:editId="42614A6F">
+            <wp:extent cx="5940425" cy="1809115"/>
+            <wp:effectExtent l="0" t="0" r="3175" b="635"/>
+            <wp:docPr id="8" name="Рисунок 8"/>
+            <wp:cNvGraphicFramePr>
+              <a:graphicFrameLocks xmlns:a="http://schemas.openxmlformats.org/drawingml/2006/main" noChangeAspect="1"/>
+            </wp:cNvGraphicFramePr>
+            <a:graphic xmlns:a="http://schemas.openxmlformats.org/drawingml/2006/main">
+              <a:graphicData uri="http://schemas.openxmlformats.org/drawingml/2006/picture">
+                <pic:pic xmlns:pic="http://schemas.openxmlformats.org/drawingml/2006/picture">
+                  <pic:nvPicPr>
+                    <pic:cNvPr id="1" name=""/>
+                    <pic:cNvPicPr/>
+                  </pic:nvPicPr>
+                  <pic:blipFill>
+                    <a:blip r:embed="rId13"/>
+                    <a:stretch>
+                      <a:fillRect/>
+                    </a:stretch>
+                  </pic:blipFill>
+                  <pic:spPr>
+                    <a:xfrm>
+                      <a:off x="0" y="0"/>
+                      <a:ext cx="5940425" cy="1809115"/>
+                    </a:xfrm>
+                    <a:prstGeom prst="rect">
+                      <a:avLst/>
+                    </a:prstGeom>
+                  </pic:spPr>
+                </pic:pic>
+              </a:graphicData>
+            </a:graphic>
+          </wp:inline>
+        </w:drawing>
+      </w:r>
+    </w:p>
+    <w:p>
+      <w:pPr>
+        <w:ind w:left="-1276"/>
+        <w:rPr>
+          <w:rFonts w:ascii="Times New Roman" w:hAnsi="Times New Roman" w:cs="Times New Roman"/>
+          <w:sz w:val="24"/>
+          <w:szCs w:val="24"/>
+        </w:rPr>
+      </w:pPr>
+      <w:r>
+        <w:rPr>
+          <w:rFonts w:ascii="Times New Roman" w:hAnsi="Times New Roman" w:cs="Times New Roman"/>
+          <w:noProof/>
+          <w:sz w:val="24"/>
+          <w:szCs w:val="24"/>
+        </w:rPr>
+        <w:drawing>
+          <wp:inline distT="0" distB="0" distL="0" distR="0" wp14:anchorId="2971527A" wp14:editId="7B75D71A">
+            <wp:extent cx="5940425" cy="1518920"/>
+            <wp:effectExtent l="0" t="0" r="3175" b="5080"/>
+            <wp:docPr id="6" name="Рисунок 6"/>
+            <wp:cNvGraphicFramePr>
+              <a:graphicFrameLocks xmlns:a="http://schemas.openxmlformats.org/drawingml/2006/main" noChangeAspect="1"/>
+            </wp:cNvGraphicFramePr>
+            <a:graphic xmlns:a="http://schemas.openxmlformats.org/drawingml/2006/main">
+              <a:graphicData uri="http://schemas.openxmlformats.org/drawingml/2006/picture">
+                <pic:pic xmlns:pic="http://schemas.openxmlformats.org/drawingml/2006/picture">
+                  <pic:nvPicPr>
+                    <pic:cNvPr id="1" name=""/>
+                    <pic:cNvPicPr/>
+                  </pic:nvPicPr>
+                  <pic:blipFill>
+                    <a:blip r:embed="rId14"/>
+                    <a:stretch>
+                      <a:fillRect/>
+                    </a:stretch>
+                  </pic:blipFill>
+                  <pic:spPr>
+                    <a:xfrm>
+                      <a:off x="0" y="0"/>
+                      <a:ext cx="5940425" cy="1518920"/>
+                    </a:xfrm>
+                    <a:prstGeom prst="rect">
+                      <a:avLst/>
+                    </a:prstGeom>
+                  </pic:spPr>
+                </pic:pic>
+              </a:graphicData>
+            </a:graphic>
+          </wp:inline>
+        </w:drawing>
+      </w:r>
+    </w:p>
+    <w:p>
+      <w:pPr>
+        <w:ind w:left="-1276"/>
+        <w:rPr>
+          <w:rFonts w:ascii="Times New Roman" w:hAnsi="Times New Roman" w:cs="Times New Roman"/>
+          <w:sz w:val="24"/>
+          <w:szCs w:val="24"/>
+        </w:rPr>
+      </w:pPr>
+      <w:r>
+        <w:rPr>
+          <w:rFonts w:ascii="Times New Roman" w:hAnsi="Times New Roman" w:cs="Times New Roman"/>
+          <w:noProof/>
+          <w:sz w:val="24"/>
+          <w:szCs w:val="24"/>
+        </w:rPr>
+        <w:lastRenderedPageBreak/>
+        <w:drawing>
+          <wp:inline distT="0" distB="0" distL="0" distR="0" wp14:anchorId="72C9F6E7" wp14:editId="491202DD">
+            <wp:extent cx="5940425" cy="1784985"/>
+            <wp:effectExtent l="0" t="0" r="3175" b="5715"/>
+            <wp:docPr id="7" name="Рисунок 7"/>
+            <wp:cNvGraphicFramePr>
+              <a:graphicFrameLocks xmlns:a="http://schemas.openxmlformats.org/drawingml/2006/main" noChangeAspect="1"/>
+            </wp:cNvGraphicFramePr>
+            <a:graphic xmlns:a="http://schemas.openxmlformats.org/drawingml/2006/main">
+              <a:graphicData uri="http://schemas.openxmlformats.org/drawingml/2006/picture">
+                <pic:pic xmlns:pic="http://schemas.openxmlformats.org/drawingml/2006/picture">
+                  <pic:nvPicPr>
+                    <pic:cNvPr id="1" name=""/>
+                    <pic:cNvPicPr/>
+                  </pic:nvPicPr>
+                  <pic:blipFill>
+                    <a:blip r:embed="rId15"/>
+                    <a:stretch>
+                      <a:fillRect/>
+                    </a:stretch>
+                  </pic:blipFill>
+                  <pic:spPr>
+                    <a:xfrm>
+                      <a:off x="0" y="0"/>
+                      <a:ext cx="5940425" cy="1784985"/>
+                    </a:xfrm>
+                    <a:prstGeom prst="rect">
+                      <a:avLst/>
+                    </a:prstGeom>
+                  </pic:spPr>
+                </pic:pic>
+              </a:graphicData>
+            </a:graphic>
+          </wp:inline>
+        </w:drawing>
+      </w:r>
+    </w:p>
+    <w:p>
+      <w:pPr>
+        <w:pBdr>
+          <w:bottom w:val="single" w:sz="6" w:space="1" w:color="auto"/>
+        </w:pBdr>
+        <w:ind w:left="-1276"/>
+        <w:rPr>
+          <w:rFonts w:ascii="Times New Roman" w:hAnsi="Times New Roman" w:cs="Times New Roman"/>
+          <w:sz w:val="24"/>
+          <w:szCs w:val="24"/>
+        </w:rPr>
+      </w:pPr>
+      <w:r>
+        <w:rPr>
+          <w:rFonts w:ascii="Times New Roman" w:hAnsi="Times New Roman" w:cs="Times New Roman"/>
+          <w:sz w:val="24"/>
+          <w:szCs w:val="24"/>
+        </w:rPr>
+        <w:t xml:space="preserve">Результат: задачи распределились между </w:t>
+      </w:r>
+      <w:proofErr w:type="spellStart"/>
+      <w:r>
+        <w:rPr>
+          <w:rFonts w:ascii="Times New Roman" w:hAnsi="Times New Roman" w:cs="Times New Roman"/>
+          <w:sz w:val="24"/>
+          <w:szCs w:val="24"/>
+        </w:rPr>
+        <w:t>worker'ами</w:t>
+      </w:r>
+      <w:proofErr w:type="spellEnd"/>
+      <w:r>
+        <w:rPr>
+          <w:rFonts w:ascii="Times New Roman" w:hAnsi="Times New Roman" w:cs="Times New Roman"/>
+          <w:sz w:val="24"/>
+          <w:szCs w:val="24"/>
+        </w:rPr>
+        <w:t xml:space="preserve">: </w:t>
+      </w:r>
+      <w:proofErr w:type="spellStart"/>
+      <w:r>
+        <w:rPr>
+          <w:rFonts w:ascii="Times New Roman" w:hAnsi="Times New Roman" w:cs="Times New Roman"/>
+          <w:sz w:val="24"/>
+          <w:szCs w:val="24"/>
+        </w:rPr>
+        <w:t>worker</w:t>
+      </w:r>
+      <w:proofErr w:type="spellEnd"/>
+      <w:r>
+        <w:rPr>
+          <w:rFonts w:ascii="Times New Roman" w:hAnsi="Times New Roman" w:cs="Times New Roman"/>
+          <w:sz w:val="24"/>
+          <w:szCs w:val="24"/>
+        </w:rPr>
+        <w:t xml:space="preserve"> 1 обработал 1-ю, 3-ю и 5-ю; </w:t>
+      </w:r>
+      <w:proofErr w:type="spellStart"/>
+      <w:r>
+        <w:rPr>
+          <w:rFonts w:ascii="Times New Roman" w:hAnsi="Times New Roman" w:cs="Times New Roman"/>
+          <w:sz w:val="24"/>
+          <w:szCs w:val="24"/>
+        </w:rPr>
+        <w:t>worker</w:t>
+      </w:r>
+      <w:proofErr w:type="spellEnd"/>
+      <w:r>
+        <w:rPr>
+          <w:rFonts w:ascii="Times New Roman" w:hAnsi="Times New Roman" w:cs="Times New Roman"/>
+          <w:sz w:val="24"/>
+          <w:szCs w:val="24"/>
+        </w:rPr>
+        <w:t xml:space="preserve"> 2 — 2-ю и 4-ю. Это демонстрирует работу Work </w:t>
+      </w:r>
+      <w:proofErr w:type="spellStart"/>
+      <w:r>
+        <w:rPr>
+          <w:rFonts w:ascii="Times New Roman" w:hAnsi="Times New Roman" w:cs="Times New Roman"/>
+          <w:sz w:val="24"/>
+          <w:szCs w:val="24"/>
+        </w:rPr>
+        <w:t>Queues</w:t>
+      </w:r>
+      <w:proofErr w:type="spellEnd"/>
+      <w:r>
+        <w:rPr>
+          <w:rFonts w:ascii="Times New Roman" w:hAnsi="Times New Roman" w:cs="Times New Roman"/>
+          <w:sz w:val="24"/>
+          <w:szCs w:val="24"/>
+        </w:rPr>
+        <w:t xml:space="preserve"> — балансировку нагрузки между несколькими потребителями через одну очередь.</w:t>
+      </w:r>
+    </w:p>
+    <w:p>
+      <w:pPr>
+        <w:pBdr>
+          <w:bottom w:val="single" w:sz="6" w:space="1" w:color="auto"/>
+        </w:pBdr>
+        <w:ind w:left="-1276"/>
+        <w:rPr>
+          <w:rFonts w:ascii="Times New Roman" w:hAnsi="Times New Roman" w:cs="Times New Roman"/>
+          <w:sz w:val="24"/>
+          <w:szCs w:val="24"/>
+        </w:rPr>
+      </w:pPr>
+    </w:p>
+    <w:p>
+      <w:pPr>
+        <w:rPr>
+          <w:rFonts w:ascii="Times New Roman" w:hAnsi="Times New Roman" w:cs="Times New Roman"/>
+          <w:sz w:val="24"/>
+          <w:szCs w:val="24"/>
+          <w:lang w:val="ru-RU"/>
+        </w:rPr>
+      </w:pPr>
+    </w:p>
+    <w:p>
+      <w:pPr>
+        <w:rPr>
+          <w:rFonts w:ascii="Times New Roman" w:hAnsi="Times New Roman" w:cs="Times New Roman"/>
+          <w:sz w:val="24"/>
+          <w:szCs w:val="24"/>
+          <w:lang w:val="ru-RU"/>
+        </w:rPr>
+      </w:pPr>
+    </w:p>
+    <w:p>
+      <w:pPr>
+        <w:rPr>
+          <w:rFonts w:ascii="Times New Roman" w:hAnsi="Times New Roman" w:cs="Times New Roman"/>
+          <w:sz w:val="24"/>
+          <w:szCs w:val="24"/>
+          <w:lang w:val="ru-RU"/>
+        </w:rPr>
+      </w:pPr>
+    </w:p>
+    <w:p>
+      <w:pPr>
+        <w:rPr>
+          <w:rFonts w:ascii="Times New Roman" w:hAnsi="Times New Roman" w:cs="Times New Roman"/>
+          <w:sz w:val="24"/>
+          <w:szCs w:val="24"/>
+          <w:lang w:val="ru-RU"/>
+        </w:rPr>
+      </w:pPr>
+    </w:p>
+    <w:p>
+      <w:pPr>
+        <w:ind w:left="-1276"/>
+        <w:rPr>
+          <w:rFonts w:ascii="Times New Roman" w:hAnsi="Times New Roman" w:cs="Times New Roman"/>
+          <w:b/>
+          <w:bCs/>
+          <w:sz w:val="30"/>
+          <w:szCs w:val="30"/>
+        </w:rPr>
+      </w:pPr>
+      <w:r>
+        <w:rPr>
+          <w:rFonts w:ascii="Times New Roman" w:hAnsi="Times New Roman" w:cs="Times New Roman"/>
+          <w:b/>
+          <w:bCs/>
+          <w:sz w:val="30"/>
+          <w:szCs w:val="30"/>
+        </w:rPr>
+        <w:t xml:space="preserve">Урок 3. </w:t>
+      </w:r>
+      <w:proofErr w:type="spellStart"/>
+      <w:r>
+        <w:rPr>
+          <w:rFonts w:ascii="Times New Roman" w:hAnsi="Times New Roman" w:cs="Times New Roman"/>
+          <w:b/>
+          <w:bCs/>
+          <w:sz w:val="30"/>
+          <w:szCs w:val="30"/>
+        </w:rPr>
+        <w:t>Publish</w:t>
+      </w:r>
+      <w:proofErr w:type="spellEnd"/>
+      <w:r>
+        <w:rPr>
+          <w:rFonts w:ascii="Times New Roman" w:hAnsi="Times New Roman" w:cs="Times New Roman"/>
+          <w:b/>
+          <w:bCs/>
+          <w:sz w:val="30"/>
+          <w:szCs w:val="30"/>
+        </w:rPr>
+        <w:t>/</w:t>
+      </w:r>
+      <w:proofErr w:type="spellStart"/>
+      <w:r>
+        <w:rPr>
+          <w:rFonts w:ascii="Times New Roman" w:hAnsi="Times New Roman" w:cs="Times New Roman"/>
+          <w:b/>
+          <w:bCs/>
+          <w:sz w:val="30"/>
+          <w:szCs w:val="30"/>
+        </w:rPr>
+        <w:t>Subscribe</w:t>
+      </w:r>
+      <w:proofErr w:type="spellEnd"/>
+    </w:p>
+    <w:p>
+      <w:pPr>
+        <w:ind w:left="-1276"/>
+        <w:rPr>
+          <w:rFonts w:ascii="Times New Roman" w:hAnsi="Times New Roman" w:cs="Times New Roman"/>
+          <w:sz w:val="24"/>
+          <w:szCs w:val="24"/>
+        </w:rPr>
+      </w:pPr>
+      <w:r>
+        <w:rPr>
+          <w:rFonts w:ascii="Times New Roman" w:hAnsi="Times New Roman" w:cs="Times New Roman"/>
+          <w:sz w:val="24"/>
+          <w:szCs w:val="24"/>
+        </w:rPr>
+        <w:t xml:space="preserve">Цель урока: продемонстрировать рассылку одного сообщения всем подписчикам через </w:t>
+      </w:r>
+      <w:proofErr w:type="spellStart"/>
+      <w:r>
+        <w:rPr>
+          <w:rFonts w:ascii="Times New Roman" w:hAnsi="Times New Roman" w:cs="Times New Roman"/>
+          <w:sz w:val="24"/>
+          <w:szCs w:val="24"/>
+        </w:rPr>
+        <w:t>exchange</w:t>
+      </w:r>
+      <w:proofErr w:type="spellEnd"/>
+      <w:r>
+        <w:rPr>
+          <w:rFonts w:ascii="Times New Roman" w:hAnsi="Times New Roman" w:cs="Times New Roman"/>
+          <w:sz w:val="24"/>
+          <w:szCs w:val="24"/>
+        </w:rPr>
+        <w:t xml:space="preserve"> типа </w:t>
+      </w:r>
+      <w:proofErr w:type="spellStart"/>
+      <w:r>
+        <w:rPr>
+          <w:rFonts w:ascii="Times New Roman" w:hAnsi="Times New Roman" w:cs="Times New Roman"/>
+          <w:sz w:val="24"/>
+          <w:szCs w:val="24"/>
+        </w:rPr>
+        <w:t>fanout</w:t>
+      </w:r>
+      <w:proofErr w:type="spellEnd"/>
+      <w:r>
+        <w:rPr>
+          <w:rFonts w:ascii="Times New Roman" w:hAnsi="Times New Roman" w:cs="Times New Roman"/>
+          <w:sz w:val="24"/>
+          <w:szCs w:val="24"/>
+        </w:rPr>
+        <w:t xml:space="preserve">. В отличие от Work </w:t>
+      </w:r>
+      <w:proofErr w:type="spellStart"/>
+      <w:r>
+        <w:rPr>
+          <w:rFonts w:ascii="Times New Roman" w:hAnsi="Times New Roman" w:cs="Times New Roman"/>
+          <w:sz w:val="24"/>
+          <w:szCs w:val="24"/>
+        </w:rPr>
+        <w:t>Queues</w:t>
+      </w:r>
+      <w:proofErr w:type="spellEnd"/>
+      <w:r>
+        <w:rPr>
+          <w:rFonts w:ascii="Times New Roman" w:hAnsi="Times New Roman" w:cs="Times New Roman"/>
+          <w:sz w:val="24"/>
+          <w:szCs w:val="24"/>
+        </w:rPr>
+        <w:t xml:space="preserve">, где задача распределяется между </w:t>
+      </w:r>
+      <w:proofErr w:type="spellStart"/>
+      <w:r>
+        <w:rPr>
+          <w:rFonts w:ascii="Times New Roman" w:hAnsi="Times New Roman" w:cs="Times New Roman"/>
+          <w:sz w:val="24"/>
+          <w:szCs w:val="24"/>
+        </w:rPr>
+        <w:t>worker'ами</w:t>
+      </w:r>
+      <w:proofErr w:type="spellEnd"/>
+      <w:r>
+        <w:rPr>
+          <w:rFonts w:ascii="Times New Roman" w:hAnsi="Times New Roman" w:cs="Times New Roman"/>
+          <w:sz w:val="24"/>
+          <w:szCs w:val="24"/>
+        </w:rPr>
+        <w:t xml:space="preserve"> (одному из N), здесь каждое сообщение получают все подключённые потребители.</w:t>
+      </w:r>
+    </w:p>
+    <w:p>
+      <w:pPr>
+        <w:ind w:left="-1276"/>
+        <w:rPr>
+          <w:rFonts w:ascii="Times New Roman" w:hAnsi="Times New Roman" w:cs="Times New Roman"/>
+          <w:sz w:val="24"/>
+          <w:szCs w:val="24"/>
+        </w:rPr>
+      </w:pPr>
+      <w:r>
+        <w:rPr>
+          <w:rFonts w:ascii="Times New Roman" w:hAnsi="Times New Roman" w:cs="Times New Roman"/>
+          <w:sz w:val="24"/>
+          <w:szCs w:val="24"/>
+        </w:rPr>
+        <w:t>Особенности:</w:t>
+      </w:r>
+    </w:p>
+    <w:p>
+      <w:pPr>
+        <w:ind w:left="-1276"/>
+        <w:rPr>
+          <w:rFonts w:ascii="Times New Roman" w:hAnsi="Times New Roman" w:cs="Times New Roman"/>
+          <w:sz w:val="24"/>
+          <w:szCs w:val="24"/>
+        </w:rPr>
+      </w:pPr>
+      <w:r>
+        <w:rPr>
+          <w:rFonts w:ascii="Times New Roman" w:hAnsi="Times New Roman" w:cs="Times New Roman"/>
+          <w:sz w:val="24"/>
+          <w:szCs w:val="24"/>
+        </w:rPr>
+        <w:t xml:space="preserve">Exchange </w:t>
+      </w:r>
+      <w:proofErr w:type="spellStart"/>
+      <w:r>
+        <w:rPr>
+          <w:rFonts w:ascii="Times New Roman" w:hAnsi="Times New Roman" w:cs="Times New Roman"/>
+          <w:sz w:val="24"/>
+          <w:szCs w:val="24"/>
+        </w:rPr>
+        <w:t>logs</w:t>
+      </w:r>
+      <w:proofErr w:type="spellEnd"/>
+      <w:r>
+        <w:rPr>
+          <w:rFonts w:ascii="Times New Roman" w:hAnsi="Times New Roman" w:cs="Times New Roman"/>
+          <w:sz w:val="24"/>
+          <w:szCs w:val="24"/>
+        </w:rPr>
+        <w:t xml:space="preserve"> объявлен с типом </w:t>
+      </w:r>
+      <w:proofErr w:type="spellStart"/>
+      <w:r>
+        <w:rPr>
+          <w:rFonts w:ascii="Times New Roman" w:hAnsi="Times New Roman" w:cs="Times New Roman"/>
+          <w:sz w:val="24"/>
+          <w:szCs w:val="24"/>
+        </w:rPr>
+        <w:t>fanout</w:t>
+      </w:r>
+      <w:proofErr w:type="spellEnd"/>
+      <w:r>
+        <w:rPr>
+          <w:rFonts w:ascii="Times New Roman" w:hAnsi="Times New Roman" w:cs="Times New Roman"/>
+          <w:sz w:val="24"/>
+          <w:szCs w:val="24"/>
+        </w:rPr>
+        <w:t xml:space="preserve"> — рассылает копию каждого сообщения во все привязанные очереди.</w:t>
+      </w:r>
+    </w:p>
+    <w:p>
+      <w:pPr>
+        <w:ind w:left="-1276"/>
+        <w:rPr>
+          <w:rFonts w:ascii="Times New Roman" w:hAnsi="Times New Roman" w:cs="Times New Roman"/>
+          <w:sz w:val="24"/>
+          <w:szCs w:val="24"/>
+        </w:rPr>
+      </w:pPr>
+      <w:r>
+        <w:rPr>
+          <w:rFonts w:ascii="Times New Roman" w:hAnsi="Times New Roman" w:cs="Times New Roman"/>
+          <w:sz w:val="24"/>
+          <w:szCs w:val="24"/>
+        </w:rPr>
+        <w:t xml:space="preserve">Каждый </w:t>
+      </w:r>
+      <w:proofErr w:type="spellStart"/>
+      <w:r>
+        <w:rPr>
+          <w:rFonts w:ascii="Times New Roman" w:hAnsi="Times New Roman" w:cs="Times New Roman"/>
+          <w:sz w:val="24"/>
+          <w:szCs w:val="24"/>
+        </w:rPr>
+        <w:t>consumer</w:t>
+      </w:r>
+      <w:proofErr w:type="spellEnd"/>
+      <w:r>
+        <w:rPr>
+          <w:rFonts w:ascii="Times New Roman" w:hAnsi="Times New Roman" w:cs="Times New Roman"/>
+          <w:sz w:val="24"/>
+          <w:szCs w:val="24"/>
+        </w:rPr>
+        <w:t xml:space="preserve"> создаёт свою временную очередь (</w:t>
+      </w:r>
+      <w:proofErr w:type="spellStart"/>
+      <w:r>
+        <w:rPr>
+          <w:rFonts w:ascii="Times New Roman" w:hAnsi="Times New Roman" w:cs="Times New Roman"/>
+          <w:sz w:val="24"/>
+          <w:szCs w:val="24"/>
+        </w:rPr>
+        <w:t>queue</w:t>
+      </w:r>
+      <w:proofErr w:type="spellEnd"/>
+      <w:r>
+        <w:rPr>
+          <w:rFonts w:ascii="Times New Roman" w:hAnsi="Times New Roman" w:cs="Times New Roman"/>
+          <w:sz w:val="24"/>
+          <w:szCs w:val="24"/>
+        </w:rPr>
+        <w:t xml:space="preserve">="", </w:t>
+      </w:r>
+      <w:proofErr w:type="spellStart"/>
+      <w:r>
+        <w:rPr>
+          <w:rFonts w:ascii="Times New Roman" w:hAnsi="Times New Roman" w:cs="Times New Roman"/>
+          <w:sz w:val="24"/>
+          <w:szCs w:val="24"/>
+        </w:rPr>
+        <w:t>exclusive</w:t>
+      </w:r>
+      <w:proofErr w:type="spellEnd"/>
+      <w:r>
+        <w:rPr>
+          <w:rFonts w:ascii="Times New Roman" w:hAnsi="Times New Roman" w:cs="Times New Roman"/>
+          <w:sz w:val="24"/>
+          <w:szCs w:val="24"/>
+        </w:rPr>
+        <w:t>=</w:t>
+      </w:r>
+      <w:proofErr w:type="spellStart"/>
+      <w:r>
+        <w:rPr>
+          <w:rFonts w:ascii="Times New Roman" w:hAnsi="Times New Roman" w:cs="Times New Roman"/>
+          <w:sz w:val="24"/>
+          <w:szCs w:val="24"/>
+        </w:rPr>
+        <w:t>True</w:t>
+      </w:r>
+      <w:proofErr w:type="spellEnd"/>
+      <w:r>
+        <w:rPr>
+          <w:rFonts w:ascii="Times New Roman" w:hAnsi="Times New Roman" w:cs="Times New Roman"/>
+          <w:sz w:val="24"/>
+          <w:szCs w:val="24"/>
+        </w:rPr>
+        <w:t>) — она автоматически удалится при отключении потребителя.</w:t>
+      </w:r>
+    </w:p>
+    <w:p>
+      <w:pPr>
+        <w:ind w:left="-1276"/>
+        <w:rPr>
+          <w:rFonts w:ascii="Times New Roman" w:hAnsi="Times New Roman" w:cs="Times New Roman"/>
+          <w:sz w:val="24"/>
+          <w:szCs w:val="24"/>
+        </w:rPr>
+      </w:pPr>
+      <w:r>
+        <w:rPr>
+          <w:rFonts w:ascii="Times New Roman" w:hAnsi="Times New Roman" w:cs="Times New Roman"/>
+          <w:sz w:val="24"/>
+          <w:szCs w:val="24"/>
+        </w:rPr>
+        <w:t>Каждая очередь привязана (</w:t>
+      </w:r>
+      <w:proofErr w:type="spellStart"/>
+      <w:r>
+        <w:rPr>
+          <w:rFonts w:ascii="Times New Roman" w:hAnsi="Times New Roman" w:cs="Times New Roman"/>
+          <w:sz w:val="24"/>
+          <w:szCs w:val="24"/>
+        </w:rPr>
+        <w:t>queue_bind</w:t>
+      </w:r>
+      <w:proofErr w:type="spellEnd"/>
+      <w:r>
+        <w:rPr>
+          <w:rFonts w:ascii="Times New Roman" w:hAnsi="Times New Roman" w:cs="Times New Roman"/>
+          <w:sz w:val="24"/>
+          <w:szCs w:val="24"/>
+        </w:rPr>
+        <w:t xml:space="preserve">) к </w:t>
+      </w:r>
+      <w:proofErr w:type="spellStart"/>
+      <w:r>
+        <w:rPr>
+          <w:rFonts w:ascii="Times New Roman" w:hAnsi="Times New Roman" w:cs="Times New Roman"/>
+          <w:sz w:val="24"/>
+          <w:szCs w:val="24"/>
+        </w:rPr>
+        <w:t>exchange</w:t>
+      </w:r>
+      <w:proofErr w:type="spellEnd"/>
+      <w:r>
+        <w:rPr>
+          <w:rFonts w:ascii="Times New Roman" w:hAnsi="Times New Roman" w:cs="Times New Roman"/>
+          <w:sz w:val="24"/>
+          <w:szCs w:val="24"/>
+        </w:rPr>
+        <w:t xml:space="preserve"> </w:t>
+      </w:r>
+      <w:proofErr w:type="spellStart"/>
+      <w:r>
+        <w:rPr>
+          <w:rFonts w:ascii="Times New Roman" w:hAnsi="Times New Roman" w:cs="Times New Roman"/>
+          <w:sz w:val="24"/>
+          <w:szCs w:val="24"/>
+        </w:rPr>
+        <w:t>logs</w:t>
+      </w:r>
+      <w:proofErr w:type="spellEnd"/>
+      <w:r>
+        <w:rPr>
+          <w:rFonts w:ascii="Times New Roman" w:hAnsi="Times New Roman" w:cs="Times New Roman"/>
+          <w:sz w:val="24"/>
+          <w:szCs w:val="24"/>
+        </w:rPr>
+        <w:t>.</w:t>
+      </w:r>
+    </w:p>
+    <w:p>
+      <w:pPr>
+        <w:ind w:left="-1276"/>
+        <w:rPr>
+          <w:rFonts w:ascii="Times New Roman" w:hAnsi="Times New Roman" w:cs="Times New Roman"/>
+          <w:sz w:val="24"/>
+          <w:szCs w:val="24"/>
+        </w:rPr>
+      </w:pPr>
+      <w:proofErr w:type="spellStart"/>
+      <w:r>
+        <w:rPr>
+          <w:rFonts w:ascii="Times New Roman" w:hAnsi="Times New Roman" w:cs="Times New Roman"/>
+          <w:sz w:val="24"/>
+          <w:szCs w:val="24"/>
+        </w:rPr>
+        <w:t>routing_key</w:t>
+      </w:r>
+      <w:proofErr w:type="spellEnd"/>
+      <w:r>
+        <w:rPr>
+          <w:rFonts w:ascii="Times New Roman" w:hAnsi="Times New Roman" w:cs="Times New Roman"/>
+          <w:sz w:val="24"/>
+          <w:szCs w:val="24"/>
+        </w:rPr>
+        <w:t xml:space="preserve"> для </w:t>
+      </w:r>
+      <w:proofErr w:type="spellStart"/>
+      <w:r>
+        <w:rPr>
+          <w:rFonts w:ascii="Times New Roman" w:hAnsi="Times New Roman" w:cs="Times New Roman"/>
+          <w:sz w:val="24"/>
+          <w:szCs w:val="24"/>
+        </w:rPr>
+        <w:t>fanout</w:t>
+      </w:r>
+      <w:proofErr w:type="spellEnd"/>
+      <w:r>
+        <w:rPr>
+          <w:rFonts w:ascii="Times New Roman" w:hAnsi="Times New Roman" w:cs="Times New Roman"/>
+          <w:sz w:val="24"/>
+          <w:szCs w:val="24"/>
+        </w:rPr>
+        <w:t xml:space="preserve"> не важен — сообщение всё равно уходит во все очереди.</w:t>
+      </w:r>
+    </w:p>
+    <w:p>
+      <w:pPr>
+        <w:ind w:left="-1276"/>
+        <w:rPr>
+          <w:rFonts w:ascii="Times New Roman" w:hAnsi="Times New Roman" w:cs="Times New Roman"/>
+          <w:sz w:val="24"/>
+          <w:szCs w:val="24"/>
+        </w:rPr>
+      </w:pPr>
+      <w:r>
+        <w:rPr>
+          <w:rFonts w:ascii="Times New Roman" w:hAnsi="Times New Roman" w:cs="Times New Roman"/>
+          <w:sz w:val="24"/>
+          <w:szCs w:val="24"/>
+        </w:rPr>
+        <w:t>Код издателя — 03_pubsub/emit_log.py</w:t>
+      </w:r>
+    </w:p>
+    <w:p>
+      <w:pPr>
+        <w:ind w:left="-1276"/>
+        <w:rPr>
+          <w:rFonts w:ascii="Times New Roman" w:hAnsi="Times New Roman" w:cs="Times New Roman"/>
+          <w:sz w:val="24"/>
+          <w:szCs w:val="24"/>
+        </w:rPr>
+      </w:pPr>
+      <w:r>
+        <w:rPr>
+          <w:rFonts w:ascii="Times New Roman" w:hAnsi="Times New Roman" w:cs="Times New Roman"/>
+          <w:noProof/>
+          <w:sz w:val="24"/>
+          <w:szCs w:val="24"/>
+        </w:rPr>
+        <w:drawing>
+          <wp:inline distT="0" distB="0" distL="0" distR="0" wp14:anchorId="5304B75E" wp14:editId="76FB7E3E">
+            <wp:extent cx="7075054" cy="1714500"/>
+            <wp:effectExtent l="0" t="0" r="0" b="0"/>
+            <wp:docPr id="9" name="Рисунок 9"/>
+            <wp:cNvGraphicFramePr>
+              <a:graphicFrameLocks xmlns:a="http://schemas.openxmlformats.org/drawingml/2006/main" noChangeAspect="1"/>
+            </wp:cNvGraphicFramePr>
+            <a:graphic xmlns:a="http://schemas.openxmlformats.org/drawingml/2006/main">
+              <a:graphicData uri="http://schemas.openxmlformats.org/drawingml/2006/picture">
+                <pic:pic xmlns:pic="http://schemas.openxmlformats.org/drawingml/2006/picture">
+                  <pic:nvPicPr>
+                    <pic:cNvPr id="1" name=""/>
+                    <pic:cNvPicPr/>
+                  </pic:nvPicPr>
+                  <pic:blipFill>
+                    <a:blip r:embed="rId16"/>
+                    <a:stretch>
+                      <a:fillRect/>
+                    </a:stretch>
+                  </pic:blipFill>
+                  <pic:spPr>
+                    <a:xfrm>
+                      <a:off x="0" y="0"/>
+                      <a:ext cx="7080510" cy="1715822"/>
+                    </a:xfrm>
+                    <a:prstGeom prst="rect">
+                      <a:avLst/>
+                    </a:prstGeom>
+                  </pic:spPr>
+                </pic:pic>
+              </a:graphicData>
+            </a:graphic>
+          </wp:inline>
+        </w:drawing>
+      </w:r>
+    </w:p>
+    <w:p>
+      <w:pPr>
+        <w:ind w:left="-1276"/>
+        <w:rPr>
+          <w:rFonts w:ascii="Times New Roman" w:hAnsi="Times New Roman" w:cs="Times New Roman"/>
+          <w:sz w:val="24"/>
+          <w:szCs w:val="24"/>
+        </w:rPr>
+      </w:pPr>
+      <w:r>
+        <w:rPr>
+          <w:rFonts w:ascii="Times New Roman" w:hAnsi="Times New Roman" w:cs="Times New Roman"/>
+          <w:noProof/>
+          <w:sz w:val="24"/>
+          <w:szCs w:val="24"/>
+        </w:rPr>
+        <w:lastRenderedPageBreak/>
+        <w:drawing>
+          <wp:inline distT="0" distB="0" distL="0" distR="0" wp14:anchorId="2926FC59" wp14:editId="57ABA47E">
+            <wp:extent cx="7031355" cy="2049780"/>
+            <wp:effectExtent l="0" t="0" r="0" b="7620"/>
+            <wp:docPr id="10" name="Рисунок 10"/>
+            <wp:cNvGraphicFramePr>
+              <a:graphicFrameLocks xmlns:a="http://schemas.openxmlformats.org/drawingml/2006/main" noChangeAspect="1"/>
+            </wp:cNvGraphicFramePr>
+            <a:graphic xmlns:a="http://schemas.openxmlformats.org/drawingml/2006/main">
+              <a:graphicData uri="http://schemas.openxmlformats.org/drawingml/2006/picture">
+                <pic:pic xmlns:pic="http://schemas.openxmlformats.org/drawingml/2006/picture">
+                  <pic:nvPicPr>
+                    <pic:cNvPr id="1" name=""/>
+                    <pic:cNvPicPr/>
+                  </pic:nvPicPr>
+                  <pic:blipFill>
+                    <a:blip r:embed="rId17"/>
+                    <a:stretch>
+                      <a:fillRect/>
+                    </a:stretch>
+                  </pic:blipFill>
+                  <pic:spPr>
+                    <a:xfrm>
+                      <a:off x="0" y="0"/>
+                      <a:ext cx="7055827" cy="2056914"/>
+                    </a:xfrm>
+                    <a:prstGeom prst="rect">
+                      <a:avLst/>
+                    </a:prstGeom>
+                  </pic:spPr>
+                </pic:pic>
+              </a:graphicData>
+            </a:graphic>
+          </wp:inline>
+        </w:drawing>
+      </w:r>
+    </w:p>
+    <w:p>
+      <w:pPr>
+        <w:ind w:left="-1276"/>
+        <w:rPr>
+          <w:rFonts w:ascii="Times New Roman" w:hAnsi="Times New Roman" w:cs="Times New Roman"/>
+          <w:sz w:val="24"/>
+          <w:szCs w:val="24"/>
+        </w:rPr>
+      </w:pPr>
+      <w:r>
+        <w:rPr>
+          <w:rFonts w:ascii="Times New Roman" w:hAnsi="Times New Roman" w:cs="Times New Roman"/>
+          <w:noProof/>
+          <w:sz w:val="24"/>
+          <w:szCs w:val="24"/>
+        </w:rPr>
+        <w:drawing>
+          <wp:inline distT="0" distB="0" distL="0" distR="0" wp14:anchorId="6ED25E85" wp14:editId="178111F9">
+            <wp:extent cx="7071612" cy="1325880"/>
+            <wp:effectExtent l="0" t="0" r="0" b="7620"/>
+            <wp:docPr id="11" name="Рисунок 11"/>
+            <wp:cNvGraphicFramePr>
+              <a:graphicFrameLocks xmlns:a="http://schemas.openxmlformats.org/drawingml/2006/main" noChangeAspect="1"/>
+            </wp:cNvGraphicFramePr>
+            <a:graphic xmlns:a="http://schemas.openxmlformats.org/drawingml/2006/main">
+              <a:graphicData uri="http://schemas.openxmlformats.org/drawingml/2006/picture">
+                <pic:pic xmlns:pic="http://schemas.openxmlformats.org/drawingml/2006/picture">
+                  <pic:nvPicPr>
+                    <pic:cNvPr id="1" name=""/>
+                    <pic:cNvPicPr/>
+                  </pic:nvPicPr>
+                  <pic:blipFill>
+                    <a:blip r:embed="rId18"/>
+                    <a:stretch>
+                      <a:fillRect/>
+                    </a:stretch>
+                  </pic:blipFill>
+                  <pic:spPr>
+                    <a:xfrm>
+                      <a:off x="0" y="0"/>
+                      <a:ext cx="7074638" cy="1326447"/>
+                    </a:xfrm>
+                    <a:prstGeom prst="rect">
+                      <a:avLst/>
+                    </a:prstGeom>
+                  </pic:spPr>
+                </pic:pic>
+              </a:graphicData>
+            </a:graphic>
+          </wp:inline>
+        </w:drawing>
+      </w:r>
+    </w:p>
+    <w:p>
+      <w:pPr>
+        <w:ind w:left="-1276"/>
+        <w:rPr>
+          <w:rFonts w:ascii="Times New Roman" w:hAnsi="Times New Roman" w:cs="Times New Roman"/>
+          <w:sz w:val="24"/>
+          <w:szCs w:val="24"/>
+        </w:rPr>
+      </w:pPr>
+      <w:r>
+        <w:rPr>
+          <w:rFonts w:ascii="Times New Roman" w:hAnsi="Times New Roman" w:cs="Times New Roman"/>
+          <w:sz w:val="24"/>
+          <w:szCs w:val="24"/>
+        </w:rPr>
+        <w:t>Запуск и результат:</w:t>
+      </w:r>
+    </w:p>
+    <w:p>
+      <w:pPr>
+        <w:ind w:left="-1276"/>
+        <w:rPr>
+          <w:rFonts w:ascii="Times New Roman" w:hAnsi="Times New Roman" w:cs="Times New Roman"/>
+          <w:sz w:val="24"/>
+          <w:szCs w:val="24"/>
+        </w:rPr>
+      </w:pPr>
+      <w:r>
+        <w:rPr>
+          <w:rFonts w:ascii="Times New Roman" w:hAnsi="Times New Roman" w:cs="Times New Roman"/>
+          <w:sz w:val="24"/>
+          <w:szCs w:val="24"/>
+        </w:rPr>
+        <w:t>Запущено два подписчика (в двух отдельных терминалах) и один издатель (в третьем). Издатель отправил три сообщения:</w:t>
+      </w:r>
+    </w:p>
+    <w:p>
+      <w:pPr>
+        <w:ind w:left="-1276"/>
+        <w:rPr>
+          <w:rFonts w:ascii="Times New Roman" w:hAnsi="Times New Roman" w:cs="Times New Roman"/>
+          <w:sz w:val="24"/>
+          <w:szCs w:val="24"/>
+        </w:rPr>
+      </w:pPr>
+      <w:r>
+        <w:rPr>
+          <w:rFonts w:ascii="Times New Roman" w:hAnsi="Times New Roman" w:cs="Times New Roman"/>
+          <w:sz w:val="24"/>
+          <w:szCs w:val="24"/>
+        </w:rPr>
+        <w:t>Общий вывод по упражнению 2.2</w:t>
+      </w:r>
+    </w:p>
+    <w:p>
+      <w:pPr>
+        <w:ind w:left="-1276"/>
+        <w:rPr>
+          <w:rFonts w:ascii="Times New Roman" w:hAnsi="Times New Roman" w:cs="Times New Roman"/>
+          <w:sz w:val="24"/>
+          <w:szCs w:val="24"/>
+        </w:rPr>
+      </w:pPr>
+      <w:r>
+        <w:rPr>
+          <w:rFonts w:ascii="Times New Roman" w:hAnsi="Times New Roman" w:cs="Times New Roman"/>
+          <w:sz w:val="24"/>
+          <w:szCs w:val="24"/>
+        </w:rPr>
+        <w:t>В ходе выполнения упражнения 2.2:</w:t>
+      </w:r>
+    </w:p>
+    <w:p>
+      <w:pPr>
+        <w:ind w:left="-1276"/>
+        <w:rPr>
+          <w:rFonts w:ascii="Times New Roman" w:hAnsi="Times New Roman" w:cs="Times New Roman"/>
+          <w:sz w:val="24"/>
+          <w:szCs w:val="24"/>
+        </w:rPr>
+      </w:pPr>
+      <w:r>
+        <w:rPr>
+          <w:rFonts w:ascii="Times New Roman" w:hAnsi="Times New Roman" w:cs="Times New Roman"/>
+          <w:sz w:val="24"/>
+          <w:szCs w:val="24"/>
+        </w:rPr>
+        <w:t xml:space="preserve">Развёрнут брокер сообщений </w:t>
+      </w:r>
+      <w:proofErr w:type="spellStart"/>
+      <w:r>
+        <w:rPr>
+          <w:rFonts w:ascii="Times New Roman" w:hAnsi="Times New Roman" w:cs="Times New Roman"/>
+          <w:sz w:val="24"/>
+          <w:szCs w:val="24"/>
+        </w:rPr>
+        <w:t>RabbitMQ</w:t>
+      </w:r>
+      <w:proofErr w:type="spellEnd"/>
+      <w:r>
+        <w:rPr>
+          <w:rFonts w:ascii="Times New Roman" w:hAnsi="Times New Roman" w:cs="Times New Roman"/>
+          <w:sz w:val="24"/>
+          <w:szCs w:val="24"/>
+        </w:rPr>
+        <w:t xml:space="preserve"> 3.13 в контейнере </w:t>
+      </w:r>
+      <w:proofErr w:type="spellStart"/>
+      <w:r>
+        <w:rPr>
+          <w:rFonts w:ascii="Times New Roman" w:hAnsi="Times New Roman" w:cs="Times New Roman"/>
+          <w:sz w:val="24"/>
+          <w:szCs w:val="24"/>
+        </w:rPr>
+        <w:t>Docker</w:t>
+      </w:r>
+      <w:proofErr w:type="spellEnd"/>
+      <w:r>
+        <w:rPr>
+          <w:rFonts w:ascii="Times New Roman" w:hAnsi="Times New Roman" w:cs="Times New Roman"/>
+          <w:sz w:val="24"/>
+          <w:szCs w:val="24"/>
+        </w:rPr>
+        <w:t xml:space="preserve"> с помощью </w:t>
+      </w:r>
+      <w:proofErr w:type="spellStart"/>
+      <w:r>
+        <w:rPr>
+          <w:rFonts w:ascii="Times New Roman" w:hAnsi="Times New Roman" w:cs="Times New Roman"/>
+          <w:sz w:val="24"/>
+          <w:szCs w:val="24"/>
+        </w:rPr>
+        <w:t>docker</w:t>
+      </w:r>
+      <w:proofErr w:type="spellEnd"/>
+      <w:r>
+        <w:rPr>
+          <w:rFonts w:ascii="Times New Roman" w:hAnsi="Times New Roman" w:cs="Times New Roman"/>
+          <w:sz w:val="24"/>
+          <w:szCs w:val="24"/>
+        </w:rPr>
+        <w:t xml:space="preserve"> </w:t>
+      </w:r>
+      <w:proofErr w:type="spellStart"/>
+      <w:r>
+        <w:rPr>
+          <w:rFonts w:ascii="Times New Roman" w:hAnsi="Times New Roman" w:cs="Times New Roman"/>
+          <w:sz w:val="24"/>
+          <w:szCs w:val="24"/>
+        </w:rPr>
+        <w:t>compose</w:t>
+      </w:r>
+      <w:proofErr w:type="spellEnd"/>
+      <w:r>
+        <w:rPr>
+          <w:rFonts w:ascii="Times New Roman" w:hAnsi="Times New Roman" w:cs="Times New Roman"/>
+          <w:sz w:val="24"/>
+          <w:szCs w:val="24"/>
+        </w:rPr>
+        <w:t>. Образ rabbitmq:3-management включает брокер и веб-интерфейс администрирования.</w:t>
+      </w:r>
+    </w:p>
+    <w:p>
+      <w:pPr>
+        <w:ind w:left="-1276"/>
+        <w:rPr>
+          <w:rFonts w:ascii="Times New Roman" w:hAnsi="Times New Roman" w:cs="Times New Roman"/>
+          <w:sz w:val="24"/>
+          <w:szCs w:val="24"/>
+        </w:rPr>
+      </w:pPr>
+      <w:r>
+        <w:rPr>
+          <w:rFonts w:ascii="Times New Roman" w:hAnsi="Times New Roman" w:cs="Times New Roman"/>
+          <w:sz w:val="24"/>
+          <w:szCs w:val="24"/>
+        </w:rPr>
+        <w:t xml:space="preserve">Продемонстрирован доступ к интерфейсу администрирования по адресу http://localhost:15672 (учётные данные </w:t>
+      </w:r>
+      <w:proofErr w:type="spellStart"/>
+      <w:r>
+        <w:rPr>
+          <w:rFonts w:ascii="Times New Roman" w:hAnsi="Times New Roman" w:cs="Times New Roman"/>
+          <w:sz w:val="24"/>
+          <w:szCs w:val="24"/>
+        </w:rPr>
+        <w:t>guest</w:t>
+      </w:r>
+      <w:proofErr w:type="spellEnd"/>
+      <w:r>
+        <w:rPr>
+          <w:rFonts w:ascii="Times New Roman" w:hAnsi="Times New Roman" w:cs="Times New Roman"/>
+          <w:sz w:val="24"/>
+          <w:szCs w:val="24"/>
+        </w:rPr>
+        <w:t>/</w:t>
+      </w:r>
+      <w:proofErr w:type="spellStart"/>
+      <w:r>
+        <w:rPr>
+          <w:rFonts w:ascii="Times New Roman" w:hAnsi="Times New Roman" w:cs="Times New Roman"/>
+          <w:sz w:val="24"/>
+          <w:szCs w:val="24"/>
+        </w:rPr>
+        <w:t>guest</w:t>
+      </w:r>
+      <w:proofErr w:type="spellEnd"/>
+      <w:r>
+        <w:rPr>
+          <w:rFonts w:ascii="Times New Roman" w:hAnsi="Times New Roman" w:cs="Times New Roman"/>
+          <w:sz w:val="24"/>
+          <w:szCs w:val="24"/>
+        </w:rPr>
+        <w:t>).</w:t>
+      </w:r>
+    </w:p>
+    <w:p>
+      <w:pPr>
+        <w:ind w:left="-1276"/>
+        <w:rPr>
+          <w:rFonts w:ascii="Times New Roman" w:hAnsi="Times New Roman" w:cs="Times New Roman"/>
+          <w:sz w:val="24"/>
+          <w:szCs w:val="24"/>
+        </w:rPr>
+      </w:pPr>
+      <w:r>
+        <w:rPr>
+          <w:rFonts w:ascii="Times New Roman" w:hAnsi="Times New Roman" w:cs="Times New Roman"/>
+          <w:sz w:val="24"/>
+          <w:szCs w:val="24"/>
+        </w:rPr>
+        <w:t xml:space="preserve">Пройдены три базовых урока из официальных </w:t>
+      </w:r>
+      <w:proofErr w:type="spellStart"/>
+      <w:r>
+        <w:rPr>
+          <w:rFonts w:ascii="Times New Roman" w:hAnsi="Times New Roman" w:cs="Times New Roman"/>
+          <w:sz w:val="24"/>
+          <w:szCs w:val="24"/>
+        </w:rPr>
+        <w:t>RabbitMQ</w:t>
+      </w:r>
+      <w:proofErr w:type="spellEnd"/>
+      <w:r>
+        <w:rPr>
+          <w:rFonts w:ascii="Times New Roman" w:hAnsi="Times New Roman" w:cs="Times New Roman"/>
+          <w:sz w:val="24"/>
+          <w:szCs w:val="24"/>
+        </w:rPr>
+        <w:t xml:space="preserve"> </w:t>
+      </w:r>
+      <w:proofErr w:type="spellStart"/>
+      <w:r>
+        <w:rPr>
+          <w:rFonts w:ascii="Times New Roman" w:hAnsi="Times New Roman" w:cs="Times New Roman"/>
+          <w:sz w:val="24"/>
+          <w:szCs w:val="24"/>
+        </w:rPr>
+        <w:t>Tutorials</w:t>
+      </w:r>
+      <w:proofErr w:type="spellEnd"/>
+      <w:r>
+        <w:rPr>
+          <w:rFonts w:ascii="Times New Roman" w:hAnsi="Times New Roman" w:cs="Times New Roman"/>
+          <w:sz w:val="24"/>
+          <w:szCs w:val="24"/>
+        </w:rPr>
+        <w:t xml:space="preserve"> на языке Python (библиотека </w:t>
+      </w:r>
+      <w:proofErr w:type="spellStart"/>
+      <w:r>
+        <w:rPr>
+          <w:rFonts w:ascii="Times New Roman" w:hAnsi="Times New Roman" w:cs="Times New Roman"/>
+          <w:sz w:val="24"/>
+          <w:szCs w:val="24"/>
+        </w:rPr>
+        <w:t>pika</w:t>
+      </w:r>
+      <w:proofErr w:type="spellEnd"/>
+      <w:r>
+        <w:rPr>
+          <w:rFonts w:ascii="Times New Roman" w:hAnsi="Times New Roman" w:cs="Times New Roman"/>
+          <w:sz w:val="24"/>
+          <w:szCs w:val="24"/>
+        </w:rPr>
+        <w:t>==1.3.2):</w:t>
+      </w:r>
+    </w:p>
+    <w:p>
+      <w:pPr>
+        <w:ind w:left="-1276"/>
+        <w:rPr>
+          <w:rFonts w:ascii="Times New Roman" w:hAnsi="Times New Roman" w:cs="Times New Roman"/>
+          <w:sz w:val="24"/>
+          <w:szCs w:val="24"/>
+        </w:rPr>
+      </w:pPr>
+      <w:r>
+        <w:rPr>
+          <w:rFonts w:ascii="Times New Roman" w:hAnsi="Times New Roman" w:cs="Times New Roman"/>
+          <w:b/>
+          <w:bCs/>
+          <w:sz w:val="24"/>
+          <w:szCs w:val="24"/>
+        </w:rPr>
+        <w:t>Урок 1</w:t>
+      </w:r>
+      <w:r>
+        <w:rPr>
+          <w:rFonts w:ascii="Times New Roman" w:hAnsi="Times New Roman" w:cs="Times New Roman"/>
+          <w:sz w:val="24"/>
+          <w:szCs w:val="24"/>
+        </w:rPr>
+        <w:t xml:space="preserve"> (</w:t>
+      </w:r>
+      <w:proofErr w:type="spellStart"/>
+      <w:r>
+        <w:rPr>
+          <w:rFonts w:ascii="Times New Roman" w:hAnsi="Times New Roman" w:cs="Times New Roman"/>
+          <w:sz w:val="24"/>
+          <w:szCs w:val="24"/>
+        </w:rPr>
+        <w:t>Hello</w:t>
+      </w:r>
+      <w:proofErr w:type="spellEnd"/>
+      <w:r>
+        <w:rPr>
+          <w:rFonts w:ascii="Times New Roman" w:hAnsi="Times New Roman" w:cs="Times New Roman"/>
+          <w:sz w:val="24"/>
+          <w:szCs w:val="24"/>
+        </w:rPr>
+        <w:t xml:space="preserve"> World) — передача одного сообщения из очереди </w:t>
+      </w:r>
+      <w:proofErr w:type="spellStart"/>
+      <w:r>
+        <w:rPr>
+          <w:rFonts w:ascii="Times New Roman" w:hAnsi="Times New Roman" w:cs="Times New Roman"/>
+          <w:sz w:val="24"/>
+          <w:szCs w:val="24"/>
+        </w:rPr>
+        <w:t>hello</w:t>
+      </w:r>
+      <w:proofErr w:type="spellEnd"/>
+      <w:r>
+        <w:rPr>
+          <w:rFonts w:ascii="Times New Roman" w:hAnsi="Times New Roman" w:cs="Times New Roman"/>
+          <w:sz w:val="24"/>
+          <w:szCs w:val="24"/>
+        </w:rPr>
+        <w:t xml:space="preserve"> от издателя к потребителю.</w:t>
+      </w:r>
+    </w:p>
+    <w:p>
+      <w:pPr>
+        <w:ind w:left="-1276"/>
+        <w:rPr>
+          <w:rFonts w:ascii="Times New Roman" w:hAnsi="Times New Roman" w:cs="Times New Roman"/>
+          <w:sz w:val="24"/>
+          <w:szCs w:val="24"/>
+        </w:rPr>
+      </w:pPr>
+      <w:r>
+        <w:rPr>
+          <w:rFonts w:ascii="Times New Roman" w:hAnsi="Times New Roman" w:cs="Times New Roman"/>
+          <w:b/>
+          <w:bCs/>
+          <w:sz w:val="24"/>
+          <w:szCs w:val="24"/>
+        </w:rPr>
+        <w:t>Урок 2</w:t>
+      </w:r>
+      <w:r>
+        <w:rPr>
+          <w:rFonts w:ascii="Times New Roman" w:hAnsi="Times New Roman" w:cs="Times New Roman"/>
+          <w:sz w:val="24"/>
+          <w:szCs w:val="24"/>
+        </w:rPr>
+        <w:t xml:space="preserve"> (Work </w:t>
+      </w:r>
+      <w:proofErr w:type="spellStart"/>
+      <w:r>
+        <w:rPr>
+          <w:rFonts w:ascii="Times New Roman" w:hAnsi="Times New Roman" w:cs="Times New Roman"/>
+          <w:sz w:val="24"/>
+          <w:szCs w:val="24"/>
+        </w:rPr>
+        <w:t>Queues</w:t>
+      </w:r>
+      <w:proofErr w:type="spellEnd"/>
+      <w:r>
+        <w:rPr>
+          <w:rFonts w:ascii="Times New Roman" w:hAnsi="Times New Roman" w:cs="Times New Roman"/>
+          <w:sz w:val="24"/>
+          <w:szCs w:val="24"/>
+        </w:rPr>
+        <w:t xml:space="preserve">) — распределение задач из очереди </w:t>
+      </w:r>
+      <w:proofErr w:type="spellStart"/>
+      <w:r>
+        <w:rPr>
+          <w:rFonts w:ascii="Times New Roman" w:hAnsi="Times New Roman" w:cs="Times New Roman"/>
+          <w:sz w:val="24"/>
+          <w:szCs w:val="24"/>
+        </w:rPr>
+        <w:t>task_queue</w:t>
+      </w:r>
+      <w:proofErr w:type="spellEnd"/>
+      <w:r>
+        <w:rPr>
+          <w:rFonts w:ascii="Times New Roman" w:hAnsi="Times New Roman" w:cs="Times New Roman"/>
+          <w:sz w:val="24"/>
+          <w:szCs w:val="24"/>
+        </w:rPr>
+        <w:t xml:space="preserve"> между двумя </w:t>
+      </w:r>
+      <w:proofErr w:type="spellStart"/>
+      <w:r>
+        <w:rPr>
+          <w:rFonts w:ascii="Times New Roman" w:hAnsi="Times New Roman" w:cs="Times New Roman"/>
+          <w:sz w:val="24"/>
+          <w:szCs w:val="24"/>
+        </w:rPr>
+        <w:t>worker'ами</w:t>
+      </w:r>
+      <w:proofErr w:type="spellEnd"/>
+      <w:r>
+        <w:rPr>
+          <w:rFonts w:ascii="Times New Roman" w:hAnsi="Times New Roman" w:cs="Times New Roman"/>
+          <w:sz w:val="24"/>
+          <w:szCs w:val="24"/>
+        </w:rPr>
+        <w:t xml:space="preserve"> с использованием </w:t>
+      </w:r>
+      <w:proofErr w:type="spellStart"/>
+      <w:r>
+        <w:rPr>
+          <w:rFonts w:ascii="Times New Roman" w:hAnsi="Times New Roman" w:cs="Times New Roman"/>
+          <w:sz w:val="24"/>
+          <w:szCs w:val="24"/>
+        </w:rPr>
+        <w:t>prefetch_count</w:t>
+      </w:r>
+      <w:proofErr w:type="spellEnd"/>
+      <w:r>
+        <w:rPr>
+          <w:rFonts w:ascii="Times New Roman" w:hAnsi="Times New Roman" w:cs="Times New Roman"/>
+          <w:sz w:val="24"/>
+          <w:szCs w:val="24"/>
+        </w:rPr>
+        <w:t>=1 и подтверждений (</w:t>
+      </w:r>
+      <w:proofErr w:type="spellStart"/>
+      <w:r>
+        <w:rPr>
+          <w:rFonts w:ascii="Times New Roman" w:hAnsi="Times New Roman" w:cs="Times New Roman"/>
+          <w:sz w:val="24"/>
+          <w:szCs w:val="24"/>
+        </w:rPr>
+        <w:t>ack</w:t>
+      </w:r>
+      <w:proofErr w:type="spellEnd"/>
+      <w:r>
+        <w:rPr>
+          <w:rFonts w:ascii="Times New Roman" w:hAnsi="Times New Roman" w:cs="Times New Roman"/>
+          <w:sz w:val="24"/>
+          <w:szCs w:val="24"/>
+        </w:rPr>
+        <w:t>).</w:t>
+      </w:r>
+    </w:p>
+    <w:p>
+      <w:pPr>
+        <w:ind w:left="-1276"/>
+        <w:rPr>
+          <w:rFonts w:ascii="Times New Roman" w:hAnsi="Times New Roman" w:cs="Times New Roman"/>
+          <w:sz w:val="24"/>
+          <w:szCs w:val="24"/>
+        </w:rPr>
+      </w:pPr>
+      <w:r>
+        <w:rPr>
+          <w:rFonts w:ascii="Times New Roman" w:hAnsi="Times New Roman" w:cs="Times New Roman"/>
+          <w:b/>
+          <w:bCs/>
+          <w:sz w:val="24"/>
+          <w:szCs w:val="24"/>
+        </w:rPr>
+        <w:t>Урок 3</w:t>
+      </w:r>
+      <w:r>
+        <w:rPr>
+          <w:rFonts w:ascii="Times New Roman" w:hAnsi="Times New Roman" w:cs="Times New Roman"/>
+          <w:sz w:val="24"/>
+          <w:szCs w:val="24"/>
+        </w:rPr>
+        <w:t xml:space="preserve"> (</w:t>
+      </w:r>
+      <w:proofErr w:type="spellStart"/>
+      <w:r>
+        <w:rPr>
+          <w:rFonts w:ascii="Times New Roman" w:hAnsi="Times New Roman" w:cs="Times New Roman"/>
+          <w:sz w:val="24"/>
+          <w:szCs w:val="24"/>
+        </w:rPr>
+        <w:t>Publish</w:t>
+      </w:r>
+      <w:proofErr w:type="spellEnd"/>
+      <w:r>
+        <w:rPr>
+          <w:rFonts w:ascii="Times New Roman" w:hAnsi="Times New Roman" w:cs="Times New Roman"/>
+          <w:sz w:val="24"/>
+          <w:szCs w:val="24"/>
+        </w:rPr>
+        <w:t>/</w:t>
+      </w:r>
+      <w:proofErr w:type="spellStart"/>
+      <w:r>
+        <w:rPr>
+          <w:rFonts w:ascii="Times New Roman" w:hAnsi="Times New Roman" w:cs="Times New Roman"/>
+          <w:sz w:val="24"/>
+          <w:szCs w:val="24"/>
+        </w:rPr>
+        <w:t>Subscribe</w:t>
+      </w:r>
+      <w:proofErr w:type="spellEnd"/>
+      <w:r>
+        <w:rPr>
+          <w:rFonts w:ascii="Times New Roman" w:hAnsi="Times New Roman" w:cs="Times New Roman"/>
+          <w:sz w:val="24"/>
+          <w:szCs w:val="24"/>
+        </w:rPr>
+        <w:t xml:space="preserve">) — рассылка сообщений через </w:t>
+      </w:r>
+      <w:proofErr w:type="spellStart"/>
+      <w:r>
+        <w:rPr>
+          <w:rFonts w:ascii="Times New Roman" w:hAnsi="Times New Roman" w:cs="Times New Roman"/>
+          <w:sz w:val="24"/>
+          <w:szCs w:val="24"/>
+        </w:rPr>
+        <w:t>exchange</w:t>
+      </w:r>
+      <w:proofErr w:type="spellEnd"/>
+      <w:r>
+        <w:rPr>
+          <w:rFonts w:ascii="Times New Roman" w:hAnsi="Times New Roman" w:cs="Times New Roman"/>
+          <w:sz w:val="24"/>
+          <w:szCs w:val="24"/>
+        </w:rPr>
+        <w:t xml:space="preserve"> типа </w:t>
+      </w:r>
+      <w:proofErr w:type="spellStart"/>
+      <w:r>
+        <w:rPr>
+          <w:rFonts w:ascii="Times New Roman" w:hAnsi="Times New Roman" w:cs="Times New Roman"/>
+          <w:sz w:val="24"/>
+          <w:szCs w:val="24"/>
+        </w:rPr>
+        <w:t>fanout</w:t>
+      </w:r>
+      <w:proofErr w:type="spellEnd"/>
+      <w:r>
+        <w:rPr>
+          <w:rFonts w:ascii="Times New Roman" w:hAnsi="Times New Roman" w:cs="Times New Roman"/>
+          <w:sz w:val="24"/>
+          <w:szCs w:val="24"/>
+        </w:rPr>
+        <w:t xml:space="preserve"> в несколько временных очередей, каждая из которых привязана к своему потребителю.</w:t>
+      </w:r>
+    </w:p>
+    <w:p>
+      <w:pPr>
+        <w:ind w:left="-1276"/>
+        <w:rPr>
+          <w:rFonts w:ascii="Times New Roman" w:hAnsi="Times New Roman" w:cs="Times New Roman"/>
+          <w:sz w:val="24"/>
+          <w:szCs w:val="24"/>
+        </w:rPr>
+      </w:pPr>
+      <w:r>
+        <w:rPr>
+          <w:rFonts w:ascii="Times New Roman" w:hAnsi="Times New Roman" w:cs="Times New Roman"/>
+          <w:sz w:val="24"/>
+          <w:szCs w:val="24"/>
+        </w:rPr>
+        <w:t>Код уроков хранится локально на хост-системе в каталоге task2-2/</w:t>
+      </w:r>
+      <w:proofErr w:type="spellStart"/>
+      <w:r>
+        <w:rPr>
+          <w:rFonts w:ascii="Times New Roman" w:hAnsi="Times New Roman" w:cs="Times New Roman"/>
+          <w:sz w:val="24"/>
+          <w:szCs w:val="24"/>
+        </w:rPr>
+        <w:t>tutorials</w:t>
+      </w:r>
+      <w:proofErr w:type="spellEnd"/>
+      <w:r>
+        <w:rPr>
+          <w:rFonts w:ascii="Times New Roman" w:hAnsi="Times New Roman" w:cs="Times New Roman"/>
+          <w:sz w:val="24"/>
+          <w:szCs w:val="24"/>
+        </w:rPr>
+        <w:t xml:space="preserve">/ и запускается напрямую через </w:t>
+      </w:r>
+      <w:proofErr w:type="spellStart"/>
+      <w:r>
+        <w:rPr>
+          <w:rFonts w:ascii="Times New Roman" w:hAnsi="Times New Roman" w:cs="Times New Roman"/>
+          <w:sz w:val="24"/>
+          <w:szCs w:val="24"/>
+        </w:rPr>
+        <w:t>python</w:t>
+      </w:r>
+      <w:proofErr w:type="spellEnd"/>
+      <w:r>
+        <w:rPr>
+          <w:rFonts w:ascii="Times New Roman" w:hAnsi="Times New Roman" w:cs="Times New Roman"/>
+          <w:sz w:val="24"/>
+          <w:szCs w:val="24"/>
+        </w:rPr>
+        <w:t xml:space="preserve">, без упаковки в </w:t>
+      </w:r>
+      <w:proofErr w:type="spellStart"/>
+      <w:r>
+        <w:rPr>
+          <w:rFonts w:ascii="Times New Roman" w:hAnsi="Times New Roman" w:cs="Times New Roman"/>
+          <w:sz w:val="24"/>
+          <w:szCs w:val="24"/>
+        </w:rPr>
+        <w:t>Docker</w:t>
+      </w:r>
+      <w:proofErr w:type="spellEnd"/>
+      <w:r>
+        <w:rPr>
+          <w:rFonts w:ascii="Times New Roman" w:hAnsi="Times New Roman" w:cs="Times New Roman"/>
+          <w:sz w:val="24"/>
+          <w:szCs w:val="24"/>
+        </w:rPr>
+        <w:t>-образ (в соответствии с методичкой).</w:t>
+      </w:r>
+    </w:p>
+    <w:p>
+      <w:pPr>
+        <w:ind w:left="-1276"/>
+        <w:rPr>
+          <w:rFonts w:ascii="Times New Roman" w:hAnsi="Times New Roman" w:cs="Times New Roman"/>
+          <w:sz w:val="24"/>
+          <w:szCs w:val="24"/>
+        </w:rPr>
+      </w:pPr>
+      <w:r>
+        <w:rPr>
+          <w:rFonts w:ascii="Times New Roman" w:hAnsi="Times New Roman" w:cs="Times New Roman"/>
+          <w:sz w:val="24"/>
+          <w:szCs w:val="24"/>
+        </w:rPr>
+        <w:t xml:space="preserve">Итог: изучены и практически проверены три ключевых паттерна обмена сообщениями в </w:t>
+      </w:r>
+      <w:proofErr w:type="spellStart"/>
+      <w:r>
+        <w:rPr>
+          <w:rFonts w:ascii="Times New Roman" w:hAnsi="Times New Roman" w:cs="Times New Roman"/>
+          <w:sz w:val="24"/>
+          <w:szCs w:val="24"/>
+        </w:rPr>
+        <w:t>RabbitMQ</w:t>
+      </w:r>
+      <w:proofErr w:type="spellEnd"/>
+      <w:r>
+        <w:rPr>
+          <w:rFonts w:ascii="Times New Roman" w:hAnsi="Times New Roman" w:cs="Times New Roman"/>
+          <w:sz w:val="24"/>
+          <w:szCs w:val="24"/>
+        </w:rPr>
+        <w:t xml:space="preserve"> — </w:t>
+      </w:r>
+      <w:proofErr w:type="spellStart"/>
+      <w:r>
+        <w:rPr>
+          <w:rFonts w:ascii="Times New Roman" w:hAnsi="Times New Roman" w:cs="Times New Roman"/>
+          <w:sz w:val="24"/>
+          <w:szCs w:val="24"/>
+        </w:rPr>
+        <w:t>point-to-point</w:t>
+      </w:r>
+      <w:proofErr w:type="spellEnd"/>
+      <w:r>
+        <w:rPr>
+          <w:rFonts w:ascii="Times New Roman" w:hAnsi="Times New Roman" w:cs="Times New Roman"/>
+          <w:sz w:val="24"/>
+          <w:szCs w:val="24"/>
+        </w:rPr>
+        <w:t xml:space="preserve"> (одна очередь — один потребитель), </w:t>
+      </w:r>
+      <w:proofErr w:type="spellStart"/>
+      <w:r>
+        <w:rPr>
+          <w:rFonts w:ascii="Times New Roman" w:hAnsi="Times New Roman" w:cs="Times New Roman"/>
+          <w:sz w:val="24"/>
+          <w:szCs w:val="24"/>
+        </w:rPr>
+        <w:t>work</w:t>
+      </w:r>
+      <w:proofErr w:type="spellEnd"/>
+      <w:r>
+        <w:rPr>
+          <w:rFonts w:ascii="Times New Roman" w:hAnsi="Times New Roman" w:cs="Times New Roman"/>
+          <w:sz w:val="24"/>
+          <w:szCs w:val="24"/>
+        </w:rPr>
+        <w:t xml:space="preserve"> </w:t>
+      </w:r>
+      <w:proofErr w:type="spellStart"/>
+      <w:r>
+        <w:rPr>
+          <w:rFonts w:ascii="Times New Roman" w:hAnsi="Times New Roman" w:cs="Times New Roman"/>
+          <w:sz w:val="24"/>
+          <w:szCs w:val="24"/>
+        </w:rPr>
+        <w:t>distribution</w:t>
+      </w:r>
+      <w:proofErr w:type="spellEnd"/>
+      <w:r>
+        <w:rPr>
+          <w:rFonts w:ascii="Times New Roman" w:hAnsi="Times New Roman" w:cs="Times New Roman"/>
+          <w:sz w:val="24"/>
+          <w:szCs w:val="24"/>
+        </w:rPr>
+        <w:t xml:space="preserve"> (одна очередь — несколько </w:t>
+      </w:r>
+      <w:proofErr w:type="spellStart"/>
+      <w:r>
+        <w:rPr>
+          <w:rFonts w:ascii="Times New Roman" w:hAnsi="Times New Roman" w:cs="Times New Roman"/>
+          <w:sz w:val="24"/>
+          <w:szCs w:val="24"/>
+        </w:rPr>
+        <w:t>worker'ов</w:t>
+      </w:r>
+      <w:proofErr w:type="spellEnd"/>
+      <w:r>
+        <w:rPr>
+          <w:rFonts w:ascii="Times New Roman" w:hAnsi="Times New Roman" w:cs="Times New Roman"/>
+          <w:sz w:val="24"/>
+          <w:szCs w:val="24"/>
+        </w:rPr>
+        <w:t xml:space="preserve">, балансировка) и </w:t>
+      </w:r>
+      <w:proofErr w:type="spellStart"/>
+      <w:r>
+        <w:rPr>
+          <w:rFonts w:ascii="Times New Roman" w:hAnsi="Times New Roman" w:cs="Times New Roman"/>
+          <w:sz w:val="24"/>
+          <w:szCs w:val="24"/>
+        </w:rPr>
+        <w:t>publish-subscribe</w:t>
+      </w:r>
+      <w:proofErr w:type="spellEnd"/>
+      <w:r>
+        <w:rPr>
+          <w:rFonts w:ascii="Times New Roman" w:hAnsi="Times New Roman" w:cs="Times New Roman"/>
+          <w:sz w:val="24"/>
+          <w:szCs w:val="24"/>
+        </w:rPr>
+        <w:t xml:space="preserve"> (</w:t>
+      </w:r>
+      <w:proofErr w:type="spellStart"/>
+      <w:r>
+        <w:rPr>
+          <w:rFonts w:ascii="Times New Roman" w:hAnsi="Times New Roman" w:cs="Times New Roman"/>
+          <w:sz w:val="24"/>
+          <w:szCs w:val="24"/>
+        </w:rPr>
+        <w:t>exchange</w:t>
+      </w:r>
+      <w:proofErr w:type="spellEnd"/>
+      <w:r>
+        <w:rPr>
+          <w:rFonts w:ascii="Times New Roman" w:hAnsi="Times New Roman" w:cs="Times New Roman"/>
+          <w:sz w:val="24"/>
+          <w:szCs w:val="24"/>
+        </w:rPr>
+        <w:t xml:space="preserve"> — много потребителей). Брокер работает стабильно, все три примера успешно выполнены.</w:t>
       </w:r>
     </w:p>
     <w:p>

--- a/docs/Отчет.docx
+++ b/docs/Отчет.docx
@@ -1280,6 +1280,7 @@
           <w:rFonts w:ascii="Times New Roman" w:hAnsi="Times New Roman" w:cs="Times New Roman"/>
           <w:sz w:val="24"/>
           <w:szCs w:val="24"/>
+          <w:highlight w:val="green"/>
           <w:lang w:val="en-US"/>
         </w:rPr>
       </w:pPr>
@@ -1288,6 +1289,7 @@
           <w:rFonts w:ascii="Times New Roman" w:hAnsi="Times New Roman" w:cs="Times New Roman"/>
           <w:sz w:val="24"/>
           <w:szCs w:val="24"/>
+          <w:highlight w:val="green"/>
           <w:lang w:val="en-US"/>
         </w:rPr>
         <w:t>cd C:\Users\agadj\Desktop\NISPO\lab2\task1</w:t>
@@ -1309,6 +1311,7 @@
           <w:rFonts w:ascii="Times New Roman" w:hAnsi="Times New Roman" w:cs="Times New Roman"/>
           <w:sz w:val="24"/>
           <w:szCs w:val="24"/>
+          <w:highlight w:val="green"/>
           <w:lang w:val="ru-RU"/>
         </w:rPr>
         <w:t>docker</w:t>
@@ -1319,6 +1322,7 @@
           <w:rFonts w:ascii="Times New Roman" w:hAnsi="Times New Roman" w:cs="Times New Roman"/>
           <w:sz w:val="24"/>
           <w:szCs w:val="24"/>
+          <w:highlight w:val="green"/>
           <w:lang w:val="ru-RU"/>
         </w:rPr>
         <w:t xml:space="preserve"> </w:t>
@@ -1329,6 +1333,7 @@
           <w:rFonts w:ascii="Times New Roman" w:hAnsi="Times New Roman" w:cs="Times New Roman"/>
           <w:sz w:val="24"/>
           <w:szCs w:val="24"/>
+          <w:highlight w:val="green"/>
           <w:lang w:val="ru-RU"/>
         </w:rPr>
         <w:t>compose</w:t>
@@ -1339,6 +1344,7 @@
           <w:rFonts w:ascii="Times New Roman" w:hAnsi="Times New Roman" w:cs="Times New Roman"/>
           <w:sz w:val="24"/>
           <w:szCs w:val="24"/>
+          <w:highlight w:val="green"/>
           <w:lang w:val="ru-RU"/>
         </w:rPr>
         <w:t xml:space="preserve"> </w:t>
@@ -1349,6 +1355,7 @@
           <w:rFonts w:ascii="Times New Roman" w:hAnsi="Times New Roman" w:cs="Times New Roman"/>
           <w:sz w:val="24"/>
           <w:szCs w:val="24"/>
+          <w:highlight w:val="green"/>
           <w:lang w:val="ru-RU"/>
         </w:rPr>
         <w:t>up</w:t>
@@ -1359,25 +1366,18 @@
           <w:rFonts w:ascii="Times New Roman" w:hAnsi="Times New Roman" w:cs="Times New Roman"/>
           <w:sz w:val="24"/>
           <w:szCs w:val="24"/>
+          <w:highlight w:val="green"/>
           <w:lang w:val="ru-RU"/>
         </w:rPr>
-        <w:t xml:space="preserve"> </w:t>
-      </w:r>
-      <w:r>
-        <w:rPr>
-          <w:rFonts w:ascii="Times New Roman" w:hAnsi="Times New Roman" w:cs="Times New Roman"/>
-          <w:sz w:val="24"/>
-          <w:szCs w:val="24"/>
-          <w:lang w:val="ru-RU"/>
-        </w:rPr>
-        <w:t>–</w:t>
-      </w:r>
-      <w:proofErr w:type="spellStart"/>
-      <w:r>
-        <w:rPr>
-          <w:rFonts w:ascii="Times New Roman" w:hAnsi="Times New Roman" w:cs="Times New Roman"/>
-          <w:sz w:val="24"/>
-          <w:szCs w:val="24"/>
+        <w:t xml:space="preserve"> –</w:t>
+      </w:r>
+      <w:proofErr w:type="spellStart"/>
+      <w:r>
+        <w:rPr>
+          <w:rFonts w:ascii="Times New Roman" w:hAnsi="Times New Roman" w:cs="Times New Roman"/>
+          <w:sz w:val="24"/>
+          <w:szCs w:val="24"/>
+          <w:highlight w:val="green"/>
           <w:lang w:val="ru-RU"/>
         </w:rPr>
         <w:t>build</w:t>
@@ -1453,6 +1453,160 @@
       <w:r>
         <w:rPr>
           <w:rFonts w:ascii="Times New Roman" w:hAnsi="Times New Roman" w:cs="Times New Roman"/>
+          <w:sz w:val="24"/>
+          <w:szCs w:val="24"/>
+          <w:lang w:val="ru-RU"/>
+        </w:rPr>
+        <w:t>Показать результат на хосте</w:t>
+      </w:r>
+    </w:p>
+    <w:p>
+      <w:pPr>
+        <w:ind w:left="-851"/>
+        <w:rPr>
+          <w:rFonts w:ascii="Times New Roman" w:hAnsi="Times New Roman" w:cs="Times New Roman"/>
+          <w:sz w:val="24"/>
+          <w:szCs w:val="24"/>
+          <w:highlight w:val="green"/>
+          <w:lang w:val="ru-RU"/>
+        </w:rPr>
+      </w:pPr>
+      <w:r>
+        <w:rPr>
+          <w:rFonts w:ascii="Times New Roman" w:hAnsi="Times New Roman" w:cs="Times New Roman"/>
+          <w:sz w:val="24"/>
+          <w:szCs w:val="24"/>
+          <w:highlight w:val="green"/>
+          <w:lang w:val="en-US"/>
+        </w:rPr>
+        <w:t>Get</w:t>
+      </w:r>
+      <w:r>
+        <w:rPr>
+          <w:rFonts w:ascii="Times New Roman" w:hAnsi="Times New Roman" w:cs="Times New Roman"/>
+          <w:sz w:val="24"/>
+          <w:szCs w:val="24"/>
+          <w:highlight w:val="green"/>
+          <w:lang w:val="ru-RU"/>
+        </w:rPr>
+        <w:t>-</w:t>
+      </w:r>
+      <w:r>
+        <w:rPr>
+          <w:rFonts w:ascii="Times New Roman" w:hAnsi="Times New Roman" w:cs="Times New Roman"/>
+          <w:sz w:val="24"/>
+          <w:szCs w:val="24"/>
+          <w:highlight w:val="green"/>
+          <w:lang w:val="en-US"/>
+        </w:rPr>
+        <w:t>Content</w:t>
+      </w:r>
+      <w:r>
+        <w:rPr>
+          <w:rFonts w:ascii="Times New Roman" w:hAnsi="Times New Roman" w:cs="Times New Roman"/>
+          <w:sz w:val="24"/>
+          <w:szCs w:val="24"/>
+          <w:highlight w:val="green"/>
+          <w:lang w:val="ru-RU"/>
+        </w:rPr>
+        <w:t xml:space="preserve"> .\</w:t>
+      </w:r>
+      <w:r>
+        <w:rPr>
+          <w:rFonts w:ascii="Times New Roman" w:hAnsi="Times New Roman" w:cs="Times New Roman"/>
+          <w:sz w:val="24"/>
+          <w:szCs w:val="24"/>
+          <w:highlight w:val="green"/>
+          <w:lang w:val="en-US"/>
+        </w:rPr>
+        <w:t>result</w:t>
+      </w:r>
+      <w:r>
+        <w:rPr>
+          <w:rFonts w:ascii="Times New Roman" w:hAnsi="Times New Roman" w:cs="Times New Roman"/>
+          <w:sz w:val="24"/>
+          <w:szCs w:val="24"/>
+          <w:highlight w:val="green"/>
+          <w:lang w:val="ru-RU"/>
+        </w:rPr>
+        <w:t>-1\</w:t>
+      </w:r>
+      <w:r>
+        <w:rPr>
+          <w:rFonts w:ascii="Times New Roman" w:hAnsi="Times New Roman" w:cs="Times New Roman"/>
+          <w:sz w:val="24"/>
+          <w:szCs w:val="24"/>
+          <w:highlight w:val="green"/>
+          <w:lang w:val="en-US"/>
+        </w:rPr>
+        <w:t>data</w:t>
+      </w:r>
+      <w:r>
+        <w:rPr>
+          <w:rFonts w:ascii="Times New Roman" w:hAnsi="Times New Roman" w:cs="Times New Roman"/>
+          <w:sz w:val="24"/>
+          <w:szCs w:val="24"/>
+          <w:highlight w:val="green"/>
+          <w:lang w:val="ru-RU"/>
+        </w:rPr>
+        <w:t>.</w:t>
+      </w:r>
+      <w:r>
+        <w:rPr>
+          <w:rFonts w:ascii="Times New Roman" w:hAnsi="Times New Roman" w:cs="Times New Roman"/>
+          <w:sz w:val="24"/>
+          <w:szCs w:val="24"/>
+          <w:highlight w:val="green"/>
+          <w:lang w:val="en-US"/>
+        </w:rPr>
+        <w:t>txt</w:t>
+      </w:r>
+    </w:p>
+    <w:p>
+      <w:pPr>
+        <w:ind w:left="-851"/>
+        <w:rPr>
+          <w:rFonts w:ascii="Times New Roman" w:hAnsi="Times New Roman" w:cs="Times New Roman"/>
+          <w:sz w:val="24"/>
+          <w:szCs w:val="24"/>
+          <w:lang w:val="en-US"/>
+        </w:rPr>
+      </w:pPr>
+      <w:r>
+        <w:rPr>
+          <w:rFonts w:ascii="Times New Roman" w:hAnsi="Times New Roman" w:cs="Times New Roman"/>
+          <w:sz w:val="24"/>
+          <w:szCs w:val="24"/>
+          <w:highlight w:val="green"/>
+          <w:lang w:val="en-US"/>
+        </w:rPr>
+        <w:t>Get-Content .\result\result.txt</w:t>
+      </w:r>
+    </w:p>
+    <w:p>
+      <w:pPr>
+        <w:ind w:left="-851"/>
+        <w:rPr>
+          <w:rFonts w:ascii="Times New Roman" w:hAnsi="Times New Roman" w:cs="Times New Roman"/>
+          <w:sz w:val="24"/>
+          <w:szCs w:val="24"/>
+          <w:lang w:val="ru-RU"/>
+        </w:rPr>
+      </w:pPr>
+    </w:p>
+    <w:p>
+      <w:pPr>
+        <w:ind w:left="-851"/>
+        <w:rPr>
+          <w:rFonts w:ascii="Times New Roman" w:hAnsi="Times New Roman" w:cs="Times New Roman"/>
+          <w:sz w:val="24"/>
+          <w:szCs w:val="24"/>
+          <w:lang w:val="ru-RU"/>
+        </w:rPr>
+      </w:pPr>
+      <w:r>
+        <w:rPr>
+          <w:rFonts w:ascii="Times New Roman" w:hAnsi="Times New Roman" w:cs="Times New Roman"/>
           <w:noProof/>
           <w:sz w:val="24"/>
           <w:szCs w:val="24"/>
@@ -1502,27 +1656,59 @@
           <w:rFonts w:ascii="Times New Roman" w:hAnsi="Times New Roman" w:cs="Times New Roman"/>
           <w:sz w:val="24"/>
           <w:szCs w:val="24"/>
+          <w:lang w:val="en-US"/>
+        </w:rPr>
+      </w:pPr>
+    </w:p>
+    <w:p>
+      <w:pPr>
+        <w:ind w:left="-851"/>
+        <w:rPr>
+          <w:rFonts w:ascii="Times New Roman" w:hAnsi="Times New Roman" w:cs="Times New Roman"/>
+          <w:sz w:val="24"/>
+          <w:szCs w:val="24"/>
+          <w:lang w:val="en-US"/>
+        </w:rPr>
+      </w:pPr>
+    </w:p>
+    <w:p>
+      <w:pPr>
+        <w:rPr>
+          <w:rFonts w:ascii="Times New Roman" w:hAnsi="Times New Roman" w:cs="Times New Roman"/>
+          <w:sz w:val="24"/>
+          <w:szCs w:val="24"/>
+          <w:lang w:val="en-US"/>
+        </w:rPr>
+      </w:pPr>
+    </w:p>
+    <w:p>
+      <w:pPr>
+        <w:rPr>
+          <w:rFonts w:ascii="Times New Roman" w:hAnsi="Times New Roman" w:cs="Times New Roman"/>
+          <w:sz w:val="24"/>
+          <w:szCs w:val="24"/>
+          <w:lang w:val="en-US"/>
+        </w:rPr>
+      </w:pPr>
+    </w:p>
+    <w:p>
+      <w:pPr>
+        <w:ind w:left="-851"/>
+        <w:rPr>
+          <w:rFonts w:ascii="Times New Roman" w:hAnsi="Times New Roman" w:cs="Times New Roman"/>
+          <w:sz w:val="24"/>
+          <w:szCs w:val="24"/>
           <w:lang w:val="ru-RU"/>
         </w:rPr>
       </w:pPr>
-    </w:p>
-    <w:p>
-      <w:pPr>
-        <w:ind w:left="-851"/>
+      <w:r>
         <w:rPr>
           <w:rFonts w:ascii="Times New Roman" w:hAnsi="Times New Roman" w:cs="Times New Roman"/>
           <w:sz w:val="24"/>
           <w:szCs w:val="24"/>
           <w:lang w:val="ru-RU"/>
         </w:rPr>
-      </w:pPr>
-      <w:r>
-        <w:rPr>
-          <w:rFonts w:ascii="Times New Roman" w:hAnsi="Times New Roman" w:cs="Times New Roman"/>
-          <w:sz w:val="24"/>
-          <w:szCs w:val="24"/>
-          <w:lang w:val="ru-RU"/>
-        </w:rPr>
+        <w:lastRenderedPageBreak/>
         <w:t xml:space="preserve">7. </w:t>
       </w:r>
       <w:r>
@@ -1728,7 +1914,6 @@
           <w:szCs w:val="24"/>
           <w:lang w:val="ru-RU"/>
         </w:rPr>
-        <w:lastRenderedPageBreak/>
         <w:t xml:space="preserve">8. </w:t>
       </w:r>
       <w:proofErr w:type="spellStart"/>
@@ -2105,6 +2290,271 @@
           <w:rFonts w:ascii="Times New Roman" w:hAnsi="Times New Roman" w:cs="Times New Roman"/>
           <w:sz w:val="24"/>
           <w:szCs w:val="24"/>
+          <w:highlight w:val="green"/>
+        </w:rPr>
+      </w:pPr>
+      <w:proofErr w:type="spellStart"/>
+      <w:r>
+        <w:rPr>
+          <w:rFonts w:ascii="Times New Roman" w:hAnsi="Times New Roman" w:cs="Times New Roman"/>
+          <w:sz w:val="24"/>
+          <w:szCs w:val="24"/>
+          <w:highlight w:val="green"/>
+        </w:rPr>
+        <w:t>cd</w:t>
+      </w:r>
+      <w:proofErr w:type="spellEnd"/>
+      <w:r>
+        <w:rPr>
+          <w:rFonts w:ascii="Times New Roman" w:hAnsi="Times New Roman" w:cs="Times New Roman"/>
+          <w:sz w:val="24"/>
+          <w:szCs w:val="24"/>
+          <w:highlight w:val="green"/>
+        </w:rPr>
+        <w:t xml:space="preserve"> C:\Users\agadj\Desktop\NISPO\lab2\task2-2</w:t>
+      </w:r>
+    </w:p>
+    <w:p>
+      <w:pPr>
+        <w:ind w:left="-1276"/>
+        <w:rPr>
+          <w:rFonts w:ascii="Times New Roman" w:hAnsi="Times New Roman" w:cs="Times New Roman"/>
+          <w:sz w:val="24"/>
+          <w:szCs w:val="24"/>
+          <w:highlight w:val="green"/>
+        </w:rPr>
+      </w:pPr>
+      <w:proofErr w:type="spellStart"/>
+      <w:r>
+        <w:rPr>
+          <w:rFonts w:ascii="Times New Roman" w:hAnsi="Times New Roman" w:cs="Times New Roman"/>
+          <w:sz w:val="24"/>
+          <w:szCs w:val="24"/>
+          <w:highlight w:val="green"/>
+        </w:rPr>
+        <w:t>docker</w:t>
+      </w:r>
+      <w:proofErr w:type="spellEnd"/>
+      <w:r>
+        <w:rPr>
+          <w:rFonts w:ascii="Times New Roman" w:hAnsi="Times New Roman" w:cs="Times New Roman"/>
+          <w:sz w:val="24"/>
+          <w:szCs w:val="24"/>
+          <w:highlight w:val="green"/>
+        </w:rPr>
+        <w:t xml:space="preserve"> </w:t>
+      </w:r>
+      <w:proofErr w:type="spellStart"/>
+      <w:r>
+        <w:rPr>
+          <w:rFonts w:ascii="Times New Roman" w:hAnsi="Times New Roman" w:cs="Times New Roman"/>
+          <w:sz w:val="24"/>
+          <w:szCs w:val="24"/>
+          <w:highlight w:val="green"/>
+        </w:rPr>
+        <w:t>compose</w:t>
+      </w:r>
+      <w:proofErr w:type="spellEnd"/>
+      <w:r>
+        <w:rPr>
+          <w:rFonts w:ascii="Times New Roman" w:hAnsi="Times New Roman" w:cs="Times New Roman"/>
+          <w:sz w:val="24"/>
+          <w:szCs w:val="24"/>
+          <w:highlight w:val="green"/>
+        </w:rPr>
+        <w:t xml:space="preserve"> </w:t>
+      </w:r>
+      <w:proofErr w:type="spellStart"/>
+      <w:r>
+        <w:rPr>
+          <w:rFonts w:ascii="Times New Roman" w:hAnsi="Times New Roman" w:cs="Times New Roman"/>
+          <w:sz w:val="24"/>
+          <w:szCs w:val="24"/>
+          <w:highlight w:val="green"/>
+        </w:rPr>
+        <w:t>up</w:t>
+      </w:r>
+      <w:proofErr w:type="spellEnd"/>
+      <w:r>
+        <w:rPr>
+          <w:rFonts w:ascii="Times New Roman" w:hAnsi="Times New Roman" w:cs="Times New Roman"/>
+          <w:sz w:val="24"/>
+          <w:szCs w:val="24"/>
+          <w:highlight w:val="green"/>
+        </w:rPr>
+        <w:t xml:space="preserve"> -d</w:t>
+      </w:r>
+    </w:p>
+    <w:p>
+      <w:pPr>
+        <w:ind w:left="-1276"/>
+        <w:rPr>
+          <w:rFonts w:ascii="Times New Roman" w:hAnsi="Times New Roman" w:cs="Times New Roman"/>
+          <w:sz w:val="24"/>
+          <w:szCs w:val="24"/>
+        </w:rPr>
+      </w:pPr>
+      <w:proofErr w:type="spellStart"/>
+      <w:r>
+        <w:rPr>
+          <w:rFonts w:ascii="Times New Roman" w:hAnsi="Times New Roman" w:cs="Times New Roman"/>
+          <w:sz w:val="24"/>
+          <w:szCs w:val="24"/>
+          <w:highlight w:val="green"/>
+        </w:rPr>
+        <w:t>docker</w:t>
+      </w:r>
+      <w:proofErr w:type="spellEnd"/>
+      <w:r>
+        <w:rPr>
+          <w:rFonts w:ascii="Times New Roman" w:hAnsi="Times New Roman" w:cs="Times New Roman"/>
+          <w:sz w:val="24"/>
+          <w:szCs w:val="24"/>
+          <w:highlight w:val="green"/>
+        </w:rPr>
+        <w:t xml:space="preserve"> </w:t>
+      </w:r>
+      <w:proofErr w:type="spellStart"/>
+      <w:r>
+        <w:rPr>
+          <w:rFonts w:ascii="Times New Roman" w:hAnsi="Times New Roman" w:cs="Times New Roman"/>
+          <w:sz w:val="24"/>
+          <w:szCs w:val="24"/>
+          <w:highlight w:val="green"/>
+        </w:rPr>
+        <w:t>compose</w:t>
+      </w:r>
+      <w:proofErr w:type="spellEnd"/>
+      <w:r>
+        <w:rPr>
+          <w:rFonts w:ascii="Times New Roman" w:hAnsi="Times New Roman" w:cs="Times New Roman"/>
+          <w:sz w:val="24"/>
+          <w:szCs w:val="24"/>
+          <w:highlight w:val="green"/>
+        </w:rPr>
+        <w:t xml:space="preserve"> </w:t>
+      </w:r>
+      <w:proofErr w:type="spellStart"/>
+      <w:r>
+        <w:rPr>
+          <w:rFonts w:ascii="Times New Roman" w:hAnsi="Times New Roman" w:cs="Times New Roman"/>
+          <w:sz w:val="24"/>
+          <w:szCs w:val="24"/>
+          <w:highlight w:val="green"/>
+        </w:rPr>
+        <w:t>ps</w:t>
+      </w:r>
+      <w:proofErr w:type="spellEnd"/>
+    </w:p>
+    <w:p>
+      <w:pPr>
+        <w:ind w:left="-1276"/>
+        <w:rPr>
+          <w:rFonts w:ascii="Times New Roman" w:hAnsi="Times New Roman" w:cs="Times New Roman"/>
+          <w:sz w:val="24"/>
+          <w:szCs w:val="24"/>
+        </w:rPr>
+      </w:pPr>
+      <w:r>
+        <w:rPr>
+          <w:rFonts w:ascii="Times New Roman" w:hAnsi="Times New Roman" w:cs="Times New Roman"/>
+          <w:sz w:val="24"/>
+          <w:szCs w:val="24"/>
+        </w:rPr>
+        <w:t xml:space="preserve">Открыть </w:t>
+      </w:r>
+      <w:proofErr w:type="spellStart"/>
+      <w:r>
+        <w:rPr>
+          <w:rFonts w:ascii="Times New Roman" w:hAnsi="Times New Roman" w:cs="Times New Roman"/>
+          <w:sz w:val="24"/>
+          <w:szCs w:val="24"/>
+        </w:rPr>
+        <w:t>админку</w:t>
+      </w:r>
+      <w:proofErr w:type="spellEnd"/>
+    </w:p>
+    <w:p>
+      <w:pPr>
+        <w:ind w:left="-1276"/>
+        <w:rPr>
+          <w:rFonts w:ascii="Times New Roman" w:hAnsi="Times New Roman" w:cs="Times New Roman"/>
+          <w:sz w:val="24"/>
+          <w:szCs w:val="24"/>
+        </w:rPr>
+      </w:pPr>
+      <w:r>
+        <w:rPr>
+          <w:rFonts w:ascii="Times New Roman" w:hAnsi="Times New Roman" w:cs="Times New Roman"/>
+          <w:sz w:val="24"/>
+          <w:szCs w:val="24"/>
+        </w:rPr>
+        <w:t>Браузер → http://localhost:15672</w:t>
+      </w:r>
+    </w:p>
+    <w:p>
+      <w:pPr>
+        <w:ind w:left="-1276"/>
+        <w:rPr>
+          <w:rFonts w:ascii="Times New Roman" w:hAnsi="Times New Roman" w:cs="Times New Roman"/>
+          <w:sz w:val="24"/>
+          <w:szCs w:val="24"/>
+        </w:rPr>
+      </w:pPr>
+      <w:r>
+        <w:rPr>
+          <w:rFonts w:ascii="Times New Roman" w:hAnsi="Times New Roman" w:cs="Times New Roman"/>
+          <w:sz w:val="24"/>
+          <w:szCs w:val="24"/>
+        </w:rPr>
+        <w:t xml:space="preserve">Логин: </w:t>
+      </w:r>
+      <w:proofErr w:type="spellStart"/>
+      <w:r>
+        <w:rPr>
+          <w:rFonts w:ascii="Times New Roman" w:hAnsi="Times New Roman" w:cs="Times New Roman"/>
+          <w:sz w:val="24"/>
+          <w:szCs w:val="24"/>
+        </w:rPr>
+        <w:t>guest</w:t>
+      </w:r>
+      <w:proofErr w:type="spellEnd"/>
+    </w:p>
+    <w:p>
+      <w:pPr>
+        <w:ind w:left="-1276"/>
+        <w:rPr>
+          <w:rFonts w:ascii="Times New Roman" w:hAnsi="Times New Roman" w:cs="Times New Roman"/>
+          <w:sz w:val="24"/>
+          <w:szCs w:val="24"/>
+        </w:rPr>
+      </w:pPr>
+      <w:r>
+        <w:rPr>
+          <w:rFonts w:ascii="Times New Roman" w:hAnsi="Times New Roman" w:cs="Times New Roman"/>
+          <w:sz w:val="24"/>
+          <w:szCs w:val="24"/>
+        </w:rPr>
+        <w:t xml:space="preserve">Пароль: </w:t>
+      </w:r>
+      <w:proofErr w:type="spellStart"/>
+      <w:r>
+        <w:rPr>
+          <w:rFonts w:ascii="Times New Roman" w:hAnsi="Times New Roman" w:cs="Times New Roman"/>
+          <w:sz w:val="24"/>
+          <w:szCs w:val="24"/>
+        </w:rPr>
+        <w:t>guest</w:t>
+      </w:r>
+      <w:proofErr w:type="spellEnd"/>
+    </w:p>
+    <w:p>
+      <w:pPr>
+        <w:ind w:left="-1276"/>
+        <w:rPr>
+          <w:rFonts w:ascii="Times New Roman" w:hAnsi="Times New Roman" w:cs="Times New Roman"/>
+          <w:sz w:val="24"/>
+          <w:szCs w:val="24"/>
         </w:rPr>
       </w:pPr>
     </w:p>
@@ -2124,6 +2574,7 @@
           <w:sz w:val="24"/>
           <w:szCs w:val="24"/>
         </w:rPr>
+        <w:lastRenderedPageBreak/>
         <w:drawing>
           <wp:inline distT="0" distB="0" distL="0" distR="0" wp14:anchorId="2A1604C8" wp14:editId="29C248AB">
             <wp:extent cx="5940425" cy="4145280"/>
@@ -2351,6 +2802,36 @@
           <w:szCs w:val="24"/>
         </w:rPr>
       </w:pPr>
+    </w:p>
+    <w:p>
+      <w:pPr>
+        <w:ind w:left="-1276"/>
+        <w:rPr>
+          <w:rFonts w:ascii="Times New Roman" w:hAnsi="Times New Roman" w:cs="Times New Roman"/>
+          <w:sz w:val="24"/>
+          <w:szCs w:val="24"/>
+        </w:rPr>
+      </w:pPr>
+    </w:p>
+    <w:p>
+      <w:pPr>
+        <w:ind w:left="-1276"/>
+        <w:rPr>
+          <w:rFonts w:ascii="Times New Roman" w:hAnsi="Times New Roman" w:cs="Times New Roman"/>
+          <w:sz w:val="24"/>
+          <w:szCs w:val="24"/>
+        </w:rPr>
+      </w:pPr>
+    </w:p>
+    <w:p>
+      <w:pPr>
+        <w:ind w:left="-1276"/>
+        <w:rPr>
+          <w:rFonts w:ascii="Times New Roman" w:hAnsi="Times New Roman" w:cs="Times New Roman"/>
+          <w:sz w:val="24"/>
+          <w:szCs w:val="24"/>
+        </w:rPr>
+      </w:pPr>
       <w:r>
         <w:rPr>
           <w:rFonts w:ascii="Times New Roman" w:hAnsi="Times New Roman" w:cs="Times New Roman"/>
@@ -2358,6 +2839,7 @@
           <w:sz w:val="24"/>
           <w:szCs w:val="24"/>
         </w:rPr>
+        <w:lastRenderedPageBreak/>
         <w:drawing>
           <wp:inline distT="0" distB="0" distL="0" distR="0" wp14:anchorId="5C5DE9F6" wp14:editId="19E55B16">
             <wp:extent cx="5940425" cy="1889760"/>
@@ -2400,6 +2882,320 @@
         <w:ind w:left="-1276"/>
         <w:rPr>
           <w:rFonts w:ascii="Times New Roman" w:hAnsi="Times New Roman" w:cs="Times New Roman"/>
+          <w:sz w:val="24"/>
+          <w:szCs w:val="24"/>
+        </w:rPr>
+      </w:pPr>
+      <w:r>
+        <w:rPr>
+          <w:rFonts w:ascii="Times New Roman" w:hAnsi="Times New Roman" w:cs="Times New Roman"/>
+          <w:sz w:val="24"/>
+          <w:szCs w:val="24"/>
+        </w:rPr>
+        <w:t>Терминал A (</w:t>
+      </w:r>
+      <w:proofErr w:type="spellStart"/>
+      <w:r>
+        <w:rPr>
+          <w:rFonts w:ascii="Times New Roman" w:hAnsi="Times New Roman" w:cs="Times New Roman"/>
+          <w:sz w:val="24"/>
+          <w:szCs w:val="24"/>
+        </w:rPr>
+        <w:t>receiver</w:t>
+      </w:r>
+      <w:proofErr w:type="spellEnd"/>
+      <w:r>
+        <w:rPr>
+          <w:rFonts w:ascii="Times New Roman" w:hAnsi="Times New Roman" w:cs="Times New Roman"/>
+          <w:sz w:val="24"/>
+          <w:szCs w:val="24"/>
+        </w:rPr>
+        <w:t>)</w:t>
+      </w:r>
+    </w:p>
+    <w:p>
+      <w:pPr>
+        <w:ind w:left="-1276"/>
+        <w:rPr>
+          <w:rFonts w:ascii="Times New Roman" w:hAnsi="Times New Roman" w:cs="Times New Roman"/>
+          <w:sz w:val="24"/>
+          <w:szCs w:val="24"/>
+          <w:highlight w:val="green"/>
+        </w:rPr>
+      </w:pPr>
+      <w:proofErr w:type="spellStart"/>
+      <w:r>
+        <w:rPr>
+          <w:rFonts w:ascii="Times New Roman" w:hAnsi="Times New Roman" w:cs="Times New Roman"/>
+          <w:sz w:val="24"/>
+          <w:szCs w:val="24"/>
+          <w:highlight w:val="green"/>
+        </w:rPr>
+        <w:t>cd</w:t>
+      </w:r>
+      <w:proofErr w:type="spellEnd"/>
+      <w:r>
+        <w:rPr>
+          <w:rFonts w:ascii="Times New Roman" w:hAnsi="Times New Roman" w:cs="Times New Roman"/>
+          <w:sz w:val="24"/>
+          <w:szCs w:val="24"/>
+          <w:highlight w:val="green"/>
+        </w:rPr>
+        <w:t xml:space="preserve"> C:\Users\agadj\Desktop\NISPO\lab2\task2-2\tutorials</w:t>
+      </w:r>
+    </w:p>
+    <w:p>
+      <w:pPr>
+        <w:ind w:left="-1276"/>
+        <w:rPr>
+          <w:rFonts w:ascii="Times New Roman" w:hAnsi="Times New Roman" w:cs="Times New Roman"/>
+          <w:sz w:val="24"/>
+          <w:szCs w:val="24"/>
+          <w:highlight w:val="green"/>
+        </w:rPr>
+      </w:pPr>
+      <w:r>
+        <w:rPr>
+          <w:rFonts w:ascii="Times New Roman" w:hAnsi="Times New Roman" w:cs="Times New Roman"/>
+          <w:sz w:val="24"/>
+          <w:szCs w:val="24"/>
+          <w:highlight w:val="green"/>
+        </w:rPr>
+        <w:t>.\</w:t>
+      </w:r>
+      <w:proofErr w:type="spellStart"/>
+      <w:r>
+        <w:rPr>
+          <w:rFonts w:ascii="Times New Roman" w:hAnsi="Times New Roman" w:cs="Times New Roman"/>
+          <w:sz w:val="24"/>
+          <w:szCs w:val="24"/>
+          <w:highlight w:val="green"/>
+        </w:rPr>
+        <w:t>venv</w:t>
+      </w:r>
+      <w:proofErr w:type="spellEnd"/>
+      <w:r>
+        <w:rPr>
+          <w:rFonts w:ascii="Times New Roman" w:hAnsi="Times New Roman" w:cs="Times New Roman"/>
+          <w:sz w:val="24"/>
+          <w:szCs w:val="24"/>
+          <w:highlight w:val="green"/>
+        </w:rPr>
+        <w:t>\</w:t>
+      </w:r>
+      <w:proofErr w:type="spellStart"/>
+      <w:r>
+        <w:rPr>
+          <w:rFonts w:ascii="Times New Roman" w:hAnsi="Times New Roman" w:cs="Times New Roman"/>
+          <w:sz w:val="24"/>
+          <w:szCs w:val="24"/>
+          <w:highlight w:val="green"/>
+        </w:rPr>
+        <w:t>Scripts</w:t>
+      </w:r>
+      <w:proofErr w:type="spellEnd"/>
+      <w:r>
+        <w:rPr>
+          <w:rFonts w:ascii="Times New Roman" w:hAnsi="Times New Roman" w:cs="Times New Roman"/>
+          <w:sz w:val="24"/>
+          <w:szCs w:val="24"/>
+          <w:highlight w:val="green"/>
+        </w:rPr>
+        <w:t>\Activate.ps1</w:t>
+      </w:r>
+    </w:p>
+    <w:p>
+      <w:pPr>
+        <w:ind w:left="-1276"/>
+        <w:rPr>
+          <w:rFonts w:ascii="Times New Roman" w:hAnsi="Times New Roman" w:cs="Times New Roman"/>
+          <w:sz w:val="24"/>
+          <w:szCs w:val="24"/>
+        </w:rPr>
+      </w:pPr>
+      <w:proofErr w:type="spellStart"/>
+      <w:r>
+        <w:rPr>
+          <w:rFonts w:ascii="Times New Roman" w:hAnsi="Times New Roman" w:cs="Times New Roman"/>
+          <w:sz w:val="24"/>
+          <w:szCs w:val="24"/>
+          <w:highlight w:val="green"/>
+        </w:rPr>
+        <w:t>python</w:t>
+      </w:r>
+      <w:proofErr w:type="spellEnd"/>
+      <w:r>
+        <w:rPr>
+          <w:rFonts w:ascii="Times New Roman" w:hAnsi="Times New Roman" w:cs="Times New Roman"/>
+          <w:sz w:val="24"/>
+          <w:szCs w:val="24"/>
+          <w:highlight w:val="green"/>
+        </w:rPr>
+        <w:t xml:space="preserve"> 01_hello_world/receive.py</w:t>
+      </w:r>
+    </w:p>
+    <w:p>
+      <w:pPr>
+        <w:ind w:left="-1276"/>
+        <w:rPr>
+          <w:rFonts w:ascii="Times New Roman" w:hAnsi="Times New Roman" w:cs="Times New Roman"/>
+          <w:sz w:val="24"/>
+          <w:szCs w:val="24"/>
+        </w:rPr>
+      </w:pPr>
+      <w:r>
+        <w:rPr>
+          <w:rFonts w:ascii="Times New Roman" w:hAnsi="Times New Roman" w:cs="Times New Roman"/>
+          <w:sz w:val="24"/>
+          <w:szCs w:val="24"/>
+        </w:rPr>
+        <w:t>Терминал B (</w:t>
+      </w:r>
+      <w:proofErr w:type="spellStart"/>
+      <w:r>
+        <w:rPr>
+          <w:rFonts w:ascii="Times New Roman" w:hAnsi="Times New Roman" w:cs="Times New Roman"/>
+          <w:sz w:val="24"/>
+          <w:szCs w:val="24"/>
+        </w:rPr>
+        <w:t>sender</w:t>
+      </w:r>
+      <w:proofErr w:type="spellEnd"/>
+      <w:r>
+        <w:rPr>
+          <w:rFonts w:ascii="Times New Roman" w:hAnsi="Times New Roman" w:cs="Times New Roman"/>
+          <w:sz w:val="24"/>
+          <w:szCs w:val="24"/>
+        </w:rPr>
+        <w:t>)</w:t>
+      </w:r>
+    </w:p>
+    <w:p>
+      <w:pPr>
+        <w:ind w:left="-1276"/>
+        <w:rPr>
+          <w:rFonts w:ascii="Times New Roman" w:hAnsi="Times New Roman" w:cs="Times New Roman"/>
+          <w:sz w:val="24"/>
+          <w:szCs w:val="24"/>
+          <w:highlight w:val="green"/>
+        </w:rPr>
+      </w:pPr>
+      <w:proofErr w:type="spellStart"/>
+      <w:r>
+        <w:rPr>
+          <w:rFonts w:ascii="Times New Roman" w:hAnsi="Times New Roman" w:cs="Times New Roman"/>
+          <w:sz w:val="24"/>
+          <w:szCs w:val="24"/>
+          <w:highlight w:val="green"/>
+        </w:rPr>
+        <w:t>cd</w:t>
+      </w:r>
+      <w:proofErr w:type="spellEnd"/>
+      <w:r>
+        <w:rPr>
+          <w:rFonts w:ascii="Times New Roman" w:hAnsi="Times New Roman" w:cs="Times New Roman"/>
+          <w:sz w:val="24"/>
+          <w:szCs w:val="24"/>
+          <w:highlight w:val="green"/>
+        </w:rPr>
+        <w:t xml:space="preserve"> C:\Users\agadj\Desktop\NISPO\lab2\task2-2\tutorials</w:t>
+      </w:r>
+    </w:p>
+    <w:p>
+      <w:pPr>
+        <w:ind w:left="-1276"/>
+        <w:rPr>
+          <w:rFonts w:ascii="Times New Roman" w:hAnsi="Times New Roman" w:cs="Times New Roman"/>
+          <w:sz w:val="24"/>
+          <w:szCs w:val="24"/>
+          <w:highlight w:val="green"/>
+        </w:rPr>
+      </w:pPr>
+      <w:r>
+        <w:rPr>
+          <w:rFonts w:ascii="Times New Roman" w:hAnsi="Times New Roman" w:cs="Times New Roman"/>
+          <w:sz w:val="24"/>
+          <w:szCs w:val="24"/>
+          <w:highlight w:val="green"/>
+        </w:rPr>
+        <w:t>.\</w:t>
+      </w:r>
+      <w:proofErr w:type="spellStart"/>
+      <w:r>
+        <w:rPr>
+          <w:rFonts w:ascii="Times New Roman" w:hAnsi="Times New Roman" w:cs="Times New Roman"/>
+          <w:sz w:val="24"/>
+          <w:szCs w:val="24"/>
+          <w:highlight w:val="green"/>
+        </w:rPr>
+        <w:t>venv</w:t>
+      </w:r>
+      <w:proofErr w:type="spellEnd"/>
+      <w:r>
+        <w:rPr>
+          <w:rFonts w:ascii="Times New Roman" w:hAnsi="Times New Roman" w:cs="Times New Roman"/>
+          <w:sz w:val="24"/>
+          <w:szCs w:val="24"/>
+          <w:highlight w:val="green"/>
+        </w:rPr>
+        <w:t>\</w:t>
+      </w:r>
+      <w:proofErr w:type="spellStart"/>
+      <w:r>
+        <w:rPr>
+          <w:rFonts w:ascii="Times New Roman" w:hAnsi="Times New Roman" w:cs="Times New Roman"/>
+          <w:sz w:val="24"/>
+          <w:szCs w:val="24"/>
+          <w:highlight w:val="green"/>
+        </w:rPr>
+        <w:t>Scripts</w:t>
+      </w:r>
+      <w:proofErr w:type="spellEnd"/>
+      <w:r>
+        <w:rPr>
+          <w:rFonts w:ascii="Times New Roman" w:hAnsi="Times New Roman" w:cs="Times New Roman"/>
+          <w:sz w:val="24"/>
+          <w:szCs w:val="24"/>
+          <w:highlight w:val="green"/>
+        </w:rPr>
+        <w:t>\Activate.ps1</w:t>
+      </w:r>
+    </w:p>
+    <w:p>
+      <w:pPr>
+        <w:ind w:left="-1276"/>
+        <w:rPr>
+          <w:rFonts w:ascii="Times New Roman" w:hAnsi="Times New Roman" w:cs="Times New Roman"/>
+          <w:sz w:val="24"/>
+          <w:szCs w:val="24"/>
+        </w:rPr>
+      </w:pPr>
+      <w:proofErr w:type="spellStart"/>
+      <w:r>
+        <w:rPr>
+          <w:rFonts w:ascii="Times New Roman" w:hAnsi="Times New Roman" w:cs="Times New Roman"/>
+          <w:sz w:val="24"/>
+          <w:szCs w:val="24"/>
+          <w:highlight w:val="green"/>
+        </w:rPr>
+        <w:t>python</w:t>
+      </w:r>
+      <w:proofErr w:type="spellEnd"/>
+      <w:r>
+        <w:rPr>
+          <w:rFonts w:ascii="Times New Roman" w:hAnsi="Times New Roman" w:cs="Times New Roman"/>
+          <w:sz w:val="24"/>
+          <w:szCs w:val="24"/>
+          <w:highlight w:val="green"/>
+        </w:rPr>
+        <w:t xml:space="preserve"> 01_hello_world/send.py</w:t>
+      </w:r>
+    </w:p>
+    <w:p>
+      <w:pPr>
+        <w:ind w:left="-1276"/>
+        <w:rPr>
+          <w:rFonts w:ascii="Times New Roman" w:hAnsi="Times New Roman" w:cs="Times New Roman"/>
           <w:b/>
           <w:bCs/>
           <w:sz w:val="24"/>
@@ -2697,97 +3493,97 @@
           <w:sz w:val="24"/>
           <w:szCs w:val="24"/>
         </w:rPr>
+        <w:t>Особенности:</w:t>
+      </w:r>
+    </w:p>
+    <w:p>
+      <w:pPr>
+        <w:ind w:left="-1276"/>
+        <w:rPr>
+          <w:rFonts w:ascii="Times New Roman" w:hAnsi="Times New Roman" w:cs="Times New Roman"/>
+          <w:sz w:val="24"/>
+          <w:szCs w:val="24"/>
+        </w:rPr>
+      </w:pPr>
+      <w:r>
+        <w:rPr>
+          <w:rFonts w:ascii="Times New Roman" w:hAnsi="Times New Roman" w:cs="Times New Roman"/>
+          <w:sz w:val="24"/>
+          <w:szCs w:val="24"/>
+        </w:rPr>
+        <w:t xml:space="preserve">Очередь </w:t>
+      </w:r>
+      <w:proofErr w:type="spellStart"/>
+      <w:r>
+        <w:rPr>
+          <w:rFonts w:ascii="Times New Roman" w:hAnsi="Times New Roman" w:cs="Times New Roman"/>
+          <w:sz w:val="24"/>
+          <w:szCs w:val="24"/>
+        </w:rPr>
+        <w:t>task_queue</w:t>
+      </w:r>
+      <w:proofErr w:type="spellEnd"/>
+      <w:r>
+        <w:rPr>
+          <w:rFonts w:ascii="Times New Roman" w:hAnsi="Times New Roman" w:cs="Times New Roman"/>
+          <w:sz w:val="24"/>
+          <w:szCs w:val="24"/>
+        </w:rPr>
+        <w:t xml:space="preserve"> объявлена как </w:t>
+      </w:r>
+      <w:proofErr w:type="spellStart"/>
+      <w:r>
+        <w:rPr>
+          <w:rFonts w:ascii="Times New Roman" w:hAnsi="Times New Roman" w:cs="Times New Roman"/>
+          <w:sz w:val="24"/>
+          <w:szCs w:val="24"/>
+        </w:rPr>
+        <w:t>durable</w:t>
+      </w:r>
+      <w:proofErr w:type="spellEnd"/>
+      <w:r>
+        <w:rPr>
+          <w:rFonts w:ascii="Times New Roman" w:hAnsi="Times New Roman" w:cs="Times New Roman"/>
+          <w:sz w:val="24"/>
+          <w:szCs w:val="24"/>
+        </w:rPr>
+        <w:t>=</w:t>
+      </w:r>
+      <w:proofErr w:type="spellStart"/>
+      <w:r>
+        <w:rPr>
+          <w:rFonts w:ascii="Times New Roman" w:hAnsi="Times New Roman" w:cs="Times New Roman"/>
+          <w:sz w:val="24"/>
+          <w:szCs w:val="24"/>
+        </w:rPr>
+        <w:t>True</w:t>
+      </w:r>
+      <w:proofErr w:type="spellEnd"/>
+      <w:r>
+        <w:rPr>
+          <w:rFonts w:ascii="Times New Roman" w:hAnsi="Times New Roman" w:cs="Times New Roman"/>
+          <w:sz w:val="24"/>
+          <w:szCs w:val="24"/>
+        </w:rPr>
+        <w:t xml:space="preserve"> — переживёт перезапуск брокера.</w:t>
+      </w:r>
+    </w:p>
+    <w:p>
+      <w:pPr>
+        <w:ind w:left="-1276"/>
+        <w:rPr>
+          <w:rFonts w:ascii="Times New Roman" w:hAnsi="Times New Roman" w:cs="Times New Roman"/>
+          <w:sz w:val="24"/>
+          <w:szCs w:val="24"/>
+        </w:rPr>
+      </w:pPr>
+      <w:r>
+        <w:rPr>
+          <w:rFonts w:ascii="Times New Roman" w:hAnsi="Times New Roman" w:cs="Times New Roman"/>
+          <w:sz w:val="24"/>
+          <w:szCs w:val="24"/>
+        </w:rPr>
         <w:lastRenderedPageBreak/>
-        <w:t>Особенности:</w:t>
-      </w:r>
-    </w:p>
-    <w:p>
-      <w:pPr>
-        <w:ind w:left="-1276"/>
-        <w:rPr>
-          <w:rFonts w:ascii="Times New Roman" w:hAnsi="Times New Roman" w:cs="Times New Roman"/>
-          <w:sz w:val="24"/>
-          <w:szCs w:val="24"/>
-        </w:rPr>
-      </w:pPr>
-      <w:r>
-        <w:rPr>
-          <w:rFonts w:ascii="Times New Roman" w:hAnsi="Times New Roman" w:cs="Times New Roman"/>
-          <w:sz w:val="24"/>
-          <w:szCs w:val="24"/>
-        </w:rPr>
-        <w:t xml:space="preserve">Очередь </w:t>
-      </w:r>
-      <w:proofErr w:type="spellStart"/>
-      <w:r>
-        <w:rPr>
-          <w:rFonts w:ascii="Times New Roman" w:hAnsi="Times New Roman" w:cs="Times New Roman"/>
-          <w:sz w:val="24"/>
-          <w:szCs w:val="24"/>
-        </w:rPr>
-        <w:t>task_queue</w:t>
-      </w:r>
-      <w:proofErr w:type="spellEnd"/>
-      <w:r>
-        <w:rPr>
-          <w:rFonts w:ascii="Times New Roman" w:hAnsi="Times New Roman" w:cs="Times New Roman"/>
-          <w:sz w:val="24"/>
-          <w:szCs w:val="24"/>
-        </w:rPr>
-        <w:t xml:space="preserve"> объявлена как </w:t>
-      </w:r>
-      <w:proofErr w:type="spellStart"/>
-      <w:r>
-        <w:rPr>
-          <w:rFonts w:ascii="Times New Roman" w:hAnsi="Times New Roman" w:cs="Times New Roman"/>
-          <w:sz w:val="24"/>
-          <w:szCs w:val="24"/>
-        </w:rPr>
-        <w:t>durable</w:t>
-      </w:r>
-      <w:proofErr w:type="spellEnd"/>
-      <w:r>
-        <w:rPr>
-          <w:rFonts w:ascii="Times New Roman" w:hAnsi="Times New Roman" w:cs="Times New Roman"/>
-          <w:sz w:val="24"/>
-          <w:szCs w:val="24"/>
-        </w:rPr>
-        <w:t>=</w:t>
-      </w:r>
-      <w:proofErr w:type="spellStart"/>
-      <w:r>
-        <w:rPr>
-          <w:rFonts w:ascii="Times New Roman" w:hAnsi="Times New Roman" w:cs="Times New Roman"/>
-          <w:sz w:val="24"/>
-          <w:szCs w:val="24"/>
-        </w:rPr>
-        <w:t>True</w:t>
-      </w:r>
-      <w:proofErr w:type="spellEnd"/>
-      <w:r>
-        <w:rPr>
-          <w:rFonts w:ascii="Times New Roman" w:hAnsi="Times New Roman" w:cs="Times New Roman"/>
-          <w:sz w:val="24"/>
-          <w:szCs w:val="24"/>
-        </w:rPr>
-        <w:t xml:space="preserve"> — переживёт перезапуск брокера.</w:t>
-      </w:r>
-    </w:p>
-    <w:p>
-      <w:pPr>
-        <w:ind w:left="-1276"/>
-        <w:rPr>
-          <w:rFonts w:ascii="Times New Roman" w:hAnsi="Times New Roman" w:cs="Times New Roman"/>
-          <w:sz w:val="24"/>
-          <w:szCs w:val="24"/>
-        </w:rPr>
-      </w:pPr>
-      <w:r>
-        <w:rPr>
-          <w:rFonts w:ascii="Times New Roman" w:hAnsi="Times New Roman" w:cs="Times New Roman"/>
-          <w:sz w:val="24"/>
-          <w:szCs w:val="24"/>
-        </w:rPr>
         <w:t>Сообщения помечены как PERSISTENT — тоже переживут перезапуск.</w:t>
       </w:r>
     </w:p>
@@ -3048,6 +3844,32 @@
           <w:szCs w:val="24"/>
         </w:rPr>
       </w:pPr>
+      <w:r>
+        <w:rPr>
+          <w:rFonts w:ascii="Times New Roman" w:hAnsi="Times New Roman" w:cs="Times New Roman"/>
+          <w:sz w:val="24"/>
+          <w:szCs w:val="24"/>
+        </w:rPr>
+        <w:t>Терминал C (</w:t>
+      </w:r>
+      <w:proofErr w:type="spellStart"/>
+      <w:r>
+        <w:rPr>
+          <w:rFonts w:ascii="Times New Roman" w:hAnsi="Times New Roman" w:cs="Times New Roman"/>
+          <w:sz w:val="24"/>
+          <w:szCs w:val="24"/>
+        </w:rPr>
+        <w:t>producer</w:t>
+      </w:r>
+      <w:proofErr w:type="spellEnd"/>
+      <w:r>
+        <w:rPr>
+          <w:rFonts w:ascii="Times New Roman" w:hAnsi="Times New Roman" w:cs="Times New Roman"/>
+          <w:sz w:val="24"/>
+          <w:szCs w:val="24"/>
+        </w:rPr>
+        <w:t>)</w:t>
+      </w:r>
     </w:p>
     <w:p>
       <w:pPr>
@@ -3241,6 +4063,320 @@
           <w:highlight w:val="yellow"/>
         </w:rPr>
         <w:t>"</w:t>
+      </w:r>
+    </w:p>
+    <w:p>
+      <w:pPr>
+        <w:ind w:left="-1276"/>
+        <w:rPr>
+          <w:rFonts w:ascii="Times New Roman" w:hAnsi="Times New Roman" w:cs="Times New Roman"/>
+          <w:sz w:val="24"/>
+          <w:szCs w:val="24"/>
+        </w:rPr>
+      </w:pPr>
+      <w:r>
+        <w:rPr>
+          <w:rFonts w:ascii="Times New Roman" w:hAnsi="Times New Roman" w:cs="Times New Roman"/>
+          <w:sz w:val="24"/>
+          <w:szCs w:val="24"/>
+        </w:rPr>
+        <w:t>Терминал A (</w:t>
+      </w:r>
+      <w:proofErr w:type="spellStart"/>
+      <w:r>
+        <w:rPr>
+          <w:rFonts w:ascii="Times New Roman" w:hAnsi="Times New Roman" w:cs="Times New Roman"/>
+          <w:sz w:val="24"/>
+          <w:szCs w:val="24"/>
+        </w:rPr>
+        <w:t>worker</w:t>
+      </w:r>
+      <w:proofErr w:type="spellEnd"/>
+      <w:r>
+        <w:rPr>
+          <w:rFonts w:ascii="Times New Roman" w:hAnsi="Times New Roman" w:cs="Times New Roman"/>
+          <w:sz w:val="24"/>
+          <w:szCs w:val="24"/>
+        </w:rPr>
+        <w:t xml:space="preserve"> 1)</w:t>
+      </w:r>
+    </w:p>
+    <w:p>
+      <w:pPr>
+        <w:ind w:left="-1276"/>
+        <w:rPr>
+          <w:rFonts w:ascii="Times New Roman" w:hAnsi="Times New Roman" w:cs="Times New Roman"/>
+          <w:sz w:val="24"/>
+          <w:szCs w:val="24"/>
+          <w:highlight w:val="green"/>
+        </w:rPr>
+      </w:pPr>
+      <w:proofErr w:type="spellStart"/>
+      <w:r>
+        <w:rPr>
+          <w:rFonts w:ascii="Times New Roman" w:hAnsi="Times New Roman" w:cs="Times New Roman"/>
+          <w:sz w:val="24"/>
+          <w:szCs w:val="24"/>
+          <w:highlight w:val="green"/>
+        </w:rPr>
+        <w:t>cd</w:t>
+      </w:r>
+      <w:proofErr w:type="spellEnd"/>
+      <w:r>
+        <w:rPr>
+          <w:rFonts w:ascii="Times New Roman" w:hAnsi="Times New Roman" w:cs="Times New Roman"/>
+          <w:sz w:val="24"/>
+          <w:szCs w:val="24"/>
+          <w:highlight w:val="green"/>
+        </w:rPr>
+        <w:t xml:space="preserve"> C:\Users\agadj\Desktop\NISPO\lab2\task2-2\tutorials</w:t>
+      </w:r>
+    </w:p>
+    <w:p>
+      <w:pPr>
+        <w:ind w:left="-1276"/>
+        <w:rPr>
+          <w:rFonts w:ascii="Times New Roman" w:hAnsi="Times New Roman" w:cs="Times New Roman"/>
+          <w:sz w:val="24"/>
+          <w:szCs w:val="24"/>
+          <w:highlight w:val="green"/>
+        </w:rPr>
+      </w:pPr>
+      <w:r>
+        <w:rPr>
+          <w:rFonts w:ascii="Times New Roman" w:hAnsi="Times New Roman" w:cs="Times New Roman"/>
+          <w:sz w:val="24"/>
+          <w:szCs w:val="24"/>
+          <w:highlight w:val="green"/>
+        </w:rPr>
+        <w:t>.\</w:t>
+      </w:r>
+      <w:proofErr w:type="spellStart"/>
+      <w:r>
+        <w:rPr>
+          <w:rFonts w:ascii="Times New Roman" w:hAnsi="Times New Roman" w:cs="Times New Roman"/>
+          <w:sz w:val="24"/>
+          <w:szCs w:val="24"/>
+          <w:highlight w:val="green"/>
+        </w:rPr>
+        <w:t>venv</w:t>
+      </w:r>
+      <w:proofErr w:type="spellEnd"/>
+      <w:r>
+        <w:rPr>
+          <w:rFonts w:ascii="Times New Roman" w:hAnsi="Times New Roman" w:cs="Times New Roman"/>
+          <w:sz w:val="24"/>
+          <w:szCs w:val="24"/>
+          <w:highlight w:val="green"/>
+        </w:rPr>
+        <w:t>\</w:t>
+      </w:r>
+      <w:proofErr w:type="spellStart"/>
+      <w:r>
+        <w:rPr>
+          <w:rFonts w:ascii="Times New Roman" w:hAnsi="Times New Roman" w:cs="Times New Roman"/>
+          <w:sz w:val="24"/>
+          <w:szCs w:val="24"/>
+          <w:highlight w:val="green"/>
+        </w:rPr>
+        <w:t>Scripts</w:t>
+      </w:r>
+      <w:proofErr w:type="spellEnd"/>
+      <w:r>
+        <w:rPr>
+          <w:rFonts w:ascii="Times New Roman" w:hAnsi="Times New Roman" w:cs="Times New Roman"/>
+          <w:sz w:val="24"/>
+          <w:szCs w:val="24"/>
+          <w:highlight w:val="green"/>
+        </w:rPr>
+        <w:t>\Activate.ps1</w:t>
+      </w:r>
+    </w:p>
+    <w:p>
+      <w:pPr>
+        <w:ind w:left="-1276"/>
+        <w:rPr>
+          <w:rFonts w:ascii="Times New Roman" w:hAnsi="Times New Roman" w:cs="Times New Roman"/>
+          <w:sz w:val="24"/>
+          <w:szCs w:val="24"/>
+        </w:rPr>
+      </w:pPr>
+      <w:proofErr w:type="spellStart"/>
+      <w:r>
+        <w:rPr>
+          <w:rFonts w:ascii="Times New Roman" w:hAnsi="Times New Roman" w:cs="Times New Roman"/>
+          <w:sz w:val="24"/>
+          <w:szCs w:val="24"/>
+          <w:highlight w:val="green"/>
+        </w:rPr>
+        <w:t>python</w:t>
+      </w:r>
+      <w:proofErr w:type="spellEnd"/>
+      <w:r>
+        <w:rPr>
+          <w:rFonts w:ascii="Times New Roman" w:hAnsi="Times New Roman" w:cs="Times New Roman"/>
+          <w:sz w:val="24"/>
+          <w:szCs w:val="24"/>
+          <w:highlight w:val="green"/>
+        </w:rPr>
+        <w:t xml:space="preserve"> 02_work_queues/worker.py</w:t>
+      </w:r>
+    </w:p>
+    <w:p>
+      <w:pPr>
+        <w:ind w:left="-1276"/>
+        <w:rPr>
+          <w:rFonts w:ascii="Times New Roman" w:hAnsi="Times New Roman" w:cs="Times New Roman"/>
+          <w:sz w:val="24"/>
+          <w:szCs w:val="24"/>
+        </w:rPr>
+      </w:pPr>
+      <w:r>
+        <w:rPr>
+          <w:rFonts w:ascii="Times New Roman" w:hAnsi="Times New Roman" w:cs="Times New Roman"/>
+          <w:sz w:val="24"/>
+          <w:szCs w:val="24"/>
+        </w:rPr>
+        <w:t>Терминал B (</w:t>
+      </w:r>
+      <w:proofErr w:type="spellStart"/>
+      <w:r>
+        <w:rPr>
+          <w:rFonts w:ascii="Times New Roman" w:hAnsi="Times New Roman" w:cs="Times New Roman"/>
+          <w:sz w:val="24"/>
+          <w:szCs w:val="24"/>
+        </w:rPr>
+        <w:t>worker</w:t>
+      </w:r>
+      <w:proofErr w:type="spellEnd"/>
+      <w:r>
+        <w:rPr>
+          <w:rFonts w:ascii="Times New Roman" w:hAnsi="Times New Roman" w:cs="Times New Roman"/>
+          <w:sz w:val="24"/>
+          <w:szCs w:val="24"/>
+        </w:rPr>
+        <w:t xml:space="preserve"> 2)</w:t>
+      </w:r>
+    </w:p>
+    <w:p>
+      <w:pPr>
+        <w:ind w:left="-1276"/>
+        <w:rPr>
+          <w:rFonts w:ascii="Times New Roman" w:hAnsi="Times New Roman" w:cs="Times New Roman"/>
+          <w:sz w:val="24"/>
+          <w:szCs w:val="24"/>
+          <w:highlight w:val="green"/>
+        </w:rPr>
+      </w:pPr>
+      <w:proofErr w:type="spellStart"/>
+      <w:r>
+        <w:rPr>
+          <w:rFonts w:ascii="Times New Roman" w:hAnsi="Times New Roman" w:cs="Times New Roman"/>
+          <w:sz w:val="24"/>
+          <w:szCs w:val="24"/>
+          <w:highlight w:val="green"/>
+        </w:rPr>
+        <w:t>cd</w:t>
+      </w:r>
+      <w:proofErr w:type="spellEnd"/>
+      <w:r>
+        <w:rPr>
+          <w:rFonts w:ascii="Times New Roman" w:hAnsi="Times New Roman" w:cs="Times New Roman"/>
+          <w:sz w:val="24"/>
+          <w:szCs w:val="24"/>
+          <w:highlight w:val="green"/>
+        </w:rPr>
+        <w:t xml:space="preserve"> C:\Users\agadj\Desktop\NISPO\lab2\task2-2\tutorials</w:t>
+      </w:r>
+    </w:p>
+    <w:p>
+      <w:pPr>
+        <w:ind w:left="-1276"/>
+        <w:rPr>
+          <w:rFonts w:ascii="Times New Roman" w:hAnsi="Times New Roman" w:cs="Times New Roman"/>
+          <w:sz w:val="24"/>
+          <w:szCs w:val="24"/>
+          <w:highlight w:val="green"/>
+        </w:rPr>
+      </w:pPr>
+      <w:r>
+        <w:rPr>
+          <w:rFonts w:ascii="Times New Roman" w:hAnsi="Times New Roman" w:cs="Times New Roman"/>
+          <w:sz w:val="24"/>
+          <w:szCs w:val="24"/>
+          <w:highlight w:val="green"/>
+        </w:rPr>
+        <w:t>.\</w:t>
+      </w:r>
+      <w:proofErr w:type="spellStart"/>
+      <w:r>
+        <w:rPr>
+          <w:rFonts w:ascii="Times New Roman" w:hAnsi="Times New Roman" w:cs="Times New Roman"/>
+          <w:sz w:val="24"/>
+          <w:szCs w:val="24"/>
+          <w:highlight w:val="green"/>
+        </w:rPr>
+        <w:t>venv</w:t>
+      </w:r>
+      <w:proofErr w:type="spellEnd"/>
+      <w:r>
+        <w:rPr>
+          <w:rFonts w:ascii="Times New Roman" w:hAnsi="Times New Roman" w:cs="Times New Roman"/>
+          <w:sz w:val="24"/>
+          <w:szCs w:val="24"/>
+          <w:highlight w:val="green"/>
+        </w:rPr>
+        <w:t>\</w:t>
+      </w:r>
+      <w:proofErr w:type="spellStart"/>
+      <w:r>
+        <w:rPr>
+          <w:rFonts w:ascii="Times New Roman" w:hAnsi="Times New Roman" w:cs="Times New Roman"/>
+          <w:sz w:val="24"/>
+          <w:szCs w:val="24"/>
+          <w:highlight w:val="green"/>
+        </w:rPr>
+        <w:t>Scripts</w:t>
+      </w:r>
+      <w:proofErr w:type="spellEnd"/>
+      <w:r>
+        <w:rPr>
+          <w:rFonts w:ascii="Times New Roman" w:hAnsi="Times New Roman" w:cs="Times New Roman"/>
+          <w:sz w:val="24"/>
+          <w:szCs w:val="24"/>
+          <w:highlight w:val="green"/>
+        </w:rPr>
+        <w:t>\Activate.ps1</w:t>
+      </w:r>
+    </w:p>
+    <w:p>
+      <w:pPr>
+        <w:ind w:left="-1276"/>
+        <w:rPr>
+          <w:rFonts w:ascii="Times New Roman" w:hAnsi="Times New Roman" w:cs="Times New Roman"/>
+          <w:sz w:val="24"/>
+          <w:szCs w:val="24"/>
+        </w:rPr>
+      </w:pPr>
+      <w:proofErr w:type="spellStart"/>
+      <w:r>
+        <w:rPr>
+          <w:rFonts w:ascii="Times New Roman" w:hAnsi="Times New Roman" w:cs="Times New Roman"/>
+          <w:sz w:val="24"/>
+          <w:szCs w:val="24"/>
+          <w:highlight w:val="green"/>
+        </w:rPr>
+        <w:t>python</w:t>
+      </w:r>
+      <w:proofErr w:type="spellEnd"/>
+      <w:r>
+        <w:rPr>
+          <w:rFonts w:ascii="Times New Roman" w:hAnsi="Times New Roman" w:cs="Times New Roman"/>
+          <w:sz w:val="24"/>
+          <w:szCs w:val="24"/>
+          <w:highlight w:val="green"/>
+        </w:rPr>
+        <w:t xml:space="preserve"> 02_work_queues/worker.py</w:t>
       </w:r>
     </w:p>
     <w:p>
@@ -3312,6 +4448,7 @@
           <w:sz w:val="24"/>
           <w:szCs w:val="24"/>
         </w:rPr>
+        <w:lastRenderedPageBreak/>
         <w:drawing>
           <wp:inline distT="0" distB="0" distL="0" distR="0" wp14:anchorId="2971527A" wp14:editId="7B75D71A">
             <wp:extent cx="5940425" cy="1518920"/>
@@ -3365,7 +4502,6 @@
           <w:sz w:val="24"/>
           <w:szCs w:val="24"/>
         </w:rPr>
-        <w:lastRenderedPageBreak/>
         <w:drawing>
           <wp:inline distT="0" distB="0" distL="0" distR="0" wp14:anchorId="72C9F6E7" wp14:editId="491202DD">
             <wp:extent cx="5940425" cy="1784985"/>
@@ -4009,6 +5145,7 @@
           <w:sz w:val="24"/>
           <w:szCs w:val="24"/>
         </w:rPr>
+        <w:lastRenderedPageBreak/>
         <w:drawing>
           <wp:inline distT="0" distB="0" distL="0" distR="0" wp14:anchorId="5304B75E" wp14:editId="76FB7E3E">
             <wp:extent cx="7075054" cy="1714500"/>
@@ -4062,7 +5199,6 @@
           <w:sz w:val="24"/>
           <w:szCs w:val="24"/>
         </w:rPr>
-        <w:lastRenderedPageBreak/>
         <w:drawing>
           <wp:inline distT="0" distB="0" distL="0" distR="0" wp14:anchorId="2926FC59" wp14:editId="57ABA47E">
             <wp:extent cx="7031355" cy="2049780"/>
@@ -4187,6 +5323,695 @@
           <w:szCs w:val="24"/>
         </w:rPr>
         <w:t>Запущено два подписчика (в двух отдельных терминалах) и один издатель (в третьем). Издатель отправил три сообщения:</w:t>
+      </w:r>
+    </w:p>
+    <w:p>
+      <w:pPr>
+        <w:ind w:left="-1276"/>
+        <w:rPr>
+          <w:rFonts w:ascii="Times New Roman" w:hAnsi="Times New Roman" w:cs="Times New Roman"/>
+          <w:sz w:val="24"/>
+          <w:szCs w:val="24"/>
+        </w:rPr>
+      </w:pPr>
+      <w:r>
+        <w:rPr>
+          <w:rFonts w:ascii="Times New Roman" w:hAnsi="Times New Roman" w:cs="Times New Roman"/>
+          <w:sz w:val="24"/>
+          <w:szCs w:val="24"/>
+        </w:rPr>
+        <w:t>Терминал A (подписчик 1)</w:t>
+      </w:r>
+    </w:p>
+    <w:p>
+      <w:pPr>
+        <w:ind w:left="-1276"/>
+        <w:rPr>
+          <w:rFonts w:ascii="Times New Roman" w:hAnsi="Times New Roman" w:cs="Times New Roman"/>
+          <w:sz w:val="24"/>
+          <w:szCs w:val="24"/>
+          <w:highlight w:val="green"/>
+        </w:rPr>
+      </w:pPr>
+      <w:proofErr w:type="spellStart"/>
+      <w:r>
+        <w:rPr>
+          <w:rFonts w:ascii="Times New Roman" w:hAnsi="Times New Roman" w:cs="Times New Roman"/>
+          <w:sz w:val="24"/>
+          <w:szCs w:val="24"/>
+          <w:highlight w:val="green"/>
+        </w:rPr>
+        <w:t>cd</w:t>
+      </w:r>
+      <w:proofErr w:type="spellEnd"/>
+      <w:r>
+        <w:rPr>
+          <w:rFonts w:ascii="Times New Roman" w:hAnsi="Times New Roman" w:cs="Times New Roman"/>
+          <w:sz w:val="24"/>
+          <w:szCs w:val="24"/>
+          <w:highlight w:val="green"/>
+        </w:rPr>
+        <w:t xml:space="preserve"> C:\Users\agadj\Desktop\NISPO\lab2\task2-2\tutorials</w:t>
+      </w:r>
+    </w:p>
+    <w:p>
+      <w:pPr>
+        <w:ind w:left="-1276"/>
+        <w:rPr>
+          <w:rFonts w:ascii="Times New Roman" w:hAnsi="Times New Roman" w:cs="Times New Roman"/>
+          <w:sz w:val="24"/>
+          <w:szCs w:val="24"/>
+          <w:highlight w:val="green"/>
+        </w:rPr>
+      </w:pPr>
+      <w:r>
+        <w:rPr>
+          <w:rFonts w:ascii="Times New Roman" w:hAnsi="Times New Roman" w:cs="Times New Roman"/>
+          <w:sz w:val="24"/>
+          <w:szCs w:val="24"/>
+          <w:highlight w:val="green"/>
+        </w:rPr>
+        <w:t>.\</w:t>
+      </w:r>
+      <w:proofErr w:type="spellStart"/>
+      <w:r>
+        <w:rPr>
+          <w:rFonts w:ascii="Times New Roman" w:hAnsi="Times New Roman" w:cs="Times New Roman"/>
+          <w:sz w:val="24"/>
+          <w:szCs w:val="24"/>
+          <w:highlight w:val="green"/>
+        </w:rPr>
+        <w:t>venv</w:t>
+      </w:r>
+      <w:proofErr w:type="spellEnd"/>
+      <w:r>
+        <w:rPr>
+          <w:rFonts w:ascii="Times New Roman" w:hAnsi="Times New Roman" w:cs="Times New Roman"/>
+          <w:sz w:val="24"/>
+          <w:szCs w:val="24"/>
+          <w:highlight w:val="green"/>
+        </w:rPr>
+        <w:t>\</w:t>
+      </w:r>
+      <w:proofErr w:type="spellStart"/>
+      <w:r>
+        <w:rPr>
+          <w:rFonts w:ascii="Times New Roman" w:hAnsi="Times New Roman" w:cs="Times New Roman"/>
+          <w:sz w:val="24"/>
+          <w:szCs w:val="24"/>
+          <w:highlight w:val="green"/>
+        </w:rPr>
+        <w:t>Scripts</w:t>
+      </w:r>
+      <w:proofErr w:type="spellEnd"/>
+      <w:r>
+        <w:rPr>
+          <w:rFonts w:ascii="Times New Roman" w:hAnsi="Times New Roman" w:cs="Times New Roman"/>
+          <w:sz w:val="24"/>
+          <w:szCs w:val="24"/>
+          <w:highlight w:val="green"/>
+        </w:rPr>
+        <w:t>\Activate.ps1</w:t>
+      </w:r>
+    </w:p>
+    <w:p>
+      <w:pPr>
+        <w:ind w:left="-1276"/>
+        <w:rPr>
+          <w:rFonts w:ascii="Times New Roman" w:hAnsi="Times New Roman" w:cs="Times New Roman"/>
+          <w:sz w:val="24"/>
+          <w:szCs w:val="24"/>
+        </w:rPr>
+      </w:pPr>
+      <w:proofErr w:type="spellStart"/>
+      <w:r>
+        <w:rPr>
+          <w:rFonts w:ascii="Times New Roman" w:hAnsi="Times New Roman" w:cs="Times New Roman"/>
+          <w:sz w:val="24"/>
+          <w:szCs w:val="24"/>
+          <w:highlight w:val="green"/>
+        </w:rPr>
+        <w:t>python</w:t>
+      </w:r>
+      <w:proofErr w:type="spellEnd"/>
+      <w:r>
+        <w:rPr>
+          <w:rFonts w:ascii="Times New Roman" w:hAnsi="Times New Roman" w:cs="Times New Roman"/>
+          <w:sz w:val="24"/>
+          <w:szCs w:val="24"/>
+          <w:highlight w:val="green"/>
+        </w:rPr>
+        <w:t xml:space="preserve"> 03_pubsub/receive_logs.py</w:t>
+      </w:r>
+    </w:p>
+    <w:p>
+      <w:pPr>
+        <w:ind w:left="-1276"/>
+        <w:rPr>
+          <w:rFonts w:ascii="Times New Roman" w:hAnsi="Times New Roman" w:cs="Times New Roman"/>
+          <w:sz w:val="24"/>
+          <w:szCs w:val="24"/>
+        </w:rPr>
+      </w:pPr>
+      <w:r>
+        <w:rPr>
+          <w:rFonts w:ascii="Times New Roman" w:hAnsi="Times New Roman" w:cs="Times New Roman"/>
+          <w:sz w:val="24"/>
+          <w:szCs w:val="24"/>
+        </w:rPr>
+        <w:t>Терминал B (подписчик 2)</w:t>
+      </w:r>
+    </w:p>
+    <w:p>
+      <w:pPr>
+        <w:ind w:left="-1276"/>
+        <w:rPr>
+          <w:rFonts w:ascii="Times New Roman" w:hAnsi="Times New Roman" w:cs="Times New Roman"/>
+          <w:sz w:val="24"/>
+          <w:szCs w:val="24"/>
+          <w:highlight w:val="green"/>
+        </w:rPr>
+      </w:pPr>
+      <w:proofErr w:type="spellStart"/>
+      <w:r>
+        <w:rPr>
+          <w:rFonts w:ascii="Times New Roman" w:hAnsi="Times New Roman" w:cs="Times New Roman"/>
+          <w:sz w:val="24"/>
+          <w:szCs w:val="24"/>
+          <w:highlight w:val="green"/>
+        </w:rPr>
+        <w:t>cd</w:t>
+      </w:r>
+      <w:proofErr w:type="spellEnd"/>
+      <w:r>
+        <w:rPr>
+          <w:rFonts w:ascii="Times New Roman" w:hAnsi="Times New Roman" w:cs="Times New Roman"/>
+          <w:sz w:val="24"/>
+          <w:szCs w:val="24"/>
+          <w:highlight w:val="green"/>
+        </w:rPr>
+        <w:t xml:space="preserve"> C:\Users\agadj\Desktop\NISPO\lab2\task2-2\tutorials</w:t>
+      </w:r>
+    </w:p>
+    <w:p>
+      <w:pPr>
+        <w:ind w:left="-1276"/>
+        <w:rPr>
+          <w:rFonts w:ascii="Times New Roman" w:hAnsi="Times New Roman" w:cs="Times New Roman"/>
+          <w:sz w:val="24"/>
+          <w:szCs w:val="24"/>
+          <w:highlight w:val="green"/>
+        </w:rPr>
+      </w:pPr>
+      <w:r>
+        <w:rPr>
+          <w:rFonts w:ascii="Times New Roman" w:hAnsi="Times New Roman" w:cs="Times New Roman"/>
+          <w:sz w:val="24"/>
+          <w:szCs w:val="24"/>
+          <w:highlight w:val="green"/>
+        </w:rPr>
+        <w:t>.\</w:t>
+      </w:r>
+      <w:proofErr w:type="spellStart"/>
+      <w:r>
+        <w:rPr>
+          <w:rFonts w:ascii="Times New Roman" w:hAnsi="Times New Roman" w:cs="Times New Roman"/>
+          <w:sz w:val="24"/>
+          <w:szCs w:val="24"/>
+          <w:highlight w:val="green"/>
+        </w:rPr>
+        <w:t>venv</w:t>
+      </w:r>
+      <w:proofErr w:type="spellEnd"/>
+      <w:r>
+        <w:rPr>
+          <w:rFonts w:ascii="Times New Roman" w:hAnsi="Times New Roman" w:cs="Times New Roman"/>
+          <w:sz w:val="24"/>
+          <w:szCs w:val="24"/>
+          <w:highlight w:val="green"/>
+        </w:rPr>
+        <w:t>\</w:t>
+      </w:r>
+      <w:proofErr w:type="spellStart"/>
+      <w:r>
+        <w:rPr>
+          <w:rFonts w:ascii="Times New Roman" w:hAnsi="Times New Roman" w:cs="Times New Roman"/>
+          <w:sz w:val="24"/>
+          <w:szCs w:val="24"/>
+          <w:highlight w:val="green"/>
+        </w:rPr>
+        <w:t>Scripts</w:t>
+      </w:r>
+      <w:proofErr w:type="spellEnd"/>
+      <w:r>
+        <w:rPr>
+          <w:rFonts w:ascii="Times New Roman" w:hAnsi="Times New Roman" w:cs="Times New Roman"/>
+          <w:sz w:val="24"/>
+          <w:szCs w:val="24"/>
+          <w:highlight w:val="green"/>
+        </w:rPr>
+        <w:t>\Activate.ps1</w:t>
+      </w:r>
+    </w:p>
+    <w:p>
+      <w:pPr>
+        <w:ind w:left="-1276"/>
+        <w:rPr>
+          <w:rFonts w:ascii="Times New Roman" w:hAnsi="Times New Roman" w:cs="Times New Roman"/>
+          <w:sz w:val="24"/>
+          <w:szCs w:val="24"/>
+        </w:rPr>
+      </w:pPr>
+      <w:proofErr w:type="spellStart"/>
+      <w:r>
+        <w:rPr>
+          <w:rFonts w:ascii="Times New Roman" w:hAnsi="Times New Roman" w:cs="Times New Roman"/>
+          <w:sz w:val="24"/>
+          <w:szCs w:val="24"/>
+          <w:highlight w:val="green"/>
+        </w:rPr>
+        <w:t>python</w:t>
+      </w:r>
+      <w:proofErr w:type="spellEnd"/>
+      <w:r>
+        <w:rPr>
+          <w:rFonts w:ascii="Times New Roman" w:hAnsi="Times New Roman" w:cs="Times New Roman"/>
+          <w:sz w:val="24"/>
+          <w:szCs w:val="24"/>
+          <w:highlight w:val="green"/>
+        </w:rPr>
+        <w:t xml:space="preserve"> 03_pubsub/receive_logs.py</w:t>
+      </w:r>
+    </w:p>
+    <w:p>
+      <w:pPr>
+        <w:ind w:left="-1276"/>
+        <w:rPr>
+          <w:rFonts w:ascii="Times New Roman" w:hAnsi="Times New Roman" w:cs="Times New Roman"/>
+          <w:sz w:val="24"/>
+          <w:szCs w:val="24"/>
+        </w:rPr>
+      </w:pPr>
+    </w:p>
+    <w:p>
+      <w:pPr>
+        <w:ind w:left="-1276"/>
+        <w:rPr>
+          <w:rFonts w:ascii="Times New Roman" w:hAnsi="Times New Roman" w:cs="Times New Roman"/>
+          <w:sz w:val="24"/>
+          <w:szCs w:val="24"/>
+        </w:rPr>
+      </w:pPr>
+    </w:p>
+    <w:p>
+      <w:pPr>
+        <w:ind w:left="-1276"/>
+        <w:rPr>
+          <w:rFonts w:ascii="Times New Roman" w:hAnsi="Times New Roman" w:cs="Times New Roman"/>
+          <w:sz w:val="24"/>
+          <w:szCs w:val="24"/>
+        </w:rPr>
+      </w:pPr>
+      <w:r>
+        <w:rPr>
+          <w:rFonts w:ascii="Times New Roman" w:hAnsi="Times New Roman" w:cs="Times New Roman"/>
+          <w:sz w:val="24"/>
+          <w:szCs w:val="24"/>
+        </w:rPr>
+        <w:lastRenderedPageBreak/>
+        <w:t>Терминал C (издатель)</w:t>
+      </w:r>
+    </w:p>
+    <w:p>
+      <w:pPr>
+        <w:ind w:left="-1276"/>
+        <w:rPr>
+          <w:rFonts w:ascii="Times New Roman" w:hAnsi="Times New Roman" w:cs="Times New Roman"/>
+          <w:sz w:val="24"/>
+          <w:szCs w:val="24"/>
+          <w:highlight w:val="green"/>
+        </w:rPr>
+      </w:pPr>
+      <w:proofErr w:type="spellStart"/>
+      <w:r>
+        <w:rPr>
+          <w:rFonts w:ascii="Times New Roman" w:hAnsi="Times New Roman" w:cs="Times New Roman"/>
+          <w:sz w:val="24"/>
+          <w:szCs w:val="24"/>
+          <w:highlight w:val="green"/>
+        </w:rPr>
+        <w:t>cd</w:t>
+      </w:r>
+      <w:proofErr w:type="spellEnd"/>
+      <w:r>
+        <w:rPr>
+          <w:rFonts w:ascii="Times New Roman" w:hAnsi="Times New Roman" w:cs="Times New Roman"/>
+          <w:sz w:val="24"/>
+          <w:szCs w:val="24"/>
+          <w:highlight w:val="green"/>
+        </w:rPr>
+        <w:t xml:space="preserve"> C:\Users\agadj\Desktop\NISPO\lab2\task2-2\tutorials</w:t>
+      </w:r>
+    </w:p>
+    <w:p>
+      <w:pPr>
+        <w:ind w:left="-1276"/>
+        <w:rPr>
+          <w:rFonts w:ascii="Times New Roman" w:hAnsi="Times New Roman" w:cs="Times New Roman"/>
+          <w:sz w:val="24"/>
+          <w:szCs w:val="24"/>
+          <w:highlight w:val="green"/>
+        </w:rPr>
+      </w:pPr>
+      <w:r>
+        <w:rPr>
+          <w:rFonts w:ascii="Times New Roman" w:hAnsi="Times New Roman" w:cs="Times New Roman"/>
+          <w:sz w:val="24"/>
+          <w:szCs w:val="24"/>
+          <w:highlight w:val="green"/>
+        </w:rPr>
+        <w:t>.\</w:t>
+      </w:r>
+      <w:proofErr w:type="spellStart"/>
+      <w:r>
+        <w:rPr>
+          <w:rFonts w:ascii="Times New Roman" w:hAnsi="Times New Roman" w:cs="Times New Roman"/>
+          <w:sz w:val="24"/>
+          <w:szCs w:val="24"/>
+          <w:highlight w:val="green"/>
+        </w:rPr>
+        <w:t>venv</w:t>
+      </w:r>
+      <w:proofErr w:type="spellEnd"/>
+      <w:r>
+        <w:rPr>
+          <w:rFonts w:ascii="Times New Roman" w:hAnsi="Times New Roman" w:cs="Times New Roman"/>
+          <w:sz w:val="24"/>
+          <w:szCs w:val="24"/>
+          <w:highlight w:val="green"/>
+        </w:rPr>
+        <w:t>\</w:t>
+      </w:r>
+      <w:proofErr w:type="spellStart"/>
+      <w:r>
+        <w:rPr>
+          <w:rFonts w:ascii="Times New Roman" w:hAnsi="Times New Roman" w:cs="Times New Roman"/>
+          <w:sz w:val="24"/>
+          <w:szCs w:val="24"/>
+          <w:highlight w:val="green"/>
+        </w:rPr>
+        <w:t>Scripts</w:t>
+      </w:r>
+      <w:proofErr w:type="spellEnd"/>
+      <w:r>
+        <w:rPr>
+          <w:rFonts w:ascii="Times New Roman" w:hAnsi="Times New Roman" w:cs="Times New Roman"/>
+          <w:sz w:val="24"/>
+          <w:szCs w:val="24"/>
+          <w:highlight w:val="green"/>
+        </w:rPr>
+        <w:t>\Activate.ps1</w:t>
+      </w:r>
+    </w:p>
+    <w:p>
+      <w:pPr>
+        <w:ind w:left="-1276"/>
+        <w:rPr>
+          <w:rFonts w:ascii="Times New Roman" w:hAnsi="Times New Roman" w:cs="Times New Roman"/>
+          <w:sz w:val="24"/>
+          <w:szCs w:val="24"/>
+          <w:highlight w:val="green"/>
+        </w:rPr>
+      </w:pPr>
+      <w:proofErr w:type="spellStart"/>
+      <w:r>
+        <w:rPr>
+          <w:rFonts w:ascii="Times New Roman" w:hAnsi="Times New Roman" w:cs="Times New Roman"/>
+          <w:sz w:val="24"/>
+          <w:szCs w:val="24"/>
+          <w:highlight w:val="green"/>
+        </w:rPr>
+        <w:t>python</w:t>
+      </w:r>
+      <w:proofErr w:type="spellEnd"/>
+      <w:r>
+        <w:rPr>
+          <w:rFonts w:ascii="Times New Roman" w:hAnsi="Times New Roman" w:cs="Times New Roman"/>
+          <w:sz w:val="24"/>
+          <w:szCs w:val="24"/>
+          <w:highlight w:val="green"/>
+        </w:rPr>
+        <w:t xml:space="preserve"> 03_pubsub/emit_log.py "</w:t>
+      </w:r>
+      <w:proofErr w:type="spellStart"/>
+      <w:r>
+        <w:rPr>
+          <w:rFonts w:ascii="Times New Roman" w:hAnsi="Times New Roman" w:cs="Times New Roman"/>
+          <w:sz w:val="24"/>
+          <w:szCs w:val="24"/>
+          <w:highlight w:val="green"/>
+        </w:rPr>
+        <w:t>info</w:t>
+      </w:r>
+      <w:proofErr w:type="spellEnd"/>
+      <w:r>
+        <w:rPr>
+          <w:rFonts w:ascii="Times New Roman" w:hAnsi="Times New Roman" w:cs="Times New Roman"/>
+          <w:sz w:val="24"/>
+          <w:szCs w:val="24"/>
+          <w:highlight w:val="green"/>
+        </w:rPr>
+        <w:t>: Первое сообщение"</w:t>
+      </w:r>
+    </w:p>
+    <w:p>
+      <w:pPr>
+        <w:ind w:left="-1276"/>
+        <w:rPr>
+          <w:rFonts w:ascii="Times New Roman" w:hAnsi="Times New Roman" w:cs="Times New Roman"/>
+          <w:sz w:val="24"/>
+          <w:szCs w:val="24"/>
+          <w:highlight w:val="green"/>
+        </w:rPr>
+      </w:pPr>
+      <w:proofErr w:type="spellStart"/>
+      <w:r>
+        <w:rPr>
+          <w:rFonts w:ascii="Times New Roman" w:hAnsi="Times New Roman" w:cs="Times New Roman"/>
+          <w:sz w:val="24"/>
+          <w:szCs w:val="24"/>
+          <w:highlight w:val="green"/>
+        </w:rPr>
+        <w:t>python</w:t>
+      </w:r>
+      <w:proofErr w:type="spellEnd"/>
+      <w:r>
+        <w:rPr>
+          <w:rFonts w:ascii="Times New Roman" w:hAnsi="Times New Roman" w:cs="Times New Roman"/>
+          <w:sz w:val="24"/>
+          <w:szCs w:val="24"/>
+          <w:highlight w:val="green"/>
+        </w:rPr>
+        <w:t xml:space="preserve"> 03_pubsub/emit_log.py "</w:t>
+      </w:r>
+      <w:proofErr w:type="spellStart"/>
+      <w:r>
+        <w:rPr>
+          <w:rFonts w:ascii="Times New Roman" w:hAnsi="Times New Roman" w:cs="Times New Roman"/>
+          <w:sz w:val="24"/>
+          <w:szCs w:val="24"/>
+          <w:highlight w:val="green"/>
+        </w:rPr>
+        <w:t>warning</w:t>
+      </w:r>
+      <w:proofErr w:type="spellEnd"/>
+      <w:r>
+        <w:rPr>
+          <w:rFonts w:ascii="Times New Roman" w:hAnsi="Times New Roman" w:cs="Times New Roman"/>
+          <w:sz w:val="24"/>
+          <w:szCs w:val="24"/>
+          <w:highlight w:val="green"/>
+        </w:rPr>
+        <w:t>: Второе сообщение"</w:t>
+      </w:r>
+    </w:p>
+    <w:p>
+      <w:pPr>
+        <w:ind w:left="-1276"/>
+        <w:rPr>
+          <w:rFonts w:ascii="Times New Roman" w:hAnsi="Times New Roman" w:cs="Times New Roman"/>
+          <w:sz w:val="24"/>
+          <w:szCs w:val="24"/>
+        </w:rPr>
+      </w:pPr>
+      <w:proofErr w:type="spellStart"/>
+      <w:r>
+        <w:rPr>
+          <w:rFonts w:ascii="Times New Roman" w:hAnsi="Times New Roman" w:cs="Times New Roman"/>
+          <w:sz w:val="24"/>
+          <w:szCs w:val="24"/>
+          <w:highlight w:val="green"/>
+        </w:rPr>
+        <w:t>python</w:t>
+      </w:r>
+      <w:proofErr w:type="spellEnd"/>
+      <w:r>
+        <w:rPr>
+          <w:rFonts w:ascii="Times New Roman" w:hAnsi="Times New Roman" w:cs="Times New Roman"/>
+          <w:sz w:val="24"/>
+          <w:szCs w:val="24"/>
+          <w:highlight w:val="green"/>
+        </w:rPr>
+        <w:t xml:space="preserve"> 03_pubsub/emit_log.py "</w:t>
+      </w:r>
+      <w:proofErr w:type="spellStart"/>
+      <w:r>
+        <w:rPr>
+          <w:rFonts w:ascii="Times New Roman" w:hAnsi="Times New Roman" w:cs="Times New Roman"/>
+          <w:sz w:val="24"/>
+          <w:szCs w:val="24"/>
+          <w:highlight w:val="green"/>
+        </w:rPr>
+        <w:t>error</w:t>
+      </w:r>
+      <w:proofErr w:type="spellEnd"/>
+      <w:r>
+        <w:rPr>
+          <w:rFonts w:ascii="Times New Roman" w:hAnsi="Times New Roman" w:cs="Times New Roman"/>
+          <w:sz w:val="24"/>
+          <w:szCs w:val="24"/>
+          <w:highlight w:val="green"/>
+        </w:rPr>
+        <w:t>: Третье сообщение"</w:t>
+      </w:r>
+    </w:p>
+    <w:p>
+      <w:pPr>
+        <w:ind w:left="-1276"/>
+        <w:rPr>
+          <w:rFonts w:ascii="Times New Roman" w:hAnsi="Times New Roman" w:cs="Times New Roman"/>
+          <w:sz w:val="24"/>
+          <w:szCs w:val="24"/>
+        </w:rPr>
+      </w:pPr>
+      <w:r>
+        <w:rPr>
+          <w:rFonts w:ascii="Times New Roman" w:hAnsi="Times New Roman" w:cs="Times New Roman"/>
+          <w:sz w:val="24"/>
+          <w:szCs w:val="24"/>
+        </w:rPr>
+        <w:t xml:space="preserve">Остановить </w:t>
+      </w:r>
+      <w:proofErr w:type="spellStart"/>
+      <w:r>
+        <w:rPr>
+          <w:rFonts w:ascii="Times New Roman" w:hAnsi="Times New Roman" w:cs="Times New Roman"/>
+          <w:sz w:val="24"/>
+          <w:szCs w:val="24"/>
+        </w:rPr>
+        <w:t>RabbitMQ</w:t>
+      </w:r>
+      <w:proofErr w:type="spellEnd"/>
+    </w:p>
+    <w:p>
+      <w:pPr>
+        <w:ind w:left="-1276"/>
+        <w:rPr>
+          <w:rFonts w:ascii="Times New Roman" w:hAnsi="Times New Roman" w:cs="Times New Roman"/>
+          <w:sz w:val="24"/>
+          <w:szCs w:val="24"/>
+          <w:highlight w:val="green"/>
+        </w:rPr>
+      </w:pPr>
+      <w:proofErr w:type="spellStart"/>
+      <w:r>
+        <w:rPr>
+          <w:rFonts w:ascii="Times New Roman" w:hAnsi="Times New Roman" w:cs="Times New Roman"/>
+          <w:sz w:val="24"/>
+          <w:szCs w:val="24"/>
+          <w:highlight w:val="green"/>
+        </w:rPr>
+        <w:t>cd</w:t>
+      </w:r>
+      <w:proofErr w:type="spellEnd"/>
+      <w:r>
+        <w:rPr>
+          <w:rFonts w:ascii="Times New Roman" w:hAnsi="Times New Roman" w:cs="Times New Roman"/>
+          <w:sz w:val="24"/>
+          <w:szCs w:val="24"/>
+          <w:highlight w:val="green"/>
+        </w:rPr>
+        <w:t xml:space="preserve"> C:\Users\agadj\Desktop\NISPO\lab2\task2-2</w:t>
+      </w:r>
+    </w:p>
+    <w:p>
+      <w:pPr>
+        <w:ind w:left="-1276"/>
+        <w:rPr>
+          <w:rFonts w:ascii="Times New Roman" w:hAnsi="Times New Roman" w:cs="Times New Roman"/>
+          <w:sz w:val="24"/>
+          <w:szCs w:val="24"/>
+        </w:rPr>
+      </w:pPr>
+      <w:proofErr w:type="spellStart"/>
+      <w:r>
+        <w:rPr>
+          <w:rFonts w:ascii="Times New Roman" w:hAnsi="Times New Roman" w:cs="Times New Roman"/>
+          <w:sz w:val="24"/>
+          <w:szCs w:val="24"/>
+          <w:highlight w:val="green"/>
+        </w:rPr>
+        <w:t>docker</w:t>
+      </w:r>
+      <w:proofErr w:type="spellEnd"/>
+      <w:r>
+        <w:rPr>
+          <w:rFonts w:ascii="Times New Roman" w:hAnsi="Times New Roman" w:cs="Times New Roman"/>
+          <w:sz w:val="24"/>
+          <w:szCs w:val="24"/>
+          <w:highlight w:val="green"/>
+        </w:rPr>
+        <w:t xml:space="preserve"> </w:t>
+      </w:r>
+      <w:proofErr w:type="spellStart"/>
+      <w:r>
+        <w:rPr>
+          <w:rFonts w:ascii="Times New Roman" w:hAnsi="Times New Roman" w:cs="Times New Roman"/>
+          <w:sz w:val="24"/>
+          <w:szCs w:val="24"/>
+          <w:highlight w:val="green"/>
+        </w:rPr>
+        <w:t>compose</w:t>
+      </w:r>
+      <w:proofErr w:type="spellEnd"/>
+      <w:r>
+        <w:rPr>
+          <w:rFonts w:ascii="Times New Roman" w:hAnsi="Times New Roman" w:cs="Times New Roman"/>
+          <w:sz w:val="24"/>
+          <w:szCs w:val="24"/>
+          <w:highlight w:val="green"/>
+        </w:rPr>
+        <w:t xml:space="preserve"> </w:t>
+      </w:r>
+      <w:proofErr w:type="spellStart"/>
+      <w:r>
+        <w:rPr>
+          <w:rFonts w:ascii="Times New Roman" w:hAnsi="Times New Roman" w:cs="Times New Roman"/>
+          <w:sz w:val="24"/>
+          <w:szCs w:val="24"/>
+          <w:highlight w:val="green"/>
+        </w:rPr>
+        <w:t>down</w:t>
+      </w:r>
+      <w:proofErr w:type="spellEnd"/>
+      <w:r>
+        <w:rPr>
+          <w:rFonts w:ascii="Times New Roman" w:hAnsi="Times New Roman" w:cs="Times New Roman"/>
+          <w:sz w:val="24"/>
+          <w:szCs w:val="24"/>
+          <w:highlight w:val="green"/>
+        </w:rPr>
+        <w:t xml:space="preserve"> -v</w:t>
       </w:r>
     </w:p>
     <w:p>
@@ -5516,6 +7341,29 @@
     <w:name w:val="Normal"/>
     <w:qFormat/>
   </w:style>
+  <w:style w:type="paragraph" w:styleId="2">
+    <w:name w:val="heading 2"/>
+    <w:basedOn w:val="a"/>
+    <w:next w:val="a"/>
+    <w:link w:val="20"/>
+    <w:uiPriority w:val="9"/>
+    <w:semiHidden/>
+    <w:unhideWhenUsed/>
+    <w:qFormat/>
+    <w:rsid w:val="00BC2EA5"/>
+    <w:pPr>
+      <w:keepNext/>
+      <w:keepLines/>
+      <w:spacing w:before="40" w:after="0"/>
+      <w:outlineLvl w:val="1"/>
+    </w:pPr>
+    <w:rPr>
+      <w:rFonts w:asciiTheme="majorHAnsi" w:eastAsiaTheme="majorEastAsia" w:hAnsiTheme="majorHAnsi" w:cstheme="majorBidi"/>
+      <w:color w:val="2F5496" w:themeColor="accent1" w:themeShade="BF"/>
+      <w:sz w:val="26"/>
+      <w:szCs w:val="26"/>
+    </w:rPr>
+  </w:style>
   <w:style w:type="paragraph" w:styleId="3">
     <w:name w:val="heading 3"/>
     <w:basedOn w:val="a"/>
@@ -5670,6 +7518,20 @@
       <w:i/>
       <w:iCs/>
       <w:color w:val="2F5496" w:themeColor="accent1" w:themeShade="BF"/>
+    </w:rPr>
+  </w:style>
+  <w:style w:type="character" w:customStyle="1" w:styleId="20">
+    <w:name w:val="Заголовок 2 Знак"/>
+    <w:basedOn w:val="a0"/>
+    <w:link w:val="2"/>
+    <w:uiPriority w:val="9"/>
+    <w:semiHidden/>
+    <w:rsid w:val="00BC2EA5"/>
+    <w:rPr>
+      <w:rFonts w:asciiTheme="majorHAnsi" w:eastAsiaTheme="majorEastAsia" w:hAnsiTheme="majorHAnsi" w:cstheme="majorBidi"/>
+      <w:color w:val="2F5496" w:themeColor="accent1" w:themeShade="BF"/>
+      <w:sz w:val="26"/>
+      <w:szCs w:val="26"/>
     </w:rPr>
   </w:style>
 </w:styles>
